--- a/docs/Đồ án.docx
+++ b/docs/Đồ án.docx
@@ -70,11 +70,20 @@
     <w:p>
       <w:pPr>
         <w:pStyle w:val="CoverB"/>
-      </w:pPr>
-      <w:r>
+        <w:rPr>
+          <w:noProof w:val="0"/>
+        </w:rPr>
+      </w:pPr>
+      <w:r>
+        <w:rPr>
+          <w:noProof w:val="0"/>
+        </w:rPr>
         <w:t xml:space="preserve">TRƯỜNG ĐẠI HỌC </w:t>
       </w:r>
       <w:r>
+        <w:rPr>
+          <w:noProof w:val="0"/>
+        </w:rPr>
         <w:t>THỦY LỢI</w:t>
       </w:r>
     </w:p>
@@ -84,9 +93,6 @@
         <w:jc w:val="center"/>
       </w:pPr>
       <w:r>
-        <w:rPr>
-          <w:noProof/>
-        </w:rPr>
         <w:drawing>
           <wp:inline distT="0" distB="0" distL="0" distR="0" wp14:anchorId="6AB14F11" wp14:editId="2F331CB0">
             <wp:extent cx="2466975" cy="1676128"/>
@@ -261,12 +267,15 @@
     <w:p>
       <w:pPr>
         <w:pStyle w:val="CoverB"/>
-      </w:pPr>
-      <w:r>
-        <w:t xml:space="preserve">TRƯỜNG ĐẠI HỌC </w:t>
-      </w:r>
-      <w:r>
-        <w:t>THỦY LỢI</w:t>
+        <w:rPr>
+          <w:noProof w:val="0"/>
+        </w:rPr>
+      </w:pPr>
+      <w:r>
+        <w:rPr>
+          <w:noProof w:val="0"/>
+        </w:rPr>
+        <w:t>TRƯỜNG ĐẠI HỌC THỦY LỢI</w:t>
       </w:r>
     </w:p>
     <w:p/>
@@ -553,13 +562,7 @@
           <w:b/>
         </w:rPr>
         <w:lastRenderedPageBreak/>
-        <w:t xml:space="preserve">GÁY BÌA </w:t>
-      </w:r>
-      <w:r>
-        <w:rPr>
-          <w:b/>
-        </w:rPr>
-        <w:t>ĐỒ ÁN TỐT NGHIỆP, KHÓA LUẬN TỐT NGHIỆP</w:t>
+        <w:t>GÁY BÌA ĐỒ ÁN TỐT NGHIỆP, KHÓA LUẬN TỐT NGHIỆP</w:t>
       </w:r>
     </w:p>
     <w:p>
@@ -567,9 +570,6 @@
         <w:jc w:val="center"/>
       </w:pPr>
       <w:r>
-        <w:rPr>
-          <w:noProof/>
-        </w:rPr>
         <mc:AlternateContent>
           <mc:Choice Requires="wps">
             <w:drawing>
@@ -807,7 +807,6 @@
         <w:rPr>
           <w:b/>
           <w:caps/>
-          <w:noProof/>
           <w:sz w:val="28"/>
           <w:szCs w:val="28"/>
         </w:rPr>
@@ -819,7 +818,6 @@
         <w:rPr>
           <w:b/>
           <w:caps/>
-          <w:noProof/>
           <w:sz w:val="28"/>
           <w:szCs w:val="28"/>
         </w:rPr>
@@ -843,8 +841,14 @@
     <w:p>
       <w:pPr>
         <w:pStyle w:val="CoverB"/>
-      </w:pPr>
-      <w:r>
+        <w:rPr>
+          <w:noProof w:val="0"/>
+        </w:rPr>
+      </w:pPr>
+      <w:r>
+        <w:rPr>
+          <w:noProof w:val="0"/>
+        </w:rPr>
         <w:lastRenderedPageBreak/>
         <w:t>LỜI CAM ĐOAN</w:t>
       </w:r>
@@ -1530,8 +1534,14 @@
     <w:p>
       <w:pPr>
         <w:pStyle w:val="CoverB"/>
-      </w:pPr>
-      <w:r>
+        <w:rPr>
+          <w:noProof w:val="0"/>
+        </w:rPr>
+      </w:pPr>
+      <w:r>
+        <w:rPr>
+          <w:noProof w:val="0"/>
+        </w:rPr>
         <w:lastRenderedPageBreak/>
         <w:t>LỜI CÁM ƠN</w:t>
       </w:r>
@@ -1544,8 +1554,14 @@
     <w:p>
       <w:pPr>
         <w:pStyle w:val="CoverB"/>
-      </w:pPr>
-      <w:r>
+        <w:rPr>
+          <w:noProof w:val="0"/>
+        </w:rPr>
+      </w:pPr>
+      <w:r>
+        <w:rPr>
+          <w:noProof w:val="0"/>
+        </w:rPr>
         <w:lastRenderedPageBreak/>
         <w:t>MỤC LỤC</w:t>
       </w:r>
@@ -1568,7 +1584,6 @@
             </w:tabs>
             <w:rPr>
               <w:rFonts w:asciiTheme="minorHAnsi" w:eastAsiaTheme="minorEastAsia" w:hAnsiTheme="minorHAnsi" w:cstheme="minorBidi"/>
-              <w:noProof/>
               <w:sz w:val="22"/>
               <w:szCs w:val="22"/>
               <w:lang w:eastAsia="vi-VN"/>
@@ -1587,54 +1602,46 @@
             <w:r>
               <w:rPr>
                 <w:rStyle w:val="Hyperlink"/>
-                <w:noProof/>
               </w:rPr>
               <w:t>DANH MỤC CÁC HÌNH ẢNH</w:t>
             </w:r>
             <w:r>
               <w:rPr>
-                <w:noProof/>
                 <w:webHidden/>
               </w:rPr>
               <w:tab/>
             </w:r>
             <w:r>
               <w:rPr>
-                <w:noProof/>
                 <w:webHidden/>
               </w:rPr>
               <w:fldChar w:fldCharType="begin"/>
             </w:r>
             <w:r>
               <w:rPr>
-                <w:noProof/>
                 <w:webHidden/>
               </w:rPr>
               <w:instrText xml:space="preserve"> PAGEREF _Toc154844009 \h </w:instrText>
             </w:r>
             <w:r>
               <w:rPr>
-                <w:noProof/>
                 <w:webHidden/>
               </w:rPr>
             </w:r>
             <w:r>
               <w:rPr>
-                <w:noProof/>
                 <w:webHidden/>
               </w:rPr>
               <w:fldChar w:fldCharType="separate"/>
             </w:r>
             <w:r>
               <w:rPr>
-                <w:noProof/>
                 <w:webHidden/>
               </w:rPr>
               <w:t>iv</w:t>
             </w:r>
             <w:r>
               <w:rPr>
-                <w:noProof/>
                 <w:webHidden/>
               </w:rPr>
               <w:fldChar w:fldCharType="end"/>
@@ -1649,7 +1656,6 @@
             </w:tabs>
             <w:rPr>
               <w:rFonts w:asciiTheme="minorHAnsi" w:eastAsiaTheme="minorEastAsia" w:hAnsiTheme="minorHAnsi" w:cstheme="minorBidi"/>
-              <w:noProof/>
               <w:sz w:val="22"/>
               <w:szCs w:val="22"/>
               <w:lang w:eastAsia="vi-VN"/>
@@ -1659,54 +1665,46 @@
             <w:r>
               <w:rPr>
                 <w:rStyle w:val="Hyperlink"/>
-                <w:noProof/>
               </w:rPr>
               <w:t>DANH MỤC BẢNG BIỂU</w:t>
             </w:r>
             <w:r>
               <w:rPr>
-                <w:noProof/>
                 <w:webHidden/>
               </w:rPr>
               <w:tab/>
             </w:r>
             <w:r>
               <w:rPr>
-                <w:noProof/>
                 <w:webHidden/>
               </w:rPr>
               <w:fldChar w:fldCharType="begin"/>
             </w:r>
             <w:r>
               <w:rPr>
-                <w:noProof/>
                 <w:webHidden/>
               </w:rPr>
               <w:instrText xml:space="preserve"> PAGEREF _Toc154844010 \h </w:instrText>
             </w:r>
             <w:r>
               <w:rPr>
-                <w:noProof/>
                 <w:webHidden/>
               </w:rPr>
             </w:r>
             <w:r>
               <w:rPr>
-                <w:noProof/>
                 <w:webHidden/>
               </w:rPr>
               <w:fldChar w:fldCharType="separate"/>
             </w:r>
             <w:r>
               <w:rPr>
-                <w:noProof/>
                 <w:webHidden/>
               </w:rPr>
               <w:t>v</w:t>
             </w:r>
             <w:r>
               <w:rPr>
-                <w:noProof/>
                 <w:webHidden/>
               </w:rPr>
               <w:fldChar w:fldCharType="end"/>
@@ -1721,7 +1719,6 @@
             </w:tabs>
             <w:rPr>
               <w:rFonts w:asciiTheme="minorHAnsi" w:eastAsiaTheme="minorEastAsia" w:hAnsiTheme="minorHAnsi" w:cstheme="minorBidi"/>
-              <w:noProof/>
               <w:sz w:val="22"/>
               <w:szCs w:val="22"/>
               <w:lang w:eastAsia="vi-VN"/>
@@ -1731,54 +1728,46 @@
             <w:r>
               <w:rPr>
                 <w:rStyle w:val="Hyperlink"/>
-                <w:noProof/>
               </w:rPr>
               <w:t>DANH MỤC CÁC TỪ VIẾT TẮT VÀ GIẢI THÍCH CÁC THUẬT NGỮ</w:t>
             </w:r>
             <w:r>
               <w:rPr>
-                <w:noProof/>
                 <w:webHidden/>
               </w:rPr>
               <w:tab/>
             </w:r>
             <w:r>
               <w:rPr>
-                <w:noProof/>
                 <w:webHidden/>
               </w:rPr>
               <w:fldChar w:fldCharType="begin"/>
             </w:r>
             <w:r>
               <w:rPr>
-                <w:noProof/>
                 <w:webHidden/>
               </w:rPr>
               <w:instrText xml:space="preserve"> PAGEREF _Toc154844011 \h </w:instrText>
             </w:r>
             <w:r>
               <w:rPr>
-                <w:noProof/>
                 <w:webHidden/>
               </w:rPr>
             </w:r>
             <w:r>
               <w:rPr>
-                <w:noProof/>
                 <w:webHidden/>
               </w:rPr>
               <w:fldChar w:fldCharType="separate"/>
             </w:r>
             <w:r>
               <w:rPr>
-                <w:noProof/>
                 <w:webHidden/>
               </w:rPr>
               <w:t>vi</w:t>
             </w:r>
             <w:r>
               <w:rPr>
-                <w:noProof/>
                 <w:webHidden/>
               </w:rPr>
               <w:fldChar w:fldCharType="end"/>
@@ -1793,7 +1782,6 @@
             </w:tabs>
             <w:rPr>
               <w:rFonts w:asciiTheme="minorHAnsi" w:eastAsiaTheme="minorEastAsia" w:hAnsiTheme="minorHAnsi" w:cstheme="minorBidi"/>
-              <w:noProof/>
               <w:sz w:val="22"/>
               <w:szCs w:val="22"/>
               <w:lang w:eastAsia="vi-VN"/>
@@ -1803,62 +1791,46 @@
             <w:r>
               <w:rPr>
                 <w:rStyle w:val="Hyperlink"/>
-                <w:noProof/>
               </w:rPr>
-              <w:t>CHƯƠNG 1</w:t>
+              <w:t>CHƯƠNG 1 TỔNG QUAN ĐỀ TÀI</w:t>
             </w:r>
             <w:r>
               <w:rPr>
-                <w:rStyle w:val="Hyperlink"/>
-                <w:noProof/>
-                <w:lang w:val="en-US"/>
-              </w:rPr>
-              <w:t xml:space="preserve"> TỔNG QUAN ĐỀ TÀI</w:t>
-            </w:r>
-            <w:r>
-              <w:rPr>
-                <w:noProof/>
                 <w:webHidden/>
               </w:rPr>
               <w:tab/>
             </w:r>
             <w:r>
               <w:rPr>
-                <w:noProof/>
                 <w:webHidden/>
               </w:rPr>
               <w:fldChar w:fldCharType="begin"/>
             </w:r>
             <w:r>
               <w:rPr>
-                <w:noProof/>
                 <w:webHidden/>
               </w:rPr>
               <w:instrText xml:space="preserve"> PAGEREF _Toc154844012 \h </w:instrText>
             </w:r>
             <w:r>
               <w:rPr>
-                <w:noProof/>
                 <w:webHidden/>
               </w:rPr>
             </w:r>
             <w:r>
               <w:rPr>
-                <w:noProof/>
                 <w:webHidden/>
               </w:rPr>
               <w:fldChar w:fldCharType="separate"/>
             </w:r>
             <w:r>
               <w:rPr>
-                <w:noProof/>
                 <w:webHidden/>
               </w:rPr>
               <w:t>1</w:t>
             </w:r>
             <w:r>
               <w:rPr>
-                <w:noProof/>
                 <w:webHidden/>
               </w:rPr>
               <w:fldChar w:fldCharType="end"/>
@@ -1873,7 +1845,6 @@
             </w:tabs>
             <w:rPr>
               <w:rFonts w:asciiTheme="minorHAnsi" w:eastAsiaTheme="minorEastAsia" w:hAnsiTheme="minorHAnsi" w:cstheme="minorBidi"/>
-              <w:noProof/>
               <w:sz w:val="22"/>
               <w:szCs w:val="22"/>
               <w:lang w:eastAsia="vi-VN"/>
@@ -1883,55 +1854,46 @@
             <w:r>
               <w:rPr>
                 <w:rStyle w:val="Hyperlink"/>
-                <w:noProof/>
-                <w:lang w:val="en-US"/>
               </w:rPr>
               <w:t>1.1 Thực trạng</w:t>
             </w:r>
             <w:r>
               <w:rPr>
-                <w:noProof/>
                 <w:webHidden/>
               </w:rPr>
               <w:tab/>
             </w:r>
             <w:r>
               <w:rPr>
-                <w:noProof/>
                 <w:webHidden/>
               </w:rPr>
               <w:fldChar w:fldCharType="begin"/>
             </w:r>
             <w:r>
               <w:rPr>
-                <w:noProof/>
                 <w:webHidden/>
               </w:rPr>
               <w:instrText xml:space="preserve"> PAGEREF _Toc154844013 \h </w:instrText>
             </w:r>
             <w:r>
               <w:rPr>
-                <w:noProof/>
                 <w:webHidden/>
               </w:rPr>
             </w:r>
             <w:r>
               <w:rPr>
-                <w:noProof/>
                 <w:webHidden/>
               </w:rPr>
               <w:fldChar w:fldCharType="separate"/>
             </w:r>
             <w:r>
               <w:rPr>
-                <w:noProof/>
                 <w:webHidden/>
               </w:rPr>
               <w:t>1</w:t>
             </w:r>
             <w:r>
               <w:rPr>
-                <w:noProof/>
                 <w:webHidden/>
               </w:rPr>
               <w:fldChar w:fldCharType="end"/>
@@ -1946,7 +1908,6 @@
             </w:tabs>
             <w:rPr>
               <w:rFonts w:asciiTheme="minorHAnsi" w:eastAsiaTheme="minorEastAsia" w:hAnsiTheme="minorHAnsi" w:cstheme="minorBidi"/>
-              <w:noProof/>
               <w:sz w:val="22"/>
               <w:szCs w:val="22"/>
               <w:lang w:eastAsia="vi-VN"/>
@@ -1956,62 +1917,46 @@
             <w:r>
               <w:rPr>
                 <w:rStyle w:val="Hyperlink"/>
-                <w:noProof/>
               </w:rPr>
-              <w:t>1.2</w:t>
+              <w:t>1.2 Lý do chọn đề tài</w:t>
             </w:r>
             <w:r>
               <w:rPr>
-                <w:rStyle w:val="Hyperlink"/>
-                <w:noProof/>
-                <w:lang w:val="en-US"/>
-              </w:rPr>
-              <w:t xml:space="preserve"> Lý do chọn đề tài</w:t>
-            </w:r>
-            <w:r>
-              <w:rPr>
-                <w:noProof/>
                 <w:webHidden/>
               </w:rPr>
               <w:tab/>
             </w:r>
             <w:r>
               <w:rPr>
-                <w:noProof/>
                 <w:webHidden/>
               </w:rPr>
               <w:fldChar w:fldCharType="begin"/>
             </w:r>
             <w:r>
               <w:rPr>
-                <w:noProof/>
                 <w:webHidden/>
               </w:rPr>
               <w:instrText xml:space="preserve"> PAGEREF _Toc154844014 \h </w:instrText>
             </w:r>
             <w:r>
               <w:rPr>
-                <w:noProof/>
                 <w:webHidden/>
               </w:rPr>
             </w:r>
             <w:r>
               <w:rPr>
-                <w:noProof/>
                 <w:webHidden/>
               </w:rPr>
               <w:fldChar w:fldCharType="separate"/>
             </w:r>
             <w:r>
               <w:rPr>
-                <w:noProof/>
                 <w:webHidden/>
               </w:rPr>
               <w:t>1</w:t>
             </w:r>
             <w:r>
               <w:rPr>
-                <w:noProof/>
                 <w:webHidden/>
               </w:rPr>
               <w:fldChar w:fldCharType="end"/>
@@ -2026,7 +1971,6 @@
             </w:tabs>
             <w:rPr>
               <w:rFonts w:asciiTheme="minorHAnsi" w:eastAsiaTheme="minorEastAsia" w:hAnsiTheme="minorHAnsi" w:cstheme="minorBidi"/>
-              <w:noProof/>
               <w:sz w:val="22"/>
               <w:szCs w:val="22"/>
               <w:lang w:eastAsia="vi-VN"/>
@@ -2036,62 +1980,46 @@
             <w:r>
               <w:rPr>
                 <w:rStyle w:val="Hyperlink"/>
-                <w:noProof/>
               </w:rPr>
-              <w:t>1.3</w:t>
+              <w:t>1.3 Mục tiêu</w:t>
             </w:r>
             <w:r>
               <w:rPr>
-                <w:rStyle w:val="Hyperlink"/>
-                <w:noProof/>
-                <w:lang w:val="en-US"/>
-              </w:rPr>
-              <w:t xml:space="preserve"> Mục tiêu</w:t>
-            </w:r>
-            <w:r>
-              <w:rPr>
-                <w:noProof/>
                 <w:webHidden/>
               </w:rPr>
               <w:tab/>
             </w:r>
             <w:r>
               <w:rPr>
-                <w:noProof/>
                 <w:webHidden/>
               </w:rPr>
               <w:fldChar w:fldCharType="begin"/>
             </w:r>
             <w:r>
               <w:rPr>
-                <w:noProof/>
                 <w:webHidden/>
               </w:rPr>
               <w:instrText xml:space="preserve"> PAGEREF _Toc154844015 \h </w:instrText>
             </w:r>
             <w:r>
               <w:rPr>
-                <w:noProof/>
                 <w:webHidden/>
               </w:rPr>
             </w:r>
             <w:r>
               <w:rPr>
-                <w:noProof/>
                 <w:webHidden/>
               </w:rPr>
               <w:fldChar w:fldCharType="separate"/>
             </w:r>
             <w:r>
               <w:rPr>
-                <w:noProof/>
                 <w:webHidden/>
               </w:rPr>
               <w:t>1</w:t>
             </w:r>
             <w:r>
               <w:rPr>
-                <w:noProof/>
                 <w:webHidden/>
               </w:rPr>
               <w:fldChar w:fldCharType="end"/>
@@ -2106,7 +2034,6 @@
             </w:tabs>
             <w:rPr>
               <w:rFonts w:asciiTheme="minorHAnsi" w:eastAsiaTheme="minorEastAsia" w:hAnsiTheme="minorHAnsi" w:cstheme="minorBidi"/>
-              <w:noProof/>
               <w:sz w:val="22"/>
               <w:szCs w:val="22"/>
               <w:lang w:eastAsia="vi-VN"/>
@@ -2116,62 +2043,46 @@
             <w:r>
               <w:rPr>
                 <w:rStyle w:val="Hyperlink"/>
-                <w:noProof/>
               </w:rPr>
-              <w:t>CHƯƠNG 2</w:t>
+              <w:t>CHƯƠNG 2 PHÂN TÍCH THIẾT KẾ</w:t>
             </w:r>
             <w:r>
               <w:rPr>
-                <w:rStyle w:val="Hyperlink"/>
-                <w:noProof/>
-                <w:lang w:val="en-US"/>
-              </w:rPr>
-              <w:t xml:space="preserve"> PHÂN TÍCH THIẾT KẾ</w:t>
-            </w:r>
-            <w:r>
-              <w:rPr>
-                <w:noProof/>
                 <w:webHidden/>
               </w:rPr>
               <w:tab/>
             </w:r>
             <w:r>
               <w:rPr>
-                <w:noProof/>
                 <w:webHidden/>
               </w:rPr>
               <w:fldChar w:fldCharType="begin"/>
             </w:r>
             <w:r>
               <w:rPr>
-                <w:noProof/>
                 <w:webHidden/>
               </w:rPr>
               <w:instrText xml:space="preserve"> PAGEREF _Toc154844016 \h </w:instrText>
             </w:r>
             <w:r>
               <w:rPr>
-                <w:noProof/>
                 <w:webHidden/>
               </w:rPr>
             </w:r>
             <w:r>
               <w:rPr>
-                <w:noProof/>
                 <w:webHidden/>
               </w:rPr>
               <w:fldChar w:fldCharType="separate"/>
             </w:r>
             <w:r>
               <w:rPr>
-                <w:noProof/>
                 <w:webHidden/>
               </w:rPr>
               <w:t>2</w:t>
             </w:r>
             <w:r>
               <w:rPr>
-                <w:noProof/>
                 <w:webHidden/>
               </w:rPr>
               <w:fldChar w:fldCharType="end"/>
@@ -2186,7 +2097,6 @@
             </w:tabs>
             <w:rPr>
               <w:rFonts w:asciiTheme="minorHAnsi" w:eastAsiaTheme="minorEastAsia" w:hAnsiTheme="minorHAnsi" w:cstheme="minorBidi"/>
-              <w:noProof/>
               <w:sz w:val="22"/>
               <w:szCs w:val="22"/>
               <w:lang w:eastAsia="vi-VN"/>
@@ -2196,62 +2106,46 @@
             <w:r>
               <w:rPr>
                 <w:rStyle w:val="Hyperlink"/>
-                <w:noProof/>
               </w:rPr>
-              <w:t>2.1</w:t>
+              <w:t>2.1 Thu thập yêu cầu</w:t>
             </w:r>
             <w:r>
               <w:rPr>
-                <w:rStyle w:val="Hyperlink"/>
-                <w:noProof/>
-                <w:lang w:val="en-US"/>
-              </w:rPr>
-              <w:t xml:space="preserve"> Thu thập yêu cầu</w:t>
-            </w:r>
-            <w:r>
-              <w:rPr>
-                <w:noProof/>
                 <w:webHidden/>
               </w:rPr>
               <w:tab/>
             </w:r>
             <w:r>
               <w:rPr>
-                <w:noProof/>
                 <w:webHidden/>
               </w:rPr>
               <w:fldChar w:fldCharType="begin"/>
             </w:r>
             <w:r>
               <w:rPr>
-                <w:noProof/>
                 <w:webHidden/>
               </w:rPr>
               <w:instrText xml:space="preserve"> PAGEREF _Toc154844017 \h </w:instrText>
             </w:r>
             <w:r>
               <w:rPr>
-                <w:noProof/>
                 <w:webHidden/>
               </w:rPr>
             </w:r>
             <w:r>
               <w:rPr>
-                <w:noProof/>
                 <w:webHidden/>
               </w:rPr>
               <w:fldChar w:fldCharType="separate"/>
             </w:r>
             <w:r>
               <w:rPr>
-                <w:noProof/>
                 <w:webHidden/>
               </w:rPr>
               <w:t>2</w:t>
             </w:r>
             <w:r>
               <w:rPr>
-                <w:noProof/>
                 <w:webHidden/>
               </w:rPr>
               <w:fldChar w:fldCharType="end"/>
@@ -2266,7 +2160,6 @@
             </w:tabs>
             <w:rPr>
               <w:rFonts w:asciiTheme="minorHAnsi" w:eastAsiaTheme="minorEastAsia" w:hAnsiTheme="minorHAnsi" w:cstheme="minorBidi"/>
-              <w:noProof/>
               <w:sz w:val="22"/>
               <w:szCs w:val="22"/>
               <w:lang w:eastAsia="vi-VN"/>
@@ -2276,62 +2169,46 @@
             <w:r>
               <w:rPr>
                 <w:rStyle w:val="Hyperlink"/>
-                <w:noProof/>
               </w:rPr>
-              <w:t>2.2</w:t>
+              <w:t>2.2 Use Case tổng quát</w:t>
             </w:r>
             <w:r>
               <w:rPr>
-                <w:rStyle w:val="Hyperlink"/>
-                <w:noProof/>
-                <w:lang w:val="en-US"/>
-              </w:rPr>
-              <w:t xml:space="preserve"> Use Case tổng quát</w:t>
-            </w:r>
-            <w:r>
-              <w:rPr>
-                <w:noProof/>
                 <w:webHidden/>
               </w:rPr>
               <w:tab/>
             </w:r>
             <w:r>
               <w:rPr>
-                <w:noProof/>
                 <w:webHidden/>
               </w:rPr>
               <w:fldChar w:fldCharType="begin"/>
             </w:r>
             <w:r>
               <w:rPr>
-                <w:noProof/>
                 <w:webHidden/>
               </w:rPr>
               <w:instrText xml:space="preserve"> PAGEREF _Toc154844018 \h </w:instrText>
             </w:r>
             <w:r>
               <w:rPr>
-                <w:noProof/>
                 <w:webHidden/>
               </w:rPr>
             </w:r>
             <w:r>
               <w:rPr>
-                <w:noProof/>
                 <w:webHidden/>
               </w:rPr>
               <w:fldChar w:fldCharType="separate"/>
             </w:r>
             <w:r>
               <w:rPr>
-                <w:noProof/>
                 <w:webHidden/>
               </w:rPr>
               <w:t>2</w:t>
             </w:r>
             <w:r>
               <w:rPr>
-                <w:noProof/>
                 <w:webHidden/>
               </w:rPr>
               <w:fldChar w:fldCharType="end"/>
@@ -2346,7 +2223,6 @@
             </w:tabs>
             <w:rPr>
               <w:rFonts w:asciiTheme="minorHAnsi" w:eastAsiaTheme="minorEastAsia" w:hAnsiTheme="minorHAnsi" w:cstheme="minorBidi"/>
-              <w:noProof/>
               <w:sz w:val="22"/>
               <w:szCs w:val="22"/>
               <w:lang w:eastAsia="vi-VN"/>
@@ -2356,62 +2232,46 @@
             <w:r>
               <w:rPr>
                 <w:rStyle w:val="Hyperlink"/>
-                <w:noProof/>
               </w:rPr>
-              <w:t>2.3</w:t>
+              <w:t>2.3 Đặc tả use case</w:t>
             </w:r>
             <w:r>
               <w:rPr>
-                <w:rStyle w:val="Hyperlink"/>
-                <w:noProof/>
-                <w:lang w:val="en-US"/>
-              </w:rPr>
-              <w:t xml:space="preserve"> Đặc tả use case</w:t>
-            </w:r>
-            <w:r>
-              <w:rPr>
-                <w:noProof/>
                 <w:webHidden/>
               </w:rPr>
               <w:tab/>
             </w:r>
             <w:r>
               <w:rPr>
-                <w:noProof/>
                 <w:webHidden/>
               </w:rPr>
               <w:fldChar w:fldCharType="begin"/>
             </w:r>
             <w:r>
               <w:rPr>
-                <w:noProof/>
                 <w:webHidden/>
               </w:rPr>
               <w:instrText xml:space="preserve"> PAGEREF _Toc154844019 \h </w:instrText>
             </w:r>
             <w:r>
               <w:rPr>
-                <w:noProof/>
                 <w:webHidden/>
               </w:rPr>
             </w:r>
             <w:r>
               <w:rPr>
-                <w:noProof/>
                 <w:webHidden/>
               </w:rPr>
               <w:fldChar w:fldCharType="separate"/>
             </w:r>
             <w:r>
               <w:rPr>
-                <w:noProof/>
                 <w:webHidden/>
               </w:rPr>
               <w:t>2</w:t>
             </w:r>
             <w:r>
               <w:rPr>
-                <w:noProof/>
                 <w:webHidden/>
               </w:rPr>
               <w:fldChar w:fldCharType="end"/>
@@ -2426,7 +2286,6 @@
             </w:tabs>
             <w:rPr>
               <w:rFonts w:asciiTheme="minorHAnsi" w:eastAsiaTheme="minorEastAsia" w:hAnsiTheme="minorHAnsi" w:cstheme="minorBidi"/>
-              <w:noProof/>
               <w:sz w:val="22"/>
               <w:szCs w:val="22"/>
               <w:lang w:eastAsia="vi-VN"/>
@@ -2436,62 +2295,46 @@
             <w:r>
               <w:rPr>
                 <w:rStyle w:val="Hyperlink"/>
-                <w:noProof/>
               </w:rPr>
-              <w:t>2.4</w:t>
+              <w:t>2.4 Sequences diagram</w:t>
             </w:r>
             <w:r>
               <w:rPr>
-                <w:rStyle w:val="Hyperlink"/>
-                <w:noProof/>
-                <w:lang w:val="en-US"/>
-              </w:rPr>
-              <w:t xml:space="preserve"> Sequences diagram</w:t>
-            </w:r>
-            <w:r>
-              <w:rPr>
-                <w:noProof/>
                 <w:webHidden/>
               </w:rPr>
               <w:tab/>
             </w:r>
             <w:r>
               <w:rPr>
-                <w:noProof/>
                 <w:webHidden/>
               </w:rPr>
               <w:fldChar w:fldCharType="begin"/>
             </w:r>
             <w:r>
               <w:rPr>
-                <w:noProof/>
                 <w:webHidden/>
               </w:rPr>
               <w:instrText xml:space="preserve"> PAGEREF _Toc154844020 \h </w:instrText>
             </w:r>
             <w:r>
               <w:rPr>
-                <w:noProof/>
                 <w:webHidden/>
               </w:rPr>
             </w:r>
             <w:r>
               <w:rPr>
-                <w:noProof/>
                 <w:webHidden/>
               </w:rPr>
               <w:fldChar w:fldCharType="separate"/>
             </w:r>
             <w:r>
               <w:rPr>
-                <w:noProof/>
                 <w:webHidden/>
               </w:rPr>
               <w:t>2</w:t>
             </w:r>
             <w:r>
               <w:rPr>
-                <w:noProof/>
                 <w:webHidden/>
               </w:rPr>
               <w:fldChar w:fldCharType="end"/>
@@ -2506,7 +2349,6 @@
             </w:tabs>
             <w:rPr>
               <w:rFonts w:asciiTheme="minorHAnsi" w:eastAsiaTheme="minorEastAsia" w:hAnsiTheme="minorHAnsi" w:cstheme="minorBidi"/>
-              <w:noProof/>
               <w:sz w:val="22"/>
               <w:szCs w:val="22"/>
               <w:lang w:eastAsia="vi-VN"/>
@@ -2516,62 +2358,46 @@
             <w:r>
               <w:rPr>
                 <w:rStyle w:val="Hyperlink"/>
-                <w:noProof/>
               </w:rPr>
-              <w:t>2.5</w:t>
+              <w:t>2.5 Activity diagram</w:t>
             </w:r>
             <w:r>
               <w:rPr>
-                <w:rStyle w:val="Hyperlink"/>
-                <w:noProof/>
-                <w:lang w:val="en-US"/>
-              </w:rPr>
-              <w:t xml:space="preserve"> Activity diagram</w:t>
-            </w:r>
-            <w:r>
-              <w:rPr>
-                <w:noProof/>
                 <w:webHidden/>
               </w:rPr>
               <w:tab/>
             </w:r>
             <w:r>
               <w:rPr>
-                <w:noProof/>
                 <w:webHidden/>
               </w:rPr>
               <w:fldChar w:fldCharType="begin"/>
             </w:r>
             <w:r>
               <w:rPr>
-                <w:noProof/>
                 <w:webHidden/>
               </w:rPr>
               <w:instrText xml:space="preserve"> PAGEREF _Toc154844021 \h </w:instrText>
             </w:r>
             <w:r>
               <w:rPr>
-                <w:noProof/>
                 <w:webHidden/>
               </w:rPr>
             </w:r>
             <w:r>
               <w:rPr>
-                <w:noProof/>
                 <w:webHidden/>
               </w:rPr>
               <w:fldChar w:fldCharType="separate"/>
             </w:r>
             <w:r>
               <w:rPr>
-                <w:noProof/>
                 <w:webHidden/>
               </w:rPr>
               <w:t>2</w:t>
             </w:r>
             <w:r>
               <w:rPr>
-                <w:noProof/>
                 <w:webHidden/>
               </w:rPr>
               <w:fldChar w:fldCharType="end"/>
@@ -2586,7 +2412,6 @@
             </w:tabs>
             <w:rPr>
               <w:rFonts w:asciiTheme="minorHAnsi" w:eastAsiaTheme="minorEastAsia" w:hAnsiTheme="minorHAnsi" w:cstheme="minorBidi"/>
-              <w:noProof/>
               <w:sz w:val="22"/>
               <w:szCs w:val="22"/>
               <w:lang w:eastAsia="vi-VN"/>
@@ -2596,55 +2421,46 @@
             <w:r>
               <w:rPr>
                 <w:rStyle w:val="Hyperlink"/>
-                <w:noProof/>
-                <w:lang w:val="en-US"/>
               </w:rPr>
               <w:t>2.6 Class diagram</w:t>
             </w:r>
             <w:r>
               <w:rPr>
-                <w:noProof/>
                 <w:webHidden/>
               </w:rPr>
               <w:tab/>
             </w:r>
             <w:r>
               <w:rPr>
-                <w:noProof/>
                 <w:webHidden/>
               </w:rPr>
               <w:fldChar w:fldCharType="begin"/>
             </w:r>
             <w:r>
               <w:rPr>
-                <w:noProof/>
                 <w:webHidden/>
               </w:rPr>
               <w:instrText xml:space="preserve"> PAGEREF _Toc154844022 \h </w:instrText>
             </w:r>
             <w:r>
               <w:rPr>
-                <w:noProof/>
                 <w:webHidden/>
               </w:rPr>
             </w:r>
             <w:r>
               <w:rPr>
-                <w:noProof/>
                 <w:webHidden/>
               </w:rPr>
               <w:fldChar w:fldCharType="separate"/>
             </w:r>
             <w:r>
               <w:rPr>
-                <w:noProof/>
                 <w:webHidden/>
               </w:rPr>
               <w:t>2</w:t>
             </w:r>
             <w:r>
               <w:rPr>
-                <w:noProof/>
                 <w:webHidden/>
               </w:rPr>
               <w:fldChar w:fldCharType="end"/>
@@ -2659,7 +2475,6 @@
             </w:tabs>
             <w:rPr>
               <w:rFonts w:asciiTheme="minorHAnsi" w:eastAsiaTheme="minorEastAsia" w:hAnsiTheme="minorHAnsi" w:cstheme="minorBidi"/>
-              <w:noProof/>
               <w:sz w:val="22"/>
               <w:szCs w:val="22"/>
               <w:lang w:eastAsia="vi-VN"/>
@@ -2669,62 +2484,46 @@
             <w:r>
               <w:rPr>
                 <w:rStyle w:val="Hyperlink"/>
-                <w:noProof/>
               </w:rPr>
-              <w:t>CHƯƠNG 3</w:t>
+              <w:t>CHƯƠNG 3 LẬP TRÌNH</w:t>
             </w:r>
             <w:r>
               <w:rPr>
-                <w:rStyle w:val="Hyperlink"/>
-                <w:noProof/>
-                <w:lang w:val="en-US"/>
-              </w:rPr>
-              <w:t xml:space="preserve"> LẬP TRÌNH</w:t>
-            </w:r>
-            <w:r>
-              <w:rPr>
-                <w:noProof/>
                 <w:webHidden/>
               </w:rPr>
               <w:tab/>
             </w:r>
             <w:r>
               <w:rPr>
-                <w:noProof/>
                 <w:webHidden/>
               </w:rPr>
               <w:fldChar w:fldCharType="begin"/>
             </w:r>
             <w:r>
               <w:rPr>
-                <w:noProof/>
                 <w:webHidden/>
               </w:rPr>
               <w:instrText xml:space="preserve"> PAGEREF _Toc154844023 \h </w:instrText>
             </w:r>
             <w:r>
               <w:rPr>
-                <w:noProof/>
                 <w:webHidden/>
               </w:rPr>
             </w:r>
             <w:r>
               <w:rPr>
-                <w:noProof/>
                 <w:webHidden/>
               </w:rPr>
               <w:fldChar w:fldCharType="separate"/>
             </w:r>
             <w:r>
               <w:rPr>
-                <w:noProof/>
                 <w:webHidden/>
               </w:rPr>
               <w:t>3</w:t>
             </w:r>
             <w:r>
               <w:rPr>
-                <w:noProof/>
                 <w:webHidden/>
               </w:rPr>
               <w:fldChar w:fldCharType="end"/>
@@ -2739,7 +2538,6 @@
             </w:tabs>
             <w:rPr>
               <w:rFonts w:asciiTheme="minorHAnsi" w:eastAsiaTheme="minorEastAsia" w:hAnsiTheme="minorHAnsi" w:cstheme="minorBidi"/>
-              <w:noProof/>
               <w:sz w:val="22"/>
               <w:szCs w:val="22"/>
               <w:lang w:eastAsia="vi-VN"/>
@@ -2749,54 +2547,46 @@
             <w:r>
               <w:rPr>
                 <w:rStyle w:val="Hyperlink"/>
-                <w:noProof/>
               </w:rPr>
               <w:t>TÀI LIỆU THAM KHẢO</w:t>
             </w:r>
             <w:r>
               <w:rPr>
-                <w:noProof/>
                 <w:webHidden/>
               </w:rPr>
               <w:tab/>
             </w:r>
             <w:r>
               <w:rPr>
-                <w:noProof/>
                 <w:webHidden/>
               </w:rPr>
               <w:fldChar w:fldCharType="begin"/>
             </w:r>
             <w:r>
               <w:rPr>
-                <w:noProof/>
                 <w:webHidden/>
               </w:rPr>
               <w:instrText xml:space="preserve"> PAGEREF _Toc154844024 \h </w:instrText>
             </w:r>
             <w:r>
               <w:rPr>
-                <w:noProof/>
                 <w:webHidden/>
               </w:rPr>
             </w:r>
             <w:r>
               <w:rPr>
-                <w:noProof/>
                 <w:webHidden/>
               </w:rPr>
               <w:fldChar w:fldCharType="separate"/>
             </w:r>
             <w:r>
               <w:rPr>
-                <w:noProof/>
                 <w:webHidden/>
               </w:rPr>
               <w:t>4</w:t>
             </w:r>
             <w:r>
               <w:rPr>
-                <w:noProof/>
                 <w:webHidden/>
               </w:rPr>
               <w:fldChar w:fldCharType="end"/>
@@ -2811,7 +2601,6 @@
             </w:tabs>
             <w:rPr>
               <w:rFonts w:asciiTheme="minorHAnsi" w:eastAsiaTheme="minorEastAsia" w:hAnsiTheme="minorHAnsi" w:cstheme="minorBidi"/>
-              <w:noProof/>
               <w:sz w:val="22"/>
               <w:szCs w:val="22"/>
               <w:lang w:eastAsia="vi-VN"/>
@@ -2822,54 +2611,46 @@
               <w:rPr>
                 <w:rStyle w:val="Hyperlink"/>
                 <w:rFonts w:eastAsiaTheme="minorHAnsi"/>
-                <w:noProof/>
               </w:rPr>
               <w:t>PHỤ LỤC</w:t>
             </w:r>
             <w:r>
               <w:rPr>
-                <w:noProof/>
                 <w:webHidden/>
               </w:rPr>
               <w:tab/>
             </w:r>
             <w:r>
               <w:rPr>
-                <w:noProof/>
                 <w:webHidden/>
               </w:rPr>
               <w:fldChar w:fldCharType="begin"/>
             </w:r>
             <w:r>
               <w:rPr>
-                <w:noProof/>
                 <w:webHidden/>
               </w:rPr>
               <w:instrText xml:space="preserve"> PAGEREF _Toc154844025 \h </w:instrText>
             </w:r>
             <w:r>
               <w:rPr>
-                <w:noProof/>
                 <w:webHidden/>
               </w:rPr>
             </w:r>
             <w:r>
               <w:rPr>
-                <w:noProof/>
                 <w:webHidden/>
               </w:rPr>
               <w:fldChar w:fldCharType="separate"/>
             </w:r>
             <w:r>
               <w:rPr>
-                <w:noProof/>
                 <w:webHidden/>
               </w:rPr>
               <w:t>5</w:t>
             </w:r>
             <w:r>
               <w:rPr>
-                <w:noProof/>
                 <w:webHidden/>
               </w:rPr>
               <w:fldChar w:fldCharType="end"/>
@@ -2902,13 +2683,7 @@
       <w:bookmarkStart w:id="0" w:name="_Toc154844009"/>
       <w:r>
         <w:lastRenderedPageBreak/>
-        <w:t xml:space="preserve">DANH </w:t>
-      </w:r>
-      <w:r>
-        <w:t>MỤC</w:t>
-      </w:r>
-      <w:r>
-        <w:t xml:space="preserve"> CÁC HÌNH ẢNH</w:t>
+        <w:t>DANH MỤC CÁC HÌNH ẢNH</w:t>
       </w:r>
       <w:bookmarkEnd w:id="0"/>
     </w:p>
@@ -2967,8 +2742,87 @@
       <w:r>
         <w:fldChar w:fldCharType="end"/>
       </w:r>
+      <w:r>
+        <w:fldChar w:fldCharType="begin"/>
+      </w:r>
+      <w:r>
+        <w:instrText xml:space="preserve"> TOC \c "Bảng" </w:instrText>
+      </w:r>
+      <w:r>
+        <w:fldChar w:fldCharType="separate"/>
+      </w:r>
     </w:p>
     <w:p>
+      <w:pPr>
+        <w:pStyle w:val="TableofFigures"/>
+        <w:tabs>
+          <w:tab w:val="right" w:leader="dot" w:pos="9062"/>
+        </w:tabs>
+        <w:rPr>
+          <w:rFonts w:asciiTheme="minorHAnsi" w:eastAsiaTheme="minorEastAsia" w:hAnsiTheme="minorHAnsi" w:cstheme="minorBidi"/>
+          <w:sz w:val="22"/>
+          <w:szCs w:val="22"/>
+          <w:lang w:eastAsia="vi-VN"/>
+        </w:rPr>
+      </w:pPr>
+      <w:proofErr w:type="spellStart"/>
+      <w:r>
+        <w:t>Bảng</w:t>
+      </w:r>
+      <w:proofErr w:type="spellEnd"/>
+      <w:r>
+        <w:t xml:space="preserve"> 2.1 </w:t>
+      </w:r>
+      <w:proofErr w:type="spellStart"/>
+      <w:r>
+        <w:t>Bảng</w:t>
+      </w:r>
+      <w:proofErr w:type="spellEnd"/>
+      <w:r>
+        <w:t xml:space="preserve"> thu </w:t>
+      </w:r>
+      <w:proofErr w:type="spellStart"/>
+      <w:r>
+        <w:t>thập</w:t>
+      </w:r>
+      <w:proofErr w:type="spellEnd"/>
+      <w:r>
+        <w:t xml:space="preserve"> yêu </w:t>
+      </w:r>
+      <w:proofErr w:type="spellStart"/>
+      <w:r>
+        <w:t>cầu</w:t>
+      </w:r>
+      <w:proofErr w:type="spellEnd"/>
+      <w:r>
+        <w:tab/>
+      </w:r>
+      <w:r>
+        <w:fldChar w:fldCharType="begin"/>
+      </w:r>
+      <w:r>
+        <w:instrText xml:space="preserve"> PAGEREF _Toc155055018 \h </w:instrText>
+      </w:r>
+      <w:r>
+        <w:fldChar w:fldCharType="separate"/>
+      </w:r>
+      <w:r>
+        <w:t>2</w:t>
+      </w:r>
+      <w:r>
+        <w:fldChar w:fldCharType="end"/>
+      </w:r>
+    </w:p>
+    <w:p>
+      <w:pPr>
+        <w:pStyle w:val="TableofFigures"/>
+        <w:tabs>
+          <w:tab w:val="right" w:leader="dot" w:pos="9062"/>
+        </w:tabs>
+      </w:pPr>
+      <w:r>
+        <w:fldChar w:fldCharType="end"/>
+      </w:r>
       <w:r>
         <w:br w:type="page"/>
       </w:r>
@@ -3060,134 +2914,123 @@
       <w:r>
         <w:rPr>
           <w:b/>
+          <w:bCs/>
         </w:rPr>
-        <w:t>IEEE</w:t>
-      </w:r>
-      <w:r>
-        <w:tab/>
+        <w:t>GV</w:t>
+      </w:r>
+      <w:r>
+        <w:t xml:space="preserve"> </w:t>
       </w:r>
       <w:proofErr w:type="spellStart"/>
       <w:r>
-        <w:t>Institute</w:t>
+        <w:t>Giảng</w:t>
       </w:r>
       <w:proofErr w:type="spellEnd"/>
       <w:r>
-        <w:t xml:space="preserve"> </w:t>
-      </w:r>
-      <w:proofErr w:type="spellStart"/>
-      <w:r>
-        <w:t>of</w:t>
-      </w:r>
-      <w:proofErr w:type="spellEnd"/>
-      <w:r>
-        <w:t xml:space="preserve"> </w:t>
-      </w:r>
-      <w:proofErr w:type="spellStart"/>
-      <w:r>
-        <w:t>Electrical</w:t>
-      </w:r>
-      <w:proofErr w:type="spellEnd"/>
-      <w:r>
-        <w:t xml:space="preserve"> </w:t>
-      </w:r>
-      <w:proofErr w:type="spellStart"/>
-      <w:r>
-        <w:t>and</w:t>
-      </w:r>
-      <w:proofErr w:type="spellEnd"/>
-      <w:r>
-        <w:t xml:space="preserve"> </w:t>
-      </w:r>
-      <w:proofErr w:type="spellStart"/>
-      <w:r>
-        <w:t>Electronics</w:t>
-      </w:r>
-      <w:proofErr w:type="spellEnd"/>
-      <w:r>
-        <w:t xml:space="preserve"> </w:t>
-      </w:r>
-      <w:proofErr w:type="spellStart"/>
-      <w:r>
-        <w:t>Engineers</w:t>
-      </w:r>
-      <w:proofErr w:type="spellEnd"/>
+        <w:t xml:space="preserve"> viên</w:t>
+      </w:r>
     </w:p>
     <w:p>
+      <w:pPr>
+        <w:rPr>
+          <w:bCs/>
+        </w:rPr>
+      </w:pPr>
       <w:r>
         <w:rPr>
           <w:b/>
         </w:rPr>
-        <w:t>KLTN</w:t>
-      </w:r>
-      <w:r>
+        <w:t xml:space="preserve">P7 </w:t>
+      </w:r>
+      <w:proofErr w:type="spellStart"/>
+      <w:r>
+        <w:rPr>
+          <w:bCs/>
+        </w:rPr>
+        <w:t>Phòng</w:t>
+      </w:r>
+      <w:proofErr w:type="spellEnd"/>
+      <w:r>
+        <w:rPr>
+          <w:bCs/>
+        </w:rPr>
         <w:t xml:space="preserve"> </w:t>
       </w:r>
       <w:proofErr w:type="spellStart"/>
       <w:r>
-        <w:t>Khóa</w:t>
+        <w:rPr>
+          <w:bCs/>
+        </w:rPr>
+        <w:t>Chính</w:t>
       </w:r>
       <w:proofErr w:type="spellEnd"/>
       <w:r>
+        <w:rPr>
+          <w:bCs/>
+        </w:rPr>
         <w:t xml:space="preserve"> </w:t>
       </w:r>
       <w:proofErr w:type="spellStart"/>
       <w:r>
-        <w:t>luận</w:t>
+        <w:rPr>
+          <w:bCs/>
+        </w:rPr>
+        <w:t>trị</w:t>
       </w:r>
       <w:proofErr w:type="spellEnd"/>
       <w:r>
+        <w:rPr>
+          <w:bCs/>
+        </w:rPr>
         <w:t xml:space="preserve"> </w:t>
       </w:r>
       <w:proofErr w:type="spellStart"/>
       <w:r>
-        <w:t>tốt</w:t>
+        <w:rPr>
+          <w:bCs/>
+        </w:rPr>
+        <w:t>và</w:t>
       </w:r>
       <w:proofErr w:type="spellEnd"/>
       <w:r>
-        <w:t xml:space="preserve"> </w:t>
+        <w:rPr>
+          <w:bCs/>
+        </w:rPr>
+        <w:t xml:space="preserve"> Công </w:t>
       </w:r>
       <w:proofErr w:type="spellStart"/>
       <w:r>
-        <w:t>nghiệp</w:t>
+        <w:rPr>
+          <w:bCs/>
+        </w:rPr>
+        <w:t>tác</w:t>
       </w:r>
       <w:proofErr w:type="spellEnd"/>
+      <w:r>
+        <w:rPr>
+          <w:bCs/>
+        </w:rPr>
+        <w:t xml:space="preserve"> sinh viên</w:t>
+      </w:r>
     </w:p>
     <w:p>
       <w:pPr>
+        <w:rPr>
+          <w:bCs/>
+        </w:rPr>
+      </w:pPr>
+      <w:r>
         <w:rPr>
           <w:b/>
         </w:rPr>
-      </w:pPr>
+        <w:t>SV</w:t>
+      </w:r>
       <w:r>
         <w:rPr>
-          <w:b/>
+          <w:bCs/>
         </w:rPr>
-        <w:t>LVTN</w:t>
-      </w:r>
-      <w:r>
-        <w:t xml:space="preserve"> </w:t>
-      </w:r>
-      <w:proofErr w:type="spellStart"/>
-      <w:r>
-        <w:t>Luận</w:t>
-      </w:r>
-      <w:proofErr w:type="spellEnd"/>
-      <w:r>
-        <w:t xml:space="preserve"> văn </w:t>
-      </w:r>
-      <w:proofErr w:type="spellStart"/>
-      <w:r>
-        <w:t>tốt</w:t>
-      </w:r>
-      <w:proofErr w:type="spellEnd"/>
-      <w:r>
-        <w:t xml:space="preserve"> </w:t>
-      </w:r>
-      <w:proofErr w:type="spellStart"/>
-      <w:r>
-        <w:t>nghiệp</w:t>
-      </w:r>
-      <w:proofErr w:type="spellEnd"/>
+        <w:t xml:space="preserve"> Sinh viên</w:t>
+      </w:r>
     </w:p>
     <w:p>
       <w:pPr>
@@ -3228,9 +3071,6 @@
       </w:pPr>
       <w:bookmarkStart w:id="3" w:name="_Toc154844012"/>
       <w:r>
-        <w:rPr>
-          <w:lang w:val="en-US"/>
-        </w:rPr>
         <w:lastRenderedPageBreak/>
         <w:t>TỔNG QUAN ĐỀ TÀI</w:t>
       </w:r>
@@ -3239,30 +3079,18 @@
     <w:p>
       <w:pPr>
         <w:pStyle w:val="Heading2"/>
-        <w:rPr>
-          <w:lang w:val="en-US"/>
-        </w:rPr>
       </w:pPr>
       <w:bookmarkStart w:id="4" w:name="_Toc154844013"/>
       <w:proofErr w:type="spellStart"/>
       <w:r>
-        <w:rPr>
-          <w:lang w:val="en-US"/>
-        </w:rPr>
         <w:t>Thực</w:t>
       </w:r>
       <w:proofErr w:type="spellEnd"/>
       <w:r>
-        <w:rPr>
-          <w:lang w:val="en-US"/>
-        </w:rPr>
         <w:t xml:space="preserve"> </w:t>
       </w:r>
       <w:proofErr w:type="spellStart"/>
       <w:r>
-        <w:rPr>
-          <w:lang w:val="en-US"/>
-        </w:rPr>
         <w:t>trạng</w:t>
       </w:r>
       <w:bookmarkEnd w:id="4"/>
@@ -3270,56 +3098,40 @@
     </w:p>
     <w:p>
       <w:pPr>
+        <w:pStyle w:val="Content"/>
+      </w:pPr>
+    </w:p>
+    <w:p>
+      <w:pPr>
         <w:pStyle w:val="Heading2"/>
       </w:pPr>
       <w:bookmarkStart w:id="5" w:name="_Toc154844014"/>
       <w:proofErr w:type="spellStart"/>
       <w:r>
-        <w:rPr>
-          <w:lang w:val="en-US"/>
-        </w:rPr>
         <w:t>Lý</w:t>
       </w:r>
       <w:proofErr w:type="spellEnd"/>
       <w:r>
-        <w:rPr>
-          <w:lang w:val="en-US"/>
-        </w:rPr>
         <w:t xml:space="preserve"> do </w:t>
       </w:r>
       <w:proofErr w:type="spellStart"/>
       <w:r>
-        <w:rPr>
-          <w:lang w:val="en-US"/>
-        </w:rPr>
         <w:t>chọn</w:t>
       </w:r>
       <w:proofErr w:type="spellEnd"/>
       <w:r>
-        <w:rPr>
-          <w:lang w:val="en-US"/>
-        </w:rPr>
         <w:t xml:space="preserve"> </w:t>
       </w:r>
       <w:proofErr w:type="spellStart"/>
       <w:r>
-        <w:rPr>
-          <w:lang w:val="en-US"/>
-        </w:rPr>
         <w:t>đề</w:t>
       </w:r>
       <w:proofErr w:type="spellEnd"/>
       <w:r>
-        <w:rPr>
-          <w:lang w:val="en-US"/>
-        </w:rPr>
         <w:t xml:space="preserve"> </w:t>
       </w:r>
       <w:proofErr w:type="spellStart"/>
       <w:r>
-        <w:rPr>
-          <w:lang w:val="en-US"/>
-        </w:rPr>
         <w:t>tài</w:t>
       </w:r>
       <w:bookmarkEnd w:id="5"/>
@@ -3332,27 +3144,13 @@
       <w:bookmarkStart w:id="6" w:name="_Toc154844015"/>
       <w:proofErr w:type="spellStart"/>
       <w:r>
-        <w:rPr>
-          <w:lang w:val="en-US"/>
-        </w:rPr>
         <w:t>Mục</w:t>
       </w:r>
       <w:proofErr w:type="spellEnd"/>
       <w:r>
-        <w:rPr>
-          <w:lang w:val="en-US"/>
-        </w:rPr>
-        <w:t xml:space="preserve"> </w:t>
-      </w:r>
-      <w:proofErr w:type="spellStart"/>
-      <w:r>
-        <w:rPr>
-          <w:lang w:val="en-US"/>
-        </w:rPr>
-        <w:t>tiêu</w:t>
+        <w:t xml:space="preserve"> tiêu</w:t>
       </w:r>
       <w:bookmarkEnd w:id="6"/>
-      <w:proofErr w:type="spellEnd"/>
     </w:p>
     <w:p>
       <w:pPr>
@@ -3368,9 +3166,6 @@
       </w:pPr>
       <w:bookmarkStart w:id="7" w:name="_Toc154844016"/>
       <w:r>
-        <w:rPr>
-          <w:lang w:val="en-US"/>
-        </w:rPr>
         <w:lastRenderedPageBreak/>
         <w:t>PHÂN TÍCH THIẾT KẾ</w:t>
       </w:r>
@@ -3385,44 +3180,18 @@
       </w:pPr>
       <w:bookmarkStart w:id="8" w:name="_Toc154844017"/>
       <w:r>
-        <w:rPr>
-          <w:lang w:val="en-US"/>
-        </w:rPr>
         <w:t xml:space="preserve">Thu </w:t>
       </w:r>
       <w:proofErr w:type="spellStart"/>
       <w:r>
-        <w:rPr>
-          <w:lang w:val="en-US"/>
-        </w:rPr>
         <w:t>thập</w:t>
       </w:r>
       <w:proofErr w:type="spellEnd"/>
       <w:r>
-        <w:rPr>
-          <w:lang w:val="en-US"/>
-        </w:rPr>
-        <w:t xml:space="preserve"> </w:t>
+        <w:t xml:space="preserve"> yêu </w:t>
       </w:r>
       <w:proofErr w:type="spellStart"/>
       <w:r>
-        <w:rPr>
-          <w:lang w:val="en-US"/>
-        </w:rPr>
-        <w:t>yêu</w:t>
-      </w:r>
-      <w:proofErr w:type="spellEnd"/>
-      <w:r>
-        <w:rPr>
-          <w:lang w:val="en-US"/>
-        </w:rPr>
-        <w:t xml:space="preserve"> </w:t>
-      </w:r>
-      <w:proofErr w:type="spellStart"/>
-      <w:r>
-        <w:rPr>
-          <w:lang w:val="en-US"/>
-        </w:rPr>
         <w:t>cầu</w:t>
       </w:r>
       <w:bookmarkEnd w:id="8"/>
@@ -3430,127 +3199,5981 @@
     </w:p>
     <w:p>
       <w:pPr>
+        <w:pStyle w:val="Content"/>
+      </w:pPr>
+      <w:r>
+        <mc:AlternateContent>
+          <mc:Choice Requires="wps">
+            <w:drawing>
+              <wp:inline distT="0" distB="0" distL="0" distR="0" wp14:anchorId="11131D23" wp14:editId="0D02ED07">
+                <wp:extent cx="5943600" cy="5072332"/>
+                <wp:effectExtent l="0" t="0" r="0" b="0"/>
+                <wp:docPr id="217" name="Text Box 2"/>
+                <wp:cNvGraphicFramePr>
+                  <a:graphicFrameLocks xmlns:a="http://schemas.openxmlformats.org/drawingml/2006/main"/>
+                </wp:cNvGraphicFramePr>
+                <a:graphic xmlns:a="http://schemas.openxmlformats.org/drawingml/2006/main">
+                  <a:graphicData uri="http://schemas.microsoft.com/office/word/2010/wordprocessingShape">
+                    <wps:wsp>
+                      <wps:cNvSpPr txBox="1">
+                        <a:spLocks noChangeArrowheads="1"/>
+                      </wps:cNvSpPr>
+                      <wps:spPr bwMode="auto">
+                        <a:xfrm>
+                          <a:off x="0" y="0"/>
+                          <a:ext cx="5943600" cy="5072332"/>
+                        </a:xfrm>
+                        <a:prstGeom prst="rect">
+                          <a:avLst/>
+                        </a:prstGeom>
+                        <a:solidFill>
+                          <a:srgbClr val="FFFFFF"/>
+                        </a:solidFill>
+                        <a:ln w="9525">
+                          <a:noFill/>
+                          <a:miter lim="800000"/>
+                          <a:headEnd/>
+                          <a:tailEnd/>
+                        </a:ln>
+                      </wps:spPr>
+                      <wps:txbx>
+                        <w:txbxContent>
+                          <w:p>
+                            <w:pPr>
+                              <w:pStyle w:val="Caption"/>
+                              <w:keepNext/>
+                              <w:rPr>
+                                <w:lang w:val="en-US"/>
+                              </w:rPr>
+                            </w:pPr>
+                            <w:bookmarkStart w:id="9" w:name="_Toc155055018"/>
+                            <w:proofErr w:type="spellStart"/>
+                            <w:r>
+                              <w:t>Bảng</w:t>
+                            </w:r>
+                            <w:proofErr w:type="spellEnd"/>
+                            <w:r>
+                              <w:t xml:space="preserve"> </w:t>
+                            </w:r>
+                            <w:r>
+                              <w:fldChar w:fldCharType="begin"/>
+                            </w:r>
+                            <w:r>
+                              <w:instrText xml:space="preserve"> STYLEREF 1 \s </w:instrText>
+                            </w:r>
+                            <w:r>
+                              <w:fldChar w:fldCharType="separate"/>
+                            </w:r>
+                            <w:r>
+                              <w:rPr>
+                                <w:noProof/>
+                              </w:rPr>
+                              <w:t>2</w:t>
+                            </w:r>
+                            <w:r>
+                              <w:fldChar w:fldCharType="end"/>
+                            </w:r>
+                            <w:r>
+                              <w:t>.</w:t>
+                            </w:r>
+                            <w:r>
+                              <w:fldChar w:fldCharType="begin"/>
+                            </w:r>
+                            <w:r>
+                              <w:instrText xml:space="preserve"> SEQ Bảng \* ARABIC \s 1 </w:instrText>
+                            </w:r>
+                            <w:r>
+                              <w:fldChar w:fldCharType="separate"/>
+                            </w:r>
+                            <w:r>
+                              <w:rPr>
+                                <w:noProof/>
+                              </w:rPr>
+                              <w:t>1</w:t>
+                            </w:r>
+                            <w:r>
+                              <w:fldChar w:fldCharType="end"/>
+                            </w:r>
+                            <w:r>
+                              <w:rPr>
+                                <w:lang w:val="en-US"/>
+                              </w:rPr>
+                              <w:t xml:space="preserve"> </w:t>
+                            </w:r>
+                            <w:proofErr w:type="spellStart"/>
+                            <w:r>
+                              <w:rPr>
+                                <w:lang w:val="en-US"/>
+                              </w:rPr>
+                              <w:t>Bảng</w:t>
+                            </w:r>
+                            <w:proofErr w:type="spellEnd"/>
+                            <w:r>
+                              <w:rPr>
+                                <w:lang w:val="en-US"/>
+                              </w:rPr>
+                              <w:t xml:space="preserve"> </w:t>
+                            </w:r>
+                            <w:proofErr w:type="spellStart"/>
+                            <w:r>
+                              <w:rPr>
+                                <w:lang w:val="en-US"/>
+                              </w:rPr>
+                              <w:t>thu</w:t>
+                            </w:r>
+                            <w:proofErr w:type="spellEnd"/>
+                            <w:r>
+                              <w:rPr>
+                                <w:lang w:val="en-US"/>
+                              </w:rPr>
+                              <w:t xml:space="preserve"> </w:t>
+                            </w:r>
+                            <w:proofErr w:type="spellStart"/>
+                            <w:r>
+                              <w:rPr>
+                                <w:lang w:val="en-US"/>
+                              </w:rPr>
+                              <w:t>thập</w:t>
+                            </w:r>
+                            <w:proofErr w:type="spellEnd"/>
+                            <w:r>
+                              <w:rPr>
+                                <w:lang w:val="en-US"/>
+                              </w:rPr>
+                              <w:t xml:space="preserve"> </w:t>
+                            </w:r>
+                            <w:proofErr w:type="spellStart"/>
+                            <w:r>
+                              <w:rPr>
+                                <w:lang w:val="en-US"/>
+                              </w:rPr>
+                              <w:t>yêu</w:t>
+                            </w:r>
+                            <w:proofErr w:type="spellEnd"/>
+                            <w:r>
+                              <w:rPr>
+                                <w:lang w:val="en-US"/>
+                              </w:rPr>
+                              <w:t xml:space="preserve"> </w:t>
+                            </w:r>
+                            <w:proofErr w:type="spellStart"/>
+                            <w:r>
+                              <w:rPr>
+                                <w:lang w:val="en-US"/>
+                              </w:rPr>
+                              <w:t>cầu</w:t>
+                            </w:r>
+                            <w:bookmarkEnd w:id="9"/>
+                            <w:proofErr w:type="spellEnd"/>
+                          </w:p>
+                          <w:tbl>
+                            <w:tblPr>
+                              <w:tblStyle w:val="TableGrid"/>
+                              <w:tblW w:w="0" w:type="auto"/>
+                              <w:tblLook w:val="04A0" w:firstRow="1" w:lastRow="0" w:firstColumn="1" w:lastColumn="0" w:noHBand="0" w:noVBand="1"/>
+                            </w:tblPr>
+                            <w:tblGrid>
+                              <w:gridCol w:w="704"/>
+                              <w:gridCol w:w="1276"/>
+                              <w:gridCol w:w="4806"/>
+                              <w:gridCol w:w="2262"/>
+                            </w:tblGrid>
+                            <w:tr>
+                              <w:tc>
+                                <w:tcPr>
+                                  <w:tcW w:w="704" w:type="dxa"/>
+                                  <w:vAlign w:val="center"/>
+                                </w:tcPr>
+                                <w:p>
+                                  <w:pPr>
+                                    <w:pStyle w:val="Small"/>
+                                    <w:spacing w:line="360" w:lineRule="auto"/>
+                                    <w:jc w:val="center"/>
+                                    <w:rPr>
+                                      <w:lang w:val="en-US"/>
+                                    </w:rPr>
+                                  </w:pPr>
+                                  <w:r>
+                                    <w:rPr>
+                                      <w:lang w:val="en-US"/>
+                                    </w:rPr>
+                                    <w:t>STT</w:t>
+                                  </w:r>
+                                </w:p>
+                              </w:tc>
+                              <w:tc>
+                                <w:tcPr>
+                                  <w:tcW w:w="1276" w:type="dxa"/>
+                                  <w:vAlign w:val="center"/>
+                                </w:tcPr>
+                                <w:p>
+                                  <w:pPr>
+                                    <w:pStyle w:val="Small"/>
+                                    <w:spacing w:line="360" w:lineRule="auto"/>
+                                    <w:jc w:val="center"/>
+                                    <w:rPr>
+                                      <w:lang w:val="en-US"/>
+                                    </w:rPr>
+                                  </w:pPr>
+                                  <w:r>
+                                    <w:rPr>
+                                      <w:lang w:val="en-US"/>
+                                    </w:rPr>
+                                    <w:t>Actor</w:t>
+                                  </w:r>
+                                </w:p>
+                              </w:tc>
+                              <w:tc>
+                                <w:tcPr>
+                                  <w:tcW w:w="4806" w:type="dxa"/>
+                                  <w:vAlign w:val="center"/>
+                                </w:tcPr>
+                                <w:p>
+                                  <w:pPr>
+                                    <w:pStyle w:val="Small"/>
+                                    <w:spacing w:line="360" w:lineRule="auto"/>
+                                    <w:jc w:val="center"/>
+                                    <w:rPr>
+                                      <w:lang w:val="en-US"/>
+                                    </w:rPr>
+                                  </w:pPr>
+                                  <w:proofErr w:type="spellStart"/>
+                                  <w:r>
+                                    <w:rPr>
+                                      <w:lang w:val="en-US"/>
+                                    </w:rPr>
+                                    <w:t>Công</w:t>
+                                  </w:r>
+                                  <w:proofErr w:type="spellEnd"/>
+                                  <w:r>
+                                    <w:rPr>
+                                      <w:lang w:val="en-US"/>
+                                    </w:rPr>
+                                    <w:t xml:space="preserve"> </w:t>
+                                  </w:r>
+                                  <w:proofErr w:type="spellStart"/>
+                                  <w:r>
+                                    <w:rPr>
+                                      <w:lang w:val="en-US"/>
+                                    </w:rPr>
+                                    <w:t>việc</w:t>
+                                  </w:r>
+                                  <w:proofErr w:type="spellEnd"/>
+                                </w:p>
+                              </w:tc>
+                              <w:tc>
+                                <w:tcPr>
+                                  <w:tcW w:w="2262" w:type="dxa"/>
+                                  <w:vAlign w:val="center"/>
+                                </w:tcPr>
+                                <w:p>
+                                  <w:pPr>
+                                    <w:pStyle w:val="Small"/>
+                                    <w:spacing w:line="360" w:lineRule="auto"/>
+                                    <w:jc w:val="center"/>
+                                    <w:rPr>
+                                      <w:lang w:val="en-US"/>
+                                    </w:rPr>
+                                  </w:pPr>
+                                  <w:proofErr w:type="spellStart"/>
+                                  <w:r>
+                                    <w:rPr>
+                                      <w:lang w:val="en-US"/>
+                                    </w:rPr>
+                                    <w:t>Ghi</w:t>
+                                  </w:r>
+                                  <w:proofErr w:type="spellEnd"/>
+                                  <w:r>
+                                    <w:rPr>
+                                      <w:lang w:val="en-US"/>
+                                    </w:rPr>
+                                    <w:t xml:space="preserve"> </w:t>
+                                  </w:r>
+                                  <w:proofErr w:type="spellStart"/>
+                                  <w:r>
+                                    <w:rPr>
+                                      <w:lang w:val="en-US"/>
+                                    </w:rPr>
+                                    <w:t>chú</w:t>
+                                  </w:r>
+                                  <w:proofErr w:type="spellEnd"/>
+                                </w:p>
+                              </w:tc>
+                            </w:tr>
+                            <w:tr>
+                              <w:tc>
+                                <w:tcPr>
+                                  <w:tcW w:w="704" w:type="dxa"/>
+                                </w:tcPr>
+                                <w:p>
+                                  <w:pPr>
+                                    <w:pStyle w:val="Small"/>
+                                    <w:numPr>
+                                      <w:ilvl w:val="0"/>
+                                      <w:numId w:val="43"/>
+                                    </w:numPr>
+                                    <w:spacing w:line="360" w:lineRule="auto"/>
+                                    <w:jc w:val="center"/>
+                                    <w:rPr>
+                                      <w:lang w:val="en-US"/>
+                                    </w:rPr>
+                                  </w:pPr>
+                                </w:p>
+                              </w:tc>
+                              <w:tc>
+                                <w:tcPr>
+                                  <w:tcW w:w="1276" w:type="dxa"/>
+                                  <w:vAlign w:val="center"/>
+                                </w:tcPr>
+                                <w:p>
+                                  <w:pPr>
+                                    <w:pStyle w:val="Small"/>
+                                    <w:spacing w:line="360" w:lineRule="auto"/>
+                                    <w:jc w:val="center"/>
+                                    <w:rPr>
+                                      <w:lang w:val="en-US"/>
+                                    </w:rPr>
+                                  </w:pPr>
+                                  <w:r>
+                                    <w:rPr>
+                                      <w:lang w:val="en-US"/>
+                                    </w:rPr>
+                                    <w:t>SV, GV</w:t>
+                                  </w:r>
+                                </w:p>
+                              </w:tc>
+                              <w:tc>
+                                <w:tcPr>
+                                  <w:tcW w:w="4806" w:type="dxa"/>
+                                  <w:vAlign w:val="center"/>
+                                </w:tcPr>
+                                <w:p>
+                                  <w:pPr>
+                                    <w:pStyle w:val="Small"/>
+                                    <w:spacing w:line="360" w:lineRule="auto"/>
+                                    <w:rPr>
+                                      <w:lang w:val="en-US"/>
+                                    </w:rPr>
+                                  </w:pPr>
+                                  <w:proofErr w:type="spellStart"/>
+                                  <w:r>
+                                    <w:rPr>
+                                      <w:lang w:val="en-US"/>
+                                    </w:rPr>
+                                    <w:t>Đăng</w:t>
+                                  </w:r>
+                                  <w:proofErr w:type="spellEnd"/>
+                                  <w:r>
+                                    <w:rPr>
+                                      <w:lang w:val="en-US"/>
+                                    </w:rPr>
+                                    <w:t xml:space="preserve"> </w:t>
+                                  </w:r>
+                                  <w:proofErr w:type="spellStart"/>
+                                  <w:r>
+                                    <w:rPr>
+                                      <w:lang w:val="en-US"/>
+                                    </w:rPr>
+                                    <w:t>nhập</w:t>
+                                  </w:r>
+                                  <w:proofErr w:type="spellEnd"/>
+                                  <w:r>
+                                    <w:rPr>
+                                      <w:lang w:val="en-US"/>
+                                    </w:rPr>
+                                    <w:t xml:space="preserve"> </w:t>
+                                  </w:r>
+                                  <w:proofErr w:type="spellStart"/>
+                                  <w:r>
+                                    <w:rPr>
+                                      <w:lang w:val="en-US"/>
+                                    </w:rPr>
+                                    <w:t>với</w:t>
+                                  </w:r>
+                                  <w:proofErr w:type="spellEnd"/>
+                                  <w:r>
+                                    <w:rPr>
+                                      <w:lang w:val="en-US"/>
+                                    </w:rPr>
+                                    <w:t xml:space="preserve"> </w:t>
+                                  </w:r>
+                                  <w:proofErr w:type="spellStart"/>
+                                  <w:r>
+                                    <w:rPr>
+                                      <w:lang w:val="en-US"/>
+                                    </w:rPr>
+                                    <w:t>tài</w:t>
+                                  </w:r>
+                                  <w:proofErr w:type="spellEnd"/>
+                                  <w:r>
+                                    <w:rPr>
+                                      <w:lang w:val="en-US"/>
+                                    </w:rPr>
+                                    <w:t xml:space="preserve"> </w:t>
+                                  </w:r>
+                                  <w:proofErr w:type="spellStart"/>
+                                  <w:r>
+                                    <w:rPr>
+                                      <w:lang w:val="en-US"/>
+                                    </w:rPr>
+                                    <w:t>khoản</w:t>
+                                  </w:r>
+                                  <w:proofErr w:type="spellEnd"/>
+                                  <w:r>
+                                    <w:rPr>
+                                      <w:lang w:val="en-US"/>
+                                    </w:rPr>
+                                    <w:t xml:space="preserve"> Outlook</w:t>
+                                  </w:r>
+                                </w:p>
+                              </w:tc>
+                              <w:tc>
+                                <w:tcPr>
+                                  <w:tcW w:w="2262" w:type="dxa"/>
+                                  <w:vAlign w:val="center"/>
+                                </w:tcPr>
+                                <w:p>
+                                  <w:pPr>
+                                    <w:pStyle w:val="Small"/>
+                                    <w:spacing w:line="360" w:lineRule="auto"/>
+                                    <w:rPr>
+                                      <w:lang w:val="en-US"/>
+                                    </w:rPr>
+                                  </w:pPr>
+                                </w:p>
+                              </w:tc>
+                            </w:tr>
+                            <w:tr>
+                              <w:tc>
+                                <w:tcPr>
+                                  <w:tcW w:w="704" w:type="dxa"/>
+                                </w:tcPr>
+                                <w:p>
+                                  <w:pPr>
+                                    <w:pStyle w:val="Small"/>
+                                    <w:numPr>
+                                      <w:ilvl w:val="0"/>
+                                      <w:numId w:val="43"/>
+                                    </w:numPr>
+                                    <w:spacing w:line="360" w:lineRule="auto"/>
+                                    <w:jc w:val="center"/>
+                                    <w:rPr>
+                                      <w:lang w:val="en-US"/>
+                                    </w:rPr>
+                                  </w:pPr>
+                                </w:p>
+                              </w:tc>
+                              <w:tc>
+                                <w:tcPr>
+                                  <w:tcW w:w="1276" w:type="dxa"/>
+                                  <w:vMerge w:val="restart"/>
+                                  <w:vAlign w:val="center"/>
+                                </w:tcPr>
+                                <w:p>
+                                  <w:pPr>
+                                    <w:pStyle w:val="Small"/>
+                                    <w:spacing w:line="360" w:lineRule="auto"/>
+                                    <w:jc w:val="center"/>
+                                    <w:rPr>
+                                      <w:lang w:val="en-US"/>
+                                    </w:rPr>
+                                  </w:pPr>
+                                  <w:r>
+                                    <w:rPr>
+                                      <w:lang w:val="en-US"/>
+                                    </w:rPr>
+                                    <w:t>SV</w:t>
+                                  </w:r>
+                                </w:p>
+                              </w:tc>
+                              <w:tc>
+                                <w:tcPr>
+                                  <w:tcW w:w="4806" w:type="dxa"/>
+                                  <w:vAlign w:val="center"/>
+                                </w:tcPr>
+                                <w:p>
+                                  <w:pPr>
+                                    <w:pStyle w:val="Small"/>
+                                    <w:spacing w:line="360" w:lineRule="auto"/>
+                                    <w:rPr>
+                                      <w:lang w:val="en-US"/>
+                                    </w:rPr>
+                                  </w:pPr>
+                                  <w:proofErr w:type="spellStart"/>
+                                  <w:r>
+                                    <w:rPr>
+                                      <w:lang w:val="en-US"/>
+                                    </w:rPr>
+                                    <w:t>Thay</w:t>
+                                  </w:r>
+                                  <w:proofErr w:type="spellEnd"/>
+                                  <w:r>
+                                    <w:rPr>
+                                      <w:lang w:val="en-US"/>
+                                    </w:rPr>
+                                    <w:t xml:space="preserve"> </w:t>
+                                  </w:r>
+                                  <w:proofErr w:type="spellStart"/>
+                                  <w:r>
+                                    <w:rPr>
+                                      <w:lang w:val="en-US"/>
+                                    </w:rPr>
+                                    <w:t>đổi</w:t>
+                                  </w:r>
+                                  <w:proofErr w:type="spellEnd"/>
+                                  <w:r>
+                                    <w:rPr>
+                                      <w:lang w:val="en-US"/>
+                                    </w:rPr>
+                                    <w:t xml:space="preserve"> </w:t>
+                                  </w:r>
+                                  <w:proofErr w:type="spellStart"/>
+                                  <w:r>
+                                    <w:rPr>
+                                      <w:lang w:val="en-US"/>
+                                    </w:rPr>
+                                    <w:t>thông</w:t>
+                                  </w:r>
+                                  <w:proofErr w:type="spellEnd"/>
+                                  <w:r>
+                                    <w:rPr>
+                                      <w:lang w:val="en-US"/>
+                                    </w:rPr>
+                                    <w:t xml:space="preserve"> tin </w:t>
+                                  </w:r>
+                                  <w:proofErr w:type="spellStart"/>
+                                  <w:r>
+                                    <w:rPr>
+                                      <w:lang w:val="en-US"/>
+                                    </w:rPr>
+                                    <w:t>cá</w:t>
+                                  </w:r>
+                                  <w:proofErr w:type="spellEnd"/>
+                                  <w:r>
+                                    <w:rPr>
+                                      <w:lang w:val="en-US"/>
+                                    </w:rPr>
+                                    <w:t xml:space="preserve"> </w:t>
+                                  </w:r>
+                                  <w:proofErr w:type="spellStart"/>
+                                  <w:r>
+                                    <w:rPr>
+                                      <w:lang w:val="en-US"/>
+                                    </w:rPr>
+                                    <w:t>nhân</w:t>
+                                  </w:r>
+                                  <w:proofErr w:type="spellEnd"/>
+                                </w:p>
+                              </w:tc>
+                              <w:tc>
+                                <w:tcPr>
+                                  <w:tcW w:w="2262" w:type="dxa"/>
+                                  <w:vAlign w:val="center"/>
+                                </w:tcPr>
+                                <w:p>
+                                  <w:pPr>
+                                    <w:pStyle w:val="Small"/>
+                                    <w:spacing w:line="360" w:lineRule="auto"/>
+                                  </w:pPr>
+                                </w:p>
+                              </w:tc>
+                            </w:tr>
+                            <w:tr>
+                              <w:tc>
+                                <w:tcPr>
+                                  <w:tcW w:w="704" w:type="dxa"/>
+                                </w:tcPr>
+                                <w:p>
+                                  <w:pPr>
+                                    <w:pStyle w:val="Small"/>
+                                    <w:numPr>
+                                      <w:ilvl w:val="0"/>
+                                      <w:numId w:val="43"/>
+                                    </w:numPr>
+                                    <w:spacing w:line="360" w:lineRule="auto"/>
+                                    <w:jc w:val="center"/>
+                                    <w:rPr>
+                                      <w:lang w:val="en-US"/>
+                                    </w:rPr>
+                                  </w:pPr>
+                                </w:p>
+                              </w:tc>
+                              <w:tc>
+                                <w:tcPr>
+                                  <w:tcW w:w="1276" w:type="dxa"/>
+                                  <w:vMerge/>
+                                  <w:vAlign w:val="center"/>
+                                </w:tcPr>
+                                <w:p>
+                                  <w:pPr>
+                                    <w:pStyle w:val="Small"/>
+                                    <w:spacing w:line="360" w:lineRule="auto"/>
+                                    <w:jc w:val="center"/>
+                                    <w:rPr>
+                                      <w:lang w:val="en-US"/>
+                                    </w:rPr>
+                                  </w:pPr>
+                                </w:p>
+                              </w:tc>
+                              <w:tc>
+                                <w:tcPr>
+                                  <w:tcW w:w="4806" w:type="dxa"/>
+                                  <w:vAlign w:val="center"/>
+                                </w:tcPr>
+                                <w:p>
+                                  <w:pPr>
+                                    <w:pStyle w:val="Small"/>
+                                    <w:spacing w:line="360" w:lineRule="auto"/>
+                                    <w:rPr>
+                                      <w:lang w:val="en-US"/>
+                                    </w:rPr>
+                                  </w:pPr>
+                                  <w:r>
+                                    <w:rPr>
+                                      <w:lang w:val="en-US"/>
+                                    </w:rPr>
+                                    <w:t xml:space="preserve">Xin </w:t>
+                                  </w:r>
+                                  <w:proofErr w:type="spellStart"/>
+                                  <w:r>
+                                    <w:rPr>
+                                      <w:lang w:val="en-US"/>
+                                    </w:rPr>
+                                    <w:t>xác</w:t>
+                                  </w:r>
+                                  <w:proofErr w:type="spellEnd"/>
+                                  <w:r>
+                                    <w:rPr>
+                                      <w:lang w:val="en-US"/>
+                                    </w:rPr>
+                                    <w:t xml:space="preserve"> </w:t>
+                                  </w:r>
+                                  <w:proofErr w:type="spellStart"/>
+                                  <w:r>
+                                    <w:rPr>
+                                      <w:lang w:val="en-US"/>
+                                    </w:rPr>
+                                    <w:t>nhận</w:t>
+                                  </w:r>
+                                  <w:proofErr w:type="spellEnd"/>
+                                  <w:r>
+                                    <w:rPr>
+                                      <w:lang w:val="en-US"/>
+                                    </w:rPr>
+                                    <w:t xml:space="preserve"> </w:t>
+                                  </w:r>
+                                  <w:proofErr w:type="spellStart"/>
+                                  <w:r>
+                                    <w:rPr>
+                                      <w:lang w:val="en-US"/>
+                                    </w:rPr>
+                                    <w:t>sinh</w:t>
+                                  </w:r>
+                                  <w:proofErr w:type="spellEnd"/>
+                                  <w:r>
+                                    <w:rPr>
+                                      <w:lang w:val="en-US"/>
+                                    </w:rPr>
+                                    <w:t xml:space="preserve"> </w:t>
+                                  </w:r>
+                                  <w:proofErr w:type="spellStart"/>
+                                  <w:r>
+                                    <w:rPr>
+                                      <w:lang w:val="en-US"/>
+                                    </w:rPr>
+                                    <w:t>viên</w:t>
+                                  </w:r>
+                                  <w:proofErr w:type="spellEnd"/>
+                                </w:p>
+                              </w:tc>
+                              <w:tc>
+                                <w:tcPr>
+                                  <w:tcW w:w="2262" w:type="dxa"/>
+                                  <w:vAlign w:val="center"/>
+                                </w:tcPr>
+                                <w:p>
+                                  <w:pPr>
+                                    <w:pStyle w:val="Small"/>
+                                    <w:spacing w:line="360" w:lineRule="auto"/>
+                                  </w:pPr>
+                                </w:p>
+                              </w:tc>
+                            </w:tr>
+                            <w:tr>
+                              <w:tc>
+                                <w:tcPr>
+                                  <w:tcW w:w="704" w:type="dxa"/>
+                                </w:tcPr>
+                                <w:p>
+                                  <w:pPr>
+                                    <w:pStyle w:val="Small"/>
+                                    <w:numPr>
+                                      <w:ilvl w:val="0"/>
+                                      <w:numId w:val="43"/>
+                                    </w:numPr>
+                                    <w:spacing w:line="360" w:lineRule="auto"/>
+                                    <w:jc w:val="center"/>
+                                    <w:rPr>
+                                      <w:lang w:val="en-US"/>
+                                    </w:rPr>
+                                  </w:pPr>
+                                </w:p>
+                              </w:tc>
+                              <w:tc>
+                                <w:tcPr>
+                                  <w:tcW w:w="1276" w:type="dxa"/>
+                                  <w:vMerge/>
+                                  <w:vAlign w:val="center"/>
+                                </w:tcPr>
+                                <w:p>
+                                  <w:pPr>
+                                    <w:pStyle w:val="Small"/>
+                                    <w:spacing w:line="360" w:lineRule="auto"/>
+                                    <w:jc w:val="center"/>
+                                  </w:pPr>
+                                </w:p>
+                              </w:tc>
+                              <w:tc>
+                                <w:tcPr>
+                                  <w:tcW w:w="4806" w:type="dxa"/>
+                                  <w:vAlign w:val="center"/>
+                                </w:tcPr>
+                                <w:p>
+                                  <w:pPr>
+                                    <w:pStyle w:val="Small"/>
+                                    <w:spacing w:line="360" w:lineRule="auto"/>
+                                  </w:pPr>
+                                  <w:r>
+                                    <w:rPr>
+                                      <w:lang w:val="en-US"/>
+                                    </w:rPr>
+                                    <w:t xml:space="preserve">Xin </w:t>
+                                  </w:r>
+                                  <w:proofErr w:type="spellStart"/>
+                                  <w:r>
+                                    <w:rPr>
+                                      <w:lang w:val="en-US"/>
+                                    </w:rPr>
+                                    <w:t>cấp</w:t>
+                                  </w:r>
+                                  <w:proofErr w:type="spellEnd"/>
+                                  <w:r>
+                                    <w:rPr>
+                                      <w:lang w:val="en-US"/>
+                                    </w:rPr>
+                                    <w:t xml:space="preserve"> </w:t>
+                                  </w:r>
+                                  <w:proofErr w:type="spellStart"/>
+                                  <w:r>
+                                    <w:rPr>
+                                      <w:lang w:val="en-US"/>
+                                    </w:rPr>
+                                    <w:t>lại</w:t>
+                                  </w:r>
+                                  <w:proofErr w:type="spellEnd"/>
+                                  <w:r>
+                                    <w:rPr>
+                                      <w:lang w:val="en-US"/>
+                                    </w:rPr>
+                                    <w:t xml:space="preserve"> </w:t>
+                                  </w:r>
+                                  <w:proofErr w:type="spellStart"/>
+                                  <w:r>
+                                    <w:rPr>
+                                      <w:lang w:val="en-US"/>
+                                    </w:rPr>
+                                    <w:t>thẻ</w:t>
+                                  </w:r>
+                                  <w:proofErr w:type="spellEnd"/>
+                                  <w:r>
+                                    <w:rPr>
+                                      <w:lang w:val="en-US"/>
+                                    </w:rPr>
+                                    <w:t xml:space="preserve"> </w:t>
+                                  </w:r>
+                                  <w:proofErr w:type="spellStart"/>
+                                  <w:r>
+                                    <w:rPr>
+                                      <w:lang w:val="en-US"/>
+                                    </w:rPr>
+                                    <w:t>sinh</w:t>
+                                  </w:r>
+                                  <w:proofErr w:type="spellEnd"/>
+                                  <w:r>
+                                    <w:rPr>
+                                      <w:lang w:val="en-US"/>
+                                    </w:rPr>
+                                    <w:t xml:space="preserve"> </w:t>
+                                  </w:r>
+                                  <w:proofErr w:type="spellStart"/>
+                                  <w:r>
+                                    <w:rPr>
+                                      <w:lang w:val="en-US"/>
+                                    </w:rPr>
+                                    <w:t>viên</w:t>
+                                  </w:r>
+                                  <w:proofErr w:type="spellEnd"/>
+                                </w:p>
+                              </w:tc>
+                              <w:tc>
+                                <w:tcPr>
+                                  <w:tcW w:w="2262" w:type="dxa"/>
+                                  <w:vAlign w:val="center"/>
+                                </w:tcPr>
+                                <w:p>
+                                  <w:pPr>
+                                    <w:pStyle w:val="Small"/>
+                                    <w:spacing w:line="360" w:lineRule="auto"/>
+                                  </w:pPr>
+                                </w:p>
+                              </w:tc>
+                            </w:tr>
+                            <w:tr>
+                              <w:tc>
+                                <w:tcPr>
+                                  <w:tcW w:w="704" w:type="dxa"/>
+                                </w:tcPr>
+                                <w:p>
+                                  <w:pPr>
+                                    <w:pStyle w:val="Small"/>
+                                    <w:numPr>
+                                      <w:ilvl w:val="0"/>
+                                      <w:numId w:val="43"/>
+                                    </w:numPr>
+                                    <w:spacing w:line="360" w:lineRule="auto"/>
+                                    <w:jc w:val="center"/>
+                                    <w:rPr>
+                                      <w:lang w:val="en-US"/>
+                                    </w:rPr>
+                                  </w:pPr>
+                                </w:p>
+                              </w:tc>
+                              <w:tc>
+                                <w:tcPr>
+                                  <w:tcW w:w="1276" w:type="dxa"/>
+                                  <w:vMerge/>
+                                  <w:vAlign w:val="center"/>
+                                </w:tcPr>
+                                <w:p>
+                                  <w:pPr>
+                                    <w:pStyle w:val="Small"/>
+                                    <w:spacing w:line="360" w:lineRule="auto"/>
+                                    <w:jc w:val="center"/>
+                                  </w:pPr>
+                                </w:p>
+                              </w:tc>
+                              <w:tc>
+                                <w:tcPr>
+                                  <w:tcW w:w="4806" w:type="dxa"/>
+                                  <w:vAlign w:val="center"/>
+                                </w:tcPr>
+                                <w:p>
+                                  <w:pPr>
+                                    <w:pStyle w:val="Small"/>
+                                    <w:spacing w:line="360" w:lineRule="auto"/>
+                                    <w:rPr>
+                                      <w:lang w:val="en-US"/>
+                                    </w:rPr>
+                                  </w:pPr>
+                                  <w:proofErr w:type="spellStart"/>
+                                  <w:r>
+                                    <w:rPr>
+                                      <w:lang w:val="en-US"/>
+                                    </w:rPr>
+                                    <w:t>Xác</w:t>
+                                  </w:r>
+                                  <w:proofErr w:type="spellEnd"/>
+                                  <w:r>
+                                    <w:rPr>
+                                      <w:lang w:val="en-US"/>
+                                    </w:rPr>
+                                    <w:t xml:space="preserve"> </w:t>
+                                  </w:r>
+                                  <w:proofErr w:type="spellStart"/>
+                                  <w:r>
+                                    <w:rPr>
+                                      <w:lang w:val="en-US"/>
+                                    </w:rPr>
+                                    <w:t>nhận</w:t>
+                                  </w:r>
+                                  <w:proofErr w:type="spellEnd"/>
+                                  <w:r>
+                                    <w:rPr>
+                                      <w:lang w:val="en-US"/>
+                                    </w:rPr>
+                                    <w:t xml:space="preserve"> </w:t>
+                                  </w:r>
+                                  <w:proofErr w:type="spellStart"/>
+                                  <w:r>
+                                    <w:rPr>
+                                      <w:lang w:val="en-US"/>
+                                    </w:rPr>
+                                    <w:t>điểm</w:t>
+                                  </w:r>
+                                  <w:proofErr w:type="spellEnd"/>
+                                  <w:r>
+                                    <w:rPr>
+                                      <w:lang w:val="en-US"/>
+                                    </w:rPr>
+                                    <w:t xml:space="preserve"> </w:t>
+                                  </w:r>
+                                  <w:proofErr w:type="spellStart"/>
+                                  <w:r>
+                                    <w:rPr>
+                                      <w:lang w:val="en-US"/>
+                                    </w:rPr>
+                                    <w:t>rèn</w:t>
+                                  </w:r>
+                                  <w:proofErr w:type="spellEnd"/>
+                                  <w:r>
+                                    <w:rPr>
+                                      <w:lang w:val="en-US"/>
+                                    </w:rPr>
+                                    <w:t xml:space="preserve"> </w:t>
+                                  </w:r>
+                                  <w:proofErr w:type="spellStart"/>
+                                  <w:r>
+                                    <w:rPr>
+                                      <w:lang w:val="en-US"/>
+                                    </w:rPr>
+                                    <w:t>luyện</w:t>
+                                  </w:r>
+                                  <w:proofErr w:type="spellEnd"/>
+                                </w:p>
+                              </w:tc>
+                              <w:tc>
+                                <w:tcPr>
+                                  <w:tcW w:w="2262" w:type="dxa"/>
+                                  <w:vAlign w:val="center"/>
+                                </w:tcPr>
+                                <w:p>
+                                  <w:pPr>
+                                    <w:pStyle w:val="Small"/>
+                                    <w:spacing w:line="360" w:lineRule="auto"/>
+                                  </w:pPr>
+                                </w:p>
+                              </w:tc>
+                            </w:tr>
+                            <w:tr>
+                              <w:tc>
+                                <w:tcPr>
+                                  <w:tcW w:w="704" w:type="dxa"/>
+                                </w:tcPr>
+                                <w:p>
+                                  <w:pPr>
+                                    <w:pStyle w:val="Small"/>
+                                    <w:numPr>
+                                      <w:ilvl w:val="0"/>
+                                      <w:numId w:val="43"/>
+                                    </w:numPr>
+                                    <w:spacing w:line="360" w:lineRule="auto"/>
+                                    <w:jc w:val="center"/>
+                                    <w:rPr>
+                                      <w:lang w:val="en-US"/>
+                                    </w:rPr>
+                                  </w:pPr>
+                                </w:p>
+                              </w:tc>
+                              <w:tc>
+                                <w:tcPr>
+                                  <w:tcW w:w="1276" w:type="dxa"/>
+                                  <w:vMerge/>
+                                  <w:vAlign w:val="center"/>
+                                </w:tcPr>
+                                <w:p>
+                                  <w:pPr>
+                                    <w:pStyle w:val="Small"/>
+                                    <w:spacing w:line="360" w:lineRule="auto"/>
+                                    <w:jc w:val="center"/>
+                                  </w:pPr>
+                                </w:p>
+                              </w:tc>
+                              <w:tc>
+                                <w:tcPr>
+                                  <w:tcW w:w="4806" w:type="dxa"/>
+                                  <w:vAlign w:val="center"/>
+                                </w:tcPr>
+                                <w:p>
+                                  <w:pPr>
+                                    <w:pStyle w:val="Small"/>
+                                    <w:spacing w:line="360" w:lineRule="auto"/>
+                                    <w:rPr>
+                                      <w:lang w:val="en-US"/>
+                                    </w:rPr>
+                                  </w:pPr>
+                                  <w:r>
+                                    <w:rPr>
+                                      <w:lang w:val="en-US"/>
+                                    </w:rPr>
+                                    <w:t xml:space="preserve">Xin </w:t>
+                                  </w:r>
+                                  <w:proofErr w:type="spellStart"/>
+                                  <w:r>
+                                    <w:rPr>
+                                      <w:lang w:val="en-US"/>
+                                    </w:rPr>
+                                    <w:t>giấy</w:t>
+                                  </w:r>
+                                  <w:proofErr w:type="spellEnd"/>
+                                  <w:r>
+                                    <w:rPr>
+                                      <w:lang w:val="en-US"/>
+                                    </w:rPr>
+                                    <w:t xml:space="preserve"> </w:t>
+                                  </w:r>
+                                  <w:proofErr w:type="spellStart"/>
+                                  <w:r>
+                                    <w:rPr>
+                                      <w:lang w:val="en-US"/>
+                                    </w:rPr>
+                                    <w:t>xác</w:t>
+                                  </w:r>
+                                  <w:proofErr w:type="spellEnd"/>
+                                  <w:r>
+                                    <w:rPr>
+                                      <w:lang w:val="en-US"/>
+                                    </w:rPr>
+                                    <w:t xml:space="preserve"> </w:t>
+                                  </w:r>
+                                  <w:proofErr w:type="spellStart"/>
+                                  <w:r>
+                                    <w:rPr>
+                                      <w:lang w:val="en-US"/>
+                                    </w:rPr>
+                                    <w:t>nhận</w:t>
+                                  </w:r>
+                                  <w:proofErr w:type="spellEnd"/>
+                                  <w:r>
+                                    <w:rPr>
+                                      <w:lang w:val="en-US"/>
+                                    </w:rPr>
+                                    <w:t xml:space="preserve"> </w:t>
+                                  </w:r>
+                                  <w:proofErr w:type="spellStart"/>
+                                  <w:r>
+                                    <w:rPr>
+                                      <w:lang w:val="en-US"/>
+                                    </w:rPr>
+                                    <w:t>vay</w:t>
+                                  </w:r>
+                                  <w:proofErr w:type="spellEnd"/>
+                                  <w:r>
+                                    <w:rPr>
+                                      <w:lang w:val="en-US"/>
+                                    </w:rPr>
+                                    <w:t xml:space="preserve"> </w:t>
+                                  </w:r>
+                                  <w:proofErr w:type="spellStart"/>
+                                  <w:r>
+                                    <w:rPr>
+                                      <w:lang w:val="en-US"/>
+                                    </w:rPr>
+                                    <w:t>vốn</w:t>
+                                  </w:r>
+                                  <w:proofErr w:type="spellEnd"/>
+                                </w:p>
+                              </w:tc>
+                              <w:tc>
+                                <w:tcPr>
+                                  <w:tcW w:w="2262" w:type="dxa"/>
+                                  <w:vAlign w:val="center"/>
+                                </w:tcPr>
+                                <w:p>
+                                  <w:pPr>
+                                    <w:pStyle w:val="Small"/>
+                                    <w:spacing w:line="360" w:lineRule="auto"/>
+                                  </w:pPr>
+                                </w:p>
+                              </w:tc>
+                            </w:tr>
+                            <w:tr>
+                              <w:tc>
+                                <w:tcPr>
+                                  <w:tcW w:w="704" w:type="dxa"/>
+                                </w:tcPr>
+                                <w:p>
+                                  <w:pPr>
+                                    <w:pStyle w:val="Small"/>
+                                    <w:numPr>
+                                      <w:ilvl w:val="0"/>
+                                      <w:numId w:val="43"/>
+                                    </w:numPr>
+                                    <w:spacing w:line="360" w:lineRule="auto"/>
+                                    <w:jc w:val="center"/>
+                                    <w:rPr>
+                                      <w:lang w:val="en-US"/>
+                                    </w:rPr>
+                                  </w:pPr>
+                                </w:p>
+                              </w:tc>
+                              <w:tc>
+                                <w:tcPr>
+                                  <w:tcW w:w="1276" w:type="dxa"/>
+                                  <w:vMerge/>
+                                  <w:vAlign w:val="center"/>
+                                </w:tcPr>
+                                <w:p>
+                                  <w:pPr>
+                                    <w:pStyle w:val="Small"/>
+                                    <w:spacing w:line="360" w:lineRule="auto"/>
+                                    <w:jc w:val="center"/>
+                                  </w:pPr>
+                                </w:p>
+                              </w:tc>
+                              <w:tc>
+                                <w:tcPr>
+                                  <w:tcW w:w="4806" w:type="dxa"/>
+                                  <w:vAlign w:val="center"/>
+                                </w:tcPr>
+                                <w:p>
+                                  <w:pPr>
+                                    <w:pStyle w:val="Small"/>
+                                    <w:spacing w:line="360" w:lineRule="auto"/>
+                                    <w:rPr>
+                                      <w:lang w:val="en-US"/>
+                                    </w:rPr>
+                                  </w:pPr>
+                                  <w:proofErr w:type="spellStart"/>
+                                  <w:r>
+                                    <w:rPr>
+                                      <w:lang w:val="en-US"/>
+                                    </w:rPr>
+                                    <w:t>Cấp</w:t>
+                                  </w:r>
+                                  <w:proofErr w:type="spellEnd"/>
+                                  <w:r>
+                                    <w:rPr>
+                                      <w:lang w:val="en-US"/>
+                                    </w:rPr>
+                                    <w:t xml:space="preserve"> </w:t>
+                                  </w:r>
+                                  <w:proofErr w:type="spellStart"/>
+                                  <w:r>
+                                    <w:rPr>
+                                      <w:lang w:val="en-US"/>
+                                    </w:rPr>
+                                    <w:t>giấy</w:t>
+                                  </w:r>
+                                  <w:proofErr w:type="spellEnd"/>
+                                  <w:r>
+                                    <w:rPr>
+                                      <w:lang w:val="en-US"/>
+                                    </w:rPr>
+                                    <w:t xml:space="preserve"> </w:t>
+                                  </w:r>
+                                  <w:proofErr w:type="spellStart"/>
+                                  <w:r>
+                                    <w:rPr>
+                                      <w:lang w:val="en-US"/>
+                                    </w:rPr>
+                                    <w:t>xác</w:t>
+                                  </w:r>
+                                  <w:proofErr w:type="spellEnd"/>
+                                  <w:r>
+                                    <w:rPr>
+                                      <w:lang w:val="en-US"/>
+                                    </w:rPr>
+                                    <w:t xml:space="preserve"> </w:t>
+                                  </w:r>
+                                  <w:proofErr w:type="spellStart"/>
+                                  <w:r>
+                                    <w:rPr>
+                                      <w:lang w:val="en-US"/>
+                                    </w:rPr>
+                                    <w:t>nhận</w:t>
+                                  </w:r>
+                                  <w:proofErr w:type="spellEnd"/>
+                                  <w:r>
+                                    <w:rPr>
+                                      <w:lang w:val="en-US"/>
+                                    </w:rPr>
+                                    <w:t xml:space="preserve"> </w:t>
+                                  </w:r>
+                                  <w:proofErr w:type="spellStart"/>
+                                  <w:r>
+                                    <w:rPr>
+                                      <w:lang w:val="en-US"/>
+                                    </w:rPr>
+                                    <w:t>cho</w:t>
+                                  </w:r>
+                                  <w:proofErr w:type="spellEnd"/>
+                                  <w:r>
+                                    <w:rPr>
+                                      <w:lang w:val="en-US"/>
+                                    </w:rPr>
+                                    <w:t xml:space="preserve"> SV </w:t>
+                                  </w:r>
+                                  <w:proofErr w:type="spellStart"/>
+                                  <w:r>
+                                    <w:rPr>
+                                      <w:lang w:val="en-US"/>
+                                    </w:rPr>
+                                    <w:t>thuộc</w:t>
+                                  </w:r>
+                                  <w:proofErr w:type="spellEnd"/>
+                                  <w:r>
+                                    <w:rPr>
+                                      <w:lang w:val="en-US"/>
+                                    </w:rPr>
+                                    <w:t xml:space="preserve"> </w:t>
+                                  </w:r>
+                                  <w:proofErr w:type="spellStart"/>
+                                  <w:r>
+                                    <w:rPr>
+                                      <w:lang w:val="en-US"/>
+                                    </w:rPr>
+                                    <w:t>đối</w:t>
+                                  </w:r>
+                                  <w:proofErr w:type="spellEnd"/>
+                                  <w:r>
+                                    <w:rPr>
+                                      <w:lang w:val="en-US"/>
+                                    </w:rPr>
+                                    <w:t xml:space="preserve"> </w:t>
+                                  </w:r>
+                                  <w:proofErr w:type="spellStart"/>
+                                  <w:r>
+                                    <w:rPr>
+                                      <w:lang w:val="en-US"/>
+                                    </w:rPr>
+                                    <w:t>tượng</w:t>
+                                  </w:r>
+                                  <w:proofErr w:type="spellEnd"/>
+                                  <w:r>
+                                    <w:rPr>
+                                      <w:lang w:val="en-US"/>
+                                    </w:rPr>
+                                    <w:t xml:space="preserve"> </w:t>
+                                  </w:r>
+                                  <w:proofErr w:type="spellStart"/>
+                                  <w:r>
+                                    <w:rPr>
+                                      <w:lang w:val="en-US"/>
+                                    </w:rPr>
+                                    <w:t>chính</w:t>
+                                  </w:r>
+                                  <w:proofErr w:type="spellEnd"/>
+                                  <w:r>
+                                    <w:rPr>
+                                      <w:lang w:val="en-US"/>
+                                    </w:rPr>
+                                    <w:t xml:space="preserve"> </w:t>
+                                  </w:r>
+                                  <w:proofErr w:type="spellStart"/>
+                                  <w:r>
+                                    <w:rPr>
+                                      <w:lang w:val="en-US"/>
+                                    </w:rPr>
+                                    <w:t>sách</w:t>
+                                  </w:r>
+                                  <w:proofErr w:type="spellEnd"/>
+                                </w:p>
+                              </w:tc>
+                              <w:tc>
+                                <w:tcPr>
+                                  <w:tcW w:w="2262" w:type="dxa"/>
+                                  <w:vAlign w:val="center"/>
+                                </w:tcPr>
+                                <w:p>
+                                  <w:pPr>
+                                    <w:pStyle w:val="Small"/>
+                                    <w:spacing w:line="360" w:lineRule="auto"/>
+                                  </w:pPr>
+                                </w:p>
+                              </w:tc>
+                            </w:tr>
+                            <w:tr>
+                              <w:tc>
+                                <w:tcPr>
+                                  <w:tcW w:w="704" w:type="dxa"/>
+                                </w:tcPr>
+                                <w:p>
+                                  <w:pPr>
+                                    <w:pStyle w:val="Small"/>
+                                    <w:numPr>
+                                      <w:ilvl w:val="0"/>
+                                      <w:numId w:val="43"/>
+                                    </w:numPr>
+                                    <w:spacing w:line="360" w:lineRule="auto"/>
+                                    <w:jc w:val="center"/>
+                                    <w:rPr>
+                                      <w:lang w:val="en-US"/>
+                                    </w:rPr>
+                                  </w:pPr>
+                                </w:p>
+                              </w:tc>
+                              <w:tc>
+                                <w:tcPr>
+                                  <w:tcW w:w="1276" w:type="dxa"/>
+                                  <w:vMerge/>
+                                  <w:vAlign w:val="center"/>
+                                </w:tcPr>
+                                <w:p>
+                                  <w:pPr>
+                                    <w:pStyle w:val="Small"/>
+                                    <w:spacing w:line="360" w:lineRule="auto"/>
+                                    <w:jc w:val="center"/>
+                                  </w:pPr>
+                                </w:p>
+                              </w:tc>
+                              <w:tc>
+                                <w:tcPr>
+                                  <w:tcW w:w="4806" w:type="dxa"/>
+                                  <w:vAlign w:val="center"/>
+                                </w:tcPr>
+                                <w:p>
+                                  <w:pPr>
+                                    <w:pStyle w:val="Small"/>
+                                    <w:spacing w:line="360" w:lineRule="auto"/>
+                                    <w:rPr>
+                                      <w:lang w:val="en-US"/>
+                                    </w:rPr>
+                                  </w:pPr>
+                                  <w:proofErr w:type="spellStart"/>
+                                  <w:r>
+                                    <w:rPr>
+                                      <w:lang w:val="en-US"/>
+                                    </w:rPr>
+                                    <w:t>Đăng</w:t>
+                                  </w:r>
+                                  <w:proofErr w:type="spellEnd"/>
+                                  <w:r>
+                                    <w:rPr>
+                                      <w:lang w:val="en-US"/>
+                                    </w:rPr>
+                                    <w:t xml:space="preserve"> </w:t>
+                                  </w:r>
+                                  <w:proofErr w:type="spellStart"/>
+                                  <w:r>
+                                    <w:rPr>
+                                      <w:lang w:val="en-US"/>
+                                    </w:rPr>
+                                    <w:t>ký</w:t>
+                                  </w:r>
+                                  <w:proofErr w:type="spellEnd"/>
+                                  <w:r>
+                                    <w:rPr>
+                                      <w:lang w:val="en-US"/>
+                                    </w:rPr>
+                                    <w:t xml:space="preserve"> </w:t>
+                                  </w:r>
+                                  <w:proofErr w:type="spellStart"/>
+                                  <w:r>
+                                    <w:rPr>
+                                      <w:lang w:val="en-US"/>
+                                    </w:rPr>
+                                    <w:t>tham</w:t>
+                                  </w:r>
+                                  <w:proofErr w:type="spellEnd"/>
+                                  <w:r>
+                                    <w:rPr>
+                                      <w:lang w:val="en-US"/>
+                                    </w:rPr>
+                                    <w:t xml:space="preserve"> </w:t>
+                                  </w:r>
+                                  <w:proofErr w:type="spellStart"/>
+                                  <w:r>
+                                    <w:rPr>
+                                      <w:lang w:val="en-US"/>
+                                    </w:rPr>
+                                    <w:t>gia</w:t>
+                                  </w:r>
+                                  <w:proofErr w:type="spellEnd"/>
+                                  <w:r>
+                                    <w:rPr>
+                                      <w:lang w:val="en-US"/>
+                                    </w:rPr>
+                                    <w:t xml:space="preserve"> </w:t>
+                                  </w:r>
+                                  <w:proofErr w:type="spellStart"/>
+                                  <w:r>
+                                    <w:rPr>
+                                      <w:lang w:val="en-US"/>
+                                    </w:rPr>
+                                    <w:t>sự</w:t>
+                                  </w:r>
+                                  <w:proofErr w:type="spellEnd"/>
+                                  <w:r>
+                                    <w:rPr>
+                                      <w:lang w:val="en-US"/>
+                                    </w:rPr>
+                                    <w:t xml:space="preserve"> </w:t>
+                                  </w:r>
+                                  <w:proofErr w:type="spellStart"/>
+                                  <w:r>
+                                    <w:rPr>
+                                      <w:lang w:val="en-US"/>
+                                    </w:rPr>
+                                    <w:t>kiện</w:t>
+                                  </w:r>
+                                  <w:proofErr w:type="spellEnd"/>
+                                </w:p>
+                              </w:tc>
+                              <w:tc>
+                                <w:tcPr>
+                                  <w:tcW w:w="2262" w:type="dxa"/>
+                                  <w:vAlign w:val="center"/>
+                                </w:tcPr>
+                                <w:p>
+                                  <w:pPr>
+                                    <w:pStyle w:val="Small"/>
+                                    <w:spacing w:line="360" w:lineRule="auto"/>
+                                  </w:pPr>
+                                </w:p>
+                              </w:tc>
+                            </w:tr>
+                            <w:tr>
+                              <w:tc>
+                                <w:tcPr>
+                                  <w:tcW w:w="704" w:type="dxa"/>
+                                </w:tcPr>
+                                <w:p>
+                                  <w:pPr>
+                                    <w:pStyle w:val="Small"/>
+                                    <w:numPr>
+                                      <w:ilvl w:val="0"/>
+                                      <w:numId w:val="43"/>
+                                    </w:numPr>
+                                    <w:spacing w:line="360" w:lineRule="auto"/>
+                                    <w:jc w:val="center"/>
+                                    <w:rPr>
+                                      <w:lang w:val="en-US"/>
+                                    </w:rPr>
+                                  </w:pPr>
+                                </w:p>
+                              </w:tc>
+                              <w:tc>
+                                <w:tcPr>
+                                  <w:tcW w:w="1276" w:type="dxa"/>
+                                  <w:vMerge/>
+                                  <w:vAlign w:val="center"/>
+                                </w:tcPr>
+                                <w:p>
+                                  <w:pPr>
+                                    <w:pStyle w:val="Small"/>
+                                    <w:spacing w:line="360" w:lineRule="auto"/>
+                                    <w:jc w:val="center"/>
+                                  </w:pPr>
+                                </w:p>
+                              </w:tc>
+                              <w:tc>
+                                <w:tcPr>
+                                  <w:tcW w:w="4806" w:type="dxa"/>
+                                  <w:vAlign w:val="center"/>
+                                </w:tcPr>
+                                <w:p>
+                                  <w:pPr>
+                                    <w:pStyle w:val="Small"/>
+                                    <w:spacing w:line="360" w:lineRule="auto"/>
+                                    <w:rPr>
+                                      <w:lang w:val="en-US"/>
+                                    </w:rPr>
+                                  </w:pPr>
+                                  <w:proofErr w:type="spellStart"/>
+                                  <w:r>
+                                    <w:rPr>
+                                      <w:lang w:val="en-US"/>
+                                    </w:rPr>
+                                    <w:t>Điểm</w:t>
+                                  </w:r>
+                                  <w:proofErr w:type="spellEnd"/>
+                                  <w:r>
+                                    <w:rPr>
+                                      <w:lang w:val="en-US"/>
+                                    </w:rPr>
+                                    <w:t xml:space="preserve"> danh </w:t>
+                                  </w:r>
+                                  <w:proofErr w:type="spellStart"/>
+                                  <w:r>
+                                    <w:rPr>
+                                      <w:lang w:val="en-US"/>
+                                    </w:rPr>
+                                    <w:t>sự</w:t>
+                                  </w:r>
+                                  <w:proofErr w:type="spellEnd"/>
+                                  <w:r>
+                                    <w:rPr>
+                                      <w:lang w:val="en-US"/>
+                                    </w:rPr>
+                                    <w:t xml:space="preserve"> </w:t>
+                                  </w:r>
+                                  <w:proofErr w:type="spellStart"/>
+                                  <w:r>
+                                    <w:rPr>
+                                      <w:lang w:val="en-US"/>
+                                    </w:rPr>
+                                    <w:t>kiện</w:t>
+                                  </w:r>
+                                  <w:proofErr w:type="spellEnd"/>
+                                </w:p>
+                              </w:tc>
+                              <w:tc>
+                                <w:tcPr>
+                                  <w:tcW w:w="2262" w:type="dxa"/>
+                                  <w:vAlign w:val="center"/>
+                                </w:tcPr>
+                                <w:p>
+                                  <w:pPr>
+                                    <w:pStyle w:val="Small"/>
+                                    <w:spacing w:line="360" w:lineRule="auto"/>
+                                  </w:pPr>
+                                </w:p>
+                              </w:tc>
+                            </w:tr>
+                            <w:tr>
+                              <w:tc>
+                                <w:tcPr>
+                                  <w:tcW w:w="704" w:type="dxa"/>
+                                </w:tcPr>
+                                <w:p>
+                                  <w:pPr>
+                                    <w:pStyle w:val="Small"/>
+                                    <w:numPr>
+                                      <w:ilvl w:val="0"/>
+                                      <w:numId w:val="43"/>
+                                    </w:numPr>
+                                    <w:spacing w:line="360" w:lineRule="auto"/>
+                                    <w:jc w:val="center"/>
+                                    <w:rPr>
+                                      <w:lang w:val="en-US"/>
+                                    </w:rPr>
+                                  </w:pPr>
+                                </w:p>
+                              </w:tc>
+                              <w:tc>
+                                <w:tcPr>
+                                  <w:tcW w:w="1276" w:type="dxa"/>
+                                  <w:vMerge/>
+                                  <w:vAlign w:val="center"/>
+                                </w:tcPr>
+                                <w:p>
+                                  <w:pPr>
+                                    <w:pStyle w:val="Small"/>
+                                    <w:spacing w:line="360" w:lineRule="auto"/>
+                                    <w:jc w:val="center"/>
+                                  </w:pPr>
+                                </w:p>
+                              </w:tc>
+                              <w:tc>
+                                <w:tcPr>
+                                  <w:tcW w:w="4806" w:type="dxa"/>
+                                  <w:vAlign w:val="center"/>
+                                </w:tcPr>
+                                <w:p>
+                                  <w:pPr>
+                                    <w:pStyle w:val="Small"/>
+                                    <w:spacing w:line="360" w:lineRule="auto"/>
+                                    <w:rPr>
+                                      <w:lang w:val="en-US"/>
+                                    </w:rPr>
+                                  </w:pPr>
+                                  <w:proofErr w:type="spellStart"/>
+                                  <w:r>
+                                    <w:rPr>
+                                      <w:lang w:val="en-US"/>
+                                    </w:rPr>
+                                    <w:t>Điểm</w:t>
+                                  </w:r>
+                                  <w:proofErr w:type="spellEnd"/>
+                                  <w:r>
+                                    <w:rPr>
+                                      <w:lang w:val="en-US"/>
+                                    </w:rPr>
+                                    <w:t xml:space="preserve"> danh </w:t>
+                                  </w:r>
+                                  <w:proofErr w:type="spellStart"/>
+                                  <w:r>
+                                    <w:rPr>
+                                      <w:lang w:val="en-US"/>
+                                    </w:rPr>
+                                    <w:t>môn</w:t>
+                                  </w:r>
+                                  <w:proofErr w:type="spellEnd"/>
+                                  <w:r>
+                                    <w:rPr>
+                                      <w:lang w:val="en-US"/>
+                                    </w:rPr>
+                                    <w:t xml:space="preserve"> </w:t>
+                                  </w:r>
+                                  <w:proofErr w:type="spellStart"/>
+                                  <w:r>
+                                    <w:rPr>
+                                      <w:lang w:val="en-US"/>
+                                    </w:rPr>
+                                    <w:t>học</w:t>
+                                  </w:r>
+                                  <w:proofErr w:type="spellEnd"/>
+                                </w:p>
+                              </w:tc>
+                              <w:tc>
+                                <w:tcPr>
+                                  <w:tcW w:w="2262" w:type="dxa"/>
+                                  <w:vAlign w:val="center"/>
+                                </w:tcPr>
+                                <w:p>
+                                  <w:pPr>
+                                    <w:pStyle w:val="Small"/>
+                                    <w:spacing w:line="360" w:lineRule="auto"/>
+                                  </w:pPr>
+                                </w:p>
+                              </w:tc>
+                            </w:tr>
+                            <w:tr>
+                              <w:tc>
+                                <w:tcPr>
+                                  <w:tcW w:w="704" w:type="dxa"/>
+                                </w:tcPr>
+                                <w:p>
+                                  <w:pPr>
+                                    <w:pStyle w:val="Small"/>
+                                    <w:numPr>
+                                      <w:ilvl w:val="0"/>
+                                      <w:numId w:val="43"/>
+                                    </w:numPr>
+                                    <w:spacing w:line="360" w:lineRule="auto"/>
+                                    <w:jc w:val="center"/>
+                                    <w:rPr>
+                                      <w:lang w:val="en-US"/>
+                                    </w:rPr>
+                                  </w:pPr>
+                                </w:p>
+                              </w:tc>
+                              <w:tc>
+                                <w:tcPr>
+                                  <w:tcW w:w="1276" w:type="dxa"/>
+                                  <w:vMerge w:val="restart"/>
+                                  <w:vAlign w:val="center"/>
+                                </w:tcPr>
+                                <w:p>
+                                  <w:pPr>
+                                    <w:pStyle w:val="Small"/>
+                                    <w:spacing w:line="360" w:lineRule="auto"/>
+                                    <w:jc w:val="center"/>
+                                    <w:rPr>
+                                      <w:lang w:val="en-US"/>
+                                    </w:rPr>
+                                  </w:pPr>
+                                  <w:r>
+                                    <w:rPr>
+                                      <w:lang w:val="en-US"/>
+                                    </w:rPr>
+                                    <w:t>P7</w:t>
+                                  </w:r>
+                                </w:p>
+                              </w:tc>
+                              <w:tc>
+                                <w:tcPr>
+                                  <w:tcW w:w="4806" w:type="dxa"/>
+                                  <w:vAlign w:val="center"/>
+                                </w:tcPr>
+                                <w:p>
+                                  <w:pPr>
+                                    <w:pStyle w:val="Small"/>
+                                    <w:spacing w:line="360" w:lineRule="auto"/>
+                                    <w:rPr>
+                                      <w:lang w:val="en-US"/>
+                                    </w:rPr>
+                                  </w:pPr>
+                                  <w:proofErr w:type="spellStart"/>
+                                  <w:r>
+                                    <w:rPr>
+                                      <w:lang w:val="en-US"/>
+                                    </w:rPr>
+                                    <w:t>Cấp</w:t>
+                                  </w:r>
+                                  <w:proofErr w:type="spellEnd"/>
+                                  <w:r>
+                                    <w:rPr>
+                                      <w:lang w:val="en-US"/>
+                                    </w:rPr>
+                                    <w:t xml:space="preserve"> </w:t>
+                                  </w:r>
+                                  <w:proofErr w:type="spellStart"/>
+                                  <w:r>
+                                    <w:rPr>
+                                      <w:lang w:val="en-US"/>
+                                    </w:rPr>
+                                    <w:t>giấy</w:t>
+                                  </w:r>
+                                  <w:proofErr w:type="spellEnd"/>
+                                  <w:r>
+                                    <w:rPr>
+                                      <w:lang w:val="en-US"/>
+                                    </w:rPr>
+                                    <w:t xml:space="preserve"> </w:t>
+                                  </w:r>
+                                  <w:proofErr w:type="spellStart"/>
+                                  <w:r>
+                                    <w:rPr>
+                                      <w:lang w:val="en-US"/>
+                                    </w:rPr>
+                                    <w:t>xác</w:t>
+                                  </w:r>
+                                  <w:proofErr w:type="spellEnd"/>
+                                  <w:r>
+                                    <w:rPr>
+                                      <w:lang w:val="en-US"/>
+                                    </w:rPr>
+                                    <w:t xml:space="preserve"> </w:t>
+                                  </w:r>
+                                  <w:proofErr w:type="spellStart"/>
+                                  <w:r>
+                                    <w:rPr>
+                                      <w:lang w:val="en-US"/>
+                                    </w:rPr>
+                                    <w:t>nhận</w:t>
+                                  </w:r>
+                                  <w:proofErr w:type="spellEnd"/>
+                                  <w:r>
+                                    <w:rPr>
+                                      <w:lang w:val="en-US"/>
+                                    </w:rPr>
+                                    <w:t xml:space="preserve"> </w:t>
+                                  </w:r>
+                                  <w:proofErr w:type="spellStart"/>
+                                  <w:r>
+                                    <w:rPr>
+                                      <w:lang w:val="en-US"/>
+                                    </w:rPr>
+                                    <w:t>vay</w:t>
+                                  </w:r>
+                                  <w:proofErr w:type="spellEnd"/>
+                                  <w:r>
+                                    <w:rPr>
+                                      <w:lang w:val="en-US"/>
+                                    </w:rPr>
+                                    <w:t xml:space="preserve"> </w:t>
+                                  </w:r>
+                                  <w:proofErr w:type="spellStart"/>
+                                  <w:r>
+                                    <w:rPr>
+                                      <w:lang w:val="en-US"/>
+                                    </w:rPr>
+                                    <w:t>vốn</w:t>
+                                  </w:r>
+                                  <w:proofErr w:type="spellEnd"/>
+                                  <w:r>
+                                    <w:rPr>
+                                      <w:lang w:val="en-US"/>
+                                    </w:rPr>
+                                    <w:t xml:space="preserve"> </w:t>
+                                  </w:r>
+                                  <w:proofErr w:type="spellStart"/>
+                                  <w:r>
+                                    <w:rPr>
+                                      <w:lang w:val="en-US"/>
+                                    </w:rPr>
+                                    <w:t>cho</w:t>
+                                  </w:r>
+                                  <w:proofErr w:type="spellEnd"/>
+                                  <w:r>
+                                    <w:rPr>
+                                      <w:lang w:val="en-US"/>
+                                    </w:rPr>
+                                    <w:t xml:space="preserve"> </w:t>
+                                  </w:r>
+                                  <w:proofErr w:type="spellStart"/>
+                                  <w:r>
+                                    <w:rPr>
+                                      <w:lang w:val="en-US"/>
+                                    </w:rPr>
+                                    <w:t>sinh</w:t>
+                                  </w:r>
+                                  <w:proofErr w:type="spellEnd"/>
+                                  <w:r>
+                                    <w:rPr>
+                                      <w:lang w:val="en-US"/>
+                                    </w:rPr>
+                                    <w:t xml:space="preserve"> </w:t>
+                                  </w:r>
+                                  <w:proofErr w:type="spellStart"/>
+                                  <w:r>
+                                    <w:rPr>
+                                      <w:lang w:val="en-US"/>
+                                    </w:rPr>
+                                    <w:t>viên</w:t>
+                                  </w:r>
+                                  <w:proofErr w:type="spellEnd"/>
+                                </w:p>
+                              </w:tc>
+                              <w:tc>
+                                <w:tcPr>
+                                  <w:tcW w:w="2262" w:type="dxa"/>
+                                  <w:vAlign w:val="center"/>
+                                </w:tcPr>
+                                <w:p>
+                                  <w:pPr>
+                                    <w:pStyle w:val="Small"/>
+                                    <w:spacing w:line="360" w:lineRule="auto"/>
+                                  </w:pPr>
+                                </w:p>
+                              </w:tc>
+                            </w:tr>
+                            <w:tr>
+                              <w:tc>
+                                <w:tcPr>
+                                  <w:tcW w:w="704" w:type="dxa"/>
+                                </w:tcPr>
+                                <w:p>
+                                  <w:pPr>
+                                    <w:pStyle w:val="Small"/>
+                                    <w:numPr>
+                                      <w:ilvl w:val="0"/>
+                                      <w:numId w:val="43"/>
+                                    </w:numPr>
+                                    <w:spacing w:line="360" w:lineRule="auto"/>
+                                    <w:jc w:val="center"/>
+                                    <w:rPr>
+                                      <w:lang w:val="en-US"/>
+                                    </w:rPr>
+                                  </w:pPr>
+                                </w:p>
+                              </w:tc>
+                              <w:tc>
+                                <w:tcPr>
+                                  <w:tcW w:w="1276" w:type="dxa"/>
+                                  <w:vMerge/>
+                                  <w:vAlign w:val="center"/>
+                                </w:tcPr>
+                                <w:p>
+                                  <w:pPr>
+                                    <w:pStyle w:val="Small"/>
+                                    <w:spacing w:line="360" w:lineRule="auto"/>
+                                    <w:jc w:val="center"/>
+                                    <w:rPr>
+                                      <w:lang w:val="en-US"/>
+                                    </w:rPr>
+                                  </w:pPr>
+                                </w:p>
+                              </w:tc>
+                              <w:tc>
+                                <w:tcPr>
+                                  <w:tcW w:w="4806" w:type="dxa"/>
+                                  <w:vAlign w:val="center"/>
+                                </w:tcPr>
+                                <w:p>
+                                  <w:pPr>
+                                    <w:pStyle w:val="Small"/>
+                                    <w:spacing w:line="360" w:lineRule="auto"/>
+                                    <w:rPr>
+                                      <w:lang w:val="en-US"/>
+                                    </w:rPr>
+                                  </w:pPr>
+                                  <w:proofErr w:type="spellStart"/>
+                                  <w:r>
+                                    <w:rPr>
+                                      <w:lang w:val="en-US"/>
+                                    </w:rPr>
+                                    <w:t>Cấp</w:t>
+                                  </w:r>
+                                  <w:proofErr w:type="spellEnd"/>
+                                  <w:r>
+                                    <w:rPr>
+                                      <w:lang w:val="en-US"/>
+                                    </w:rPr>
+                                    <w:t xml:space="preserve"> </w:t>
+                                  </w:r>
+                                  <w:proofErr w:type="spellStart"/>
+                                  <w:r>
+                                    <w:rPr>
+                                      <w:lang w:val="en-US"/>
+                                    </w:rPr>
+                                    <w:t>giấy</w:t>
+                                  </w:r>
+                                  <w:proofErr w:type="spellEnd"/>
+                                  <w:r>
+                                    <w:rPr>
+                                      <w:lang w:val="en-US"/>
+                                    </w:rPr>
+                                    <w:t xml:space="preserve"> </w:t>
+                                  </w:r>
+                                  <w:proofErr w:type="spellStart"/>
+                                  <w:r>
+                                    <w:rPr>
+                                      <w:lang w:val="en-US"/>
+                                    </w:rPr>
+                                    <w:t>xác</w:t>
+                                  </w:r>
+                                  <w:proofErr w:type="spellEnd"/>
+                                  <w:r>
+                                    <w:rPr>
+                                      <w:lang w:val="en-US"/>
+                                    </w:rPr>
+                                    <w:t xml:space="preserve"> </w:t>
+                                  </w:r>
+                                  <w:proofErr w:type="spellStart"/>
+                                  <w:r>
+                                    <w:rPr>
+                                      <w:lang w:val="en-US"/>
+                                    </w:rPr>
+                                    <w:t>nhận</w:t>
+                                  </w:r>
+                                  <w:proofErr w:type="spellEnd"/>
+                                  <w:r>
+                                    <w:rPr>
+                                      <w:lang w:val="en-US"/>
+                                    </w:rPr>
+                                    <w:t xml:space="preserve"> </w:t>
+                                  </w:r>
+                                  <w:proofErr w:type="spellStart"/>
+                                  <w:r>
+                                    <w:rPr>
+                                      <w:lang w:val="en-US"/>
+                                    </w:rPr>
+                                    <w:t>sinh</w:t>
+                                  </w:r>
+                                  <w:proofErr w:type="spellEnd"/>
+                                  <w:r>
+                                    <w:rPr>
+                                      <w:lang w:val="en-US"/>
+                                    </w:rPr>
+                                    <w:t xml:space="preserve"> </w:t>
+                                  </w:r>
+                                  <w:proofErr w:type="spellStart"/>
+                                  <w:r>
+                                    <w:rPr>
+                                      <w:lang w:val="en-US"/>
+                                    </w:rPr>
+                                    <w:t>viên</w:t>
+                                  </w:r>
+                                  <w:proofErr w:type="spellEnd"/>
+                                </w:p>
+                              </w:tc>
+                              <w:tc>
+                                <w:tcPr>
+                                  <w:tcW w:w="2262" w:type="dxa"/>
+                                  <w:vAlign w:val="center"/>
+                                </w:tcPr>
+                                <w:p>
+                                  <w:pPr>
+                                    <w:pStyle w:val="Small"/>
+                                    <w:spacing w:line="360" w:lineRule="auto"/>
+                                  </w:pPr>
+                                </w:p>
+                              </w:tc>
+                            </w:tr>
+                            <w:tr>
+                              <w:tc>
+                                <w:tcPr>
+                                  <w:tcW w:w="704" w:type="dxa"/>
+                                </w:tcPr>
+                                <w:p>
+                                  <w:pPr>
+                                    <w:pStyle w:val="Small"/>
+                                    <w:numPr>
+                                      <w:ilvl w:val="0"/>
+                                      <w:numId w:val="43"/>
+                                    </w:numPr>
+                                    <w:spacing w:line="360" w:lineRule="auto"/>
+                                    <w:jc w:val="center"/>
+                                    <w:rPr>
+                                      <w:lang w:val="en-US"/>
+                                    </w:rPr>
+                                  </w:pPr>
+                                </w:p>
+                              </w:tc>
+                              <w:tc>
+                                <w:tcPr>
+                                  <w:tcW w:w="1276" w:type="dxa"/>
+                                  <w:vMerge/>
+                                  <w:vAlign w:val="center"/>
+                                </w:tcPr>
+                                <w:p>
+                                  <w:pPr>
+                                    <w:pStyle w:val="Small"/>
+                                    <w:spacing w:line="360" w:lineRule="auto"/>
+                                    <w:jc w:val="center"/>
+                                    <w:rPr>
+                                      <w:lang w:val="en-US"/>
+                                    </w:rPr>
+                                  </w:pPr>
+                                </w:p>
+                              </w:tc>
+                              <w:tc>
+                                <w:tcPr>
+                                  <w:tcW w:w="4806" w:type="dxa"/>
+                                  <w:vAlign w:val="center"/>
+                                </w:tcPr>
+                                <w:p>
+                                  <w:pPr>
+                                    <w:pStyle w:val="Small"/>
+                                    <w:spacing w:line="360" w:lineRule="auto"/>
+                                    <w:rPr>
+                                      <w:lang w:val="en-US"/>
+                                    </w:rPr>
+                                  </w:pPr>
+                                  <w:proofErr w:type="spellStart"/>
+                                  <w:r>
+                                    <w:rPr>
+                                      <w:lang w:val="en-US"/>
+                                    </w:rPr>
+                                    <w:t>Cấp</w:t>
+                                  </w:r>
+                                  <w:proofErr w:type="spellEnd"/>
+                                  <w:r>
+                                    <w:rPr>
+                                      <w:lang w:val="en-US"/>
+                                    </w:rPr>
+                                    <w:t xml:space="preserve"> </w:t>
+                                  </w:r>
+                                  <w:proofErr w:type="spellStart"/>
+                                  <w:r>
+                                    <w:rPr>
+                                      <w:lang w:val="en-US"/>
+                                    </w:rPr>
+                                    <w:t>lại</w:t>
+                                  </w:r>
+                                  <w:proofErr w:type="spellEnd"/>
+                                  <w:r>
+                                    <w:rPr>
+                                      <w:lang w:val="en-US"/>
+                                    </w:rPr>
+                                    <w:t xml:space="preserve"> </w:t>
+                                  </w:r>
+                                  <w:proofErr w:type="spellStart"/>
+                                  <w:r>
+                                    <w:rPr>
+                                      <w:lang w:val="en-US"/>
+                                    </w:rPr>
+                                    <w:t>thẻ</w:t>
+                                  </w:r>
+                                  <w:proofErr w:type="spellEnd"/>
+                                  <w:r>
+                                    <w:rPr>
+                                      <w:lang w:val="en-US"/>
+                                    </w:rPr>
+                                    <w:t xml:space="preserve"> </w:t>
+                                  </w:r>
+                                  <w:proofErr w:type="spellStart"/>
+                                  <w:r>
+                                    <w:rPr>
+                                      <w:lang w:val="en-US"/>
+                                    </w:rPr>
+                                    <w:t>sinh</w:t>
+                                  </w:r>
+                                  <w:proofErr w:type="spellEnd"/>
+                                  <w:r>
+                                    <w:rPr>
+                                      <w:lang w:val="en-US"/>
+                                    </w:rPr>
+                                    <w:t xml:space="preserve"> </w:t>
+                                  </w:r>
+                                  <w:proofErr w:type="spellStart"/>
+                                  <w:r>
+                                    <w:rPr>
+                                      <w:lang w:val="en-US"/>
+                                    </w:rPr>
+                                    <w:t>viên</w:t>
+                                  </w:r>
+                                  <w:proofErr w:type="spellEnd"/>
+                                </w:p>
+                              </w:tc>
+                              <w:tc>
+                                <w:tcPr>
+                                  <w:tcW w:w="2262" w:type="dxa"/>
+                                  <w:vAlign w:val="center"/>
+                                </w:tcPr>
+                                <w:p>
+                                  <w:pPr>
+                                    <w:pStyle w:val="Small"/>
+                                    <w:spacing w:line="360" w:lineRule="auto"/>
+                                  </w:pPr>
+                                </w:p>
+                              </w:tc>
+                            </w:tr>
+                            <w:tr>
+                              <w:tc>
+                                <w:tcPr>
+                                  <w:tcW w:w="704" w:type="dxa"/>
+                                </w:tcPr>
+                                <w:p>
+                                  <w:pPr>
+                                    <w:pStyle w:val="Small"/>
+                                    <w:numPr>
+                                      <w:ilvl w:val="0"/>
+                                      <w:numId w:val="43"/>
+                                    </w:numPr>
+                                    <w:spacing w:line="360" w:lineRule="auto"/>
+                                    <w:jc w:val="center"/>
+                                    <w:rPr>
+                                      <w:lang w:val="en-US"/>
+                                    </w:rPr>
+                                  </w:pPr>
+                                </w:p>
+                              </w:tc>
+                              <w:tc>
+                                <w:tcPr>
+                                  <w:tcW w:w="1276" w:type="dxa"/>
+                                  <w:vMerge/>
+                                  <w:vAlign w:val="center"/>
+                                </w:tcPr>
+                                <w:p>
+                                  <w:pPr>
+                                    <w:pStyle w:val="Small"/>
+                                    <w:spacing w:line="360" w:lineRule="auto"/>
+                                    <w:jc w:val="center"/>
+                                    <w:rPr>
+                                      <w:lang w:val="en-US"/>
+                                    </w:rPr>
+                                  </w:pPr>
+                                </w:p>
+                              </w:tc>
+                              <w:tc>
+                                <w:tcPr>
+                                  <w:tcW w:w="4806" w:type="dxa"/>
+                                  <w:vAlign w:val="center"/>
+                                </w:tcPr>
+                                <w:p>
+                                  <w:pPr>
+                                    <w:pStyle w:val="Small"/>
+                                    <w:spacing w:line="360" w:lineRule="auto"/>
+                                    <w:rPr>
+                                      <w:lang w:val="en-US"/>
+                                    </w:rPr>
+                                  </w:pPr>
+                                  <w:proofErr w:type="spellStart"/>
+                                  <w:r>
+                                    <w:rPr>
+                                      <w:lang w:val="en-US"/>
+                                    </w:rPr>
+                                    <w:t>Công</w:t>
+                                  </w:r>
+                                  <w:proofErr w:type="spellEnd"/>
+                                  <w:r>
+                                    <w:rPr>
+                                      <w:lang w:val="en-US"/>
+                                    </w:rPr>
+                                    <w:t xml:space="preserve"> </w:t>
+                                  </w:r>
+                                  <w:proofErr w:type="spellStart"/>
+                                  <w:r>
+                                    <w:rPr>
+                                      <w:lang w:val="en-US"/>
+                                    </w:rPr>
+                                    <w:t>tác</w:t>
+                                  </w:r>
+                                  <w:proofErr w:type="spellEnd"/>
+                                  <w:r>
+                                    <w:rPr>
+                                      <w:lang w:val="en-US"/>
+                                    </w:rPr>
+                                    <w:t xml:space="preserve"> </w:t>
+                                  </w:r>
+                                  <w:proofErr w:type="spellStart"/>
+                                  <w:r>
+                                    <w:rPr>
+                                      <w:lang w:val="en-US"/>
+                                    </w:rPr>
+                                    <w:t>khảo</w:t>
+                                  </w:r>
+                                  <w:proofErr w:type="spellEnd"/>
+                                  <w:r>
+                                    <w:rPr>
+                                      <w:lang w:val="en-US"/>
+                                    </w:rPr>
+                                    <w:t xml:space="preserve"> </w:t>
+                                  </w:r>
+                                  <w:proofErr w:type="spellStart"/>
+                                  <w:r>
+                                    <w:rPr>
+                                      <w:lang w:val="en-US"/>
+                                    </w:rPr>
+                                    <w:t>sát</w:t>
+                                  </w:r>
+                                  <w:proofErr w:type="spellEnd"/>
+                                  <w:r>
+                                    <w:rPr>
+                                      <w:lang w:val="en-US"/>
+                                    </w:rPr>
+                                    <w:t xml:space="preserve"> </w:t>
+                                  </w:r>
+                                  <w:proofErr w:type="spellStart"/>
+                                  <w:r>
+                                    <w:rPr>
+                                      <w:lang w:val="en-US"/>
+                                    </w:rPr>
+                                    <w:t>việc</w:t>
+                                  </w:r>
+                                  <w:proofErr w:type="spellEnd"/>
+                                  <w:r>
+                                    <w:rPr>
+                                      <w:lang w:val="en-US"/>
+                                    </w:rPr>
+                                    <w:t xml:space="preserve"> </w:t>
+                                  </w:r>
+                                  <w:proofErr w:type="spellStart"/>
+                                  <w:r>
+                                    <w:rPr>
+                                      <w:lang w:val="en-US"/>
+                                    </w:rPr>
+                                    <w:t>làm</w:t>
+                                  </w:r>
+                                  <w:proofErr w:type="spellEnd"/>
+                                  <w:r>
+                                    <w:rPr>
+                                      <w:lang w:val="en-US"/>
+                                    </w:rPr>
+                                    <w:t xml:space="preserve"> </w:t>
+                                  </w:r>
+                                  <w:proofErr w:type="spellStart"/>
+                                  <w:r>
+                                    <w:rPr>
+                                      <w:lang w:val="en-US"/>
+                                    </w:rPr>
+                                    <w:t>sinh</w:t>
+                                  </w:r>
+                                  <w:proofErr w:type="spellEnd"/>
+                                  <w:r>
+                                    <w:rPr>
+                                      <w:lang w:val="en-US"/>
+                                    </w:rPr>
+                                    <w:t xml:space="preserve"> </w:t>
+                                  </w:r>
+                                  <w:proofErr w:type="spellStart"/>
+                                  <w:r>
+                                    <w:rPr>
+                                      <w:lang w:val="en-US"/>
+                                    </w:rPr>
+                                    <w:t>viên</w:t>
+                                  </w:r>
+                                  <w:proofErr w:type="spellEnd"/>
+                                </w:p>
+                              </w:tc>
+                              <w:tc>
+                                <w:tcPr>
+                                  <w:tcW w:w="2262" w:type="dxa"/>
+                                  <w:vAlign w:val="center"/>
+                                </w:tcPr>
+                                <w:p>
+                                  <w:pPr>
+                                    <w:pStyle w:val="Small"/>
+                                    <w:spacing w:line="360" w:lineRule="auto"/>
+                                  </w:pPr>
+                                </w:p>
+                              </w:tc>
+                            </w:tr>
+                            <w:tr>
+                              <w:tc>
+                                <w:tcPr>
+                                  <w:tcW w:w="704" w:type="dxa"/>
+                                </w:tcPr>
+                                <w:p>
+                                  <w:pPr>
+                                    <w:pStyle w:val="Small"/>
+                                    <w:numPr>
+                                      <w:ilvl w:val="0"/>
+                                      <w:numId w:val="43"/>
+                                    </w:numPr>
+                                    <w:spacing w:line="360" w:lineRule="auto"/>
+                                    <w:jc w:val="center"/>
+                                    <w:rPr>
+                                      <w:lang w:val="en-US"/>
+                                    </w:rPr>
+                                  </w:pPr>
+                                </w:p>
+                              </w:tc>
+                              <w:tc>
+                                <w:tcPr>
+                                  <w:tcW w:w="1276" w:type="dxa"/>
+                                  <w:vMerge/>
+                                  <w:vAlign w:val="center"/>
+                                </w:tcPr>
+                                <w:p>
+                                  <w:pPr>
+                                    <w:pStyle w:val="Small"/>
+                                    <w:spacing w:line="360" w:lineRule="auto"/>
+                                    <w:jc w:val="center"/>
+                                    <w:rPr>
+                                      <w:lang w:val="en-US"/>
+                                    </w:rPr>
+                                  </w:pPr>
+                                </w:p>
+                              </w:tc>
+                              <w:tc>
+                                <w:tcPr>
+                                  <w:tcW w:w="4806" w:type="dxa"/>
+                                  <w:vAlign w:val="center"/>
+                                </w:tcPr>
+                                <w:p>
+                                  <w:pPr>
+                                    <w:pStyle w:val="Small"/>
+                                    <w:spacing w:line="360" w:lineRule="auto"/>
+                                    <w:rPr>
+                                      <w:lang w:val="en-US"/>
+                                    </w:rPr>
+                                  </w:pPr>
+                                  <w:proofErr w:type="spellStart"/>
+                                  <w:r>
+                                    <w:rPr>
+                                      <w:lang w:val="en-US"/>
+                                    </w:rPr>
+                                    <w:t>Tạo</w:t>
+                                  </w:r>
+                                  <w:proofErr w:type="spellEnd"/>
+                                  <w:r>
+                                    <w:rPr>
+                                      <w:lang w:val="en-US"/>
+                                    </w:rPr>
+                                    <w:t xml:space="preserve"> </w:t>
+                                  </w:r>
+                                  <w:proofErr w:type="spellStart"/>
+                                  <w:r>
+                                    <w:rPr>
+                                      <w:lang w:val="en-US"/>
+                                    </w:rPr>
+                                    <w:t>sự</w:t>
+                                  </w:r>
+                                  <w:proofErr w:type="spellEnd"/>
+                                  <w:r>
+                                    <w:rPr>
+                                      <w:lang w:val="en-US"/>
+                                    </w:rPr>
+                                    <w:t xml:space="preserve"> </w:t>
+                                  </w:r>
+                                  <w:proofErr w:type="spellStart"/>
+                                  <w:r>
+                                    <w:rPr>
+                                      <w:lang w:val="en-US"/>
+                                    </w:rPr>
+                                    <w:t>kiện</w:t>
+                                  </w:r>
+                                  <w:proofErr w:type="spellEnd"/>
+                                </w:p>
+                              </w:tc>
+                              <w:tc>
+                                <w:tcPr>
+                                  <w:tcW w:w="2262" w:type="dxa"/>
+                                  <w:vAlign w:val="center"/>
+                                </w:tcPr>
+                                <w:p>
+                                  <w:pPr>
+                                    <w:pStyle w:val="Small"/>
+                                    <w:spacing w:line="360" w:lineRule="auto"/>
+                                  </w:pPr>
+                                </w:p>
+                              </w:tc>
+                            </w:tr>
+                            <w:tr>
+                              <w:tc>
+                                <w:tcPr>
+                                  <w:tcW w:w="704" w:type="dxa"/>
+                                </w:tcPr>
+                                <w:p>
+                                  <w:pPr>
+                                    <w:pStyle w:val="Small"/>
+                                    <w:numPr>
+                                      <w:ilvl w:val="0"/>
+                                      <w:numId w:val="43"/>
+                                    </w:numPr>
+                                    <w:spacing w:line="360" w:lineRule="auto"/>
+                                    <w:jc w:val="center"/>
+                                    <w:rPr>
+                                      <w:lang w:val="en-US"/>
+                                    </w:rPr>
+                                  </w:pPr>
+                                </w:p>
+                              </w:tc>
+                              <w:tc>
+                                <w:tcPr>
+                                  <w:tcW w:w="1276" w:type="dxa"/>
+                                  <w:vMerge/>
+                                  <w:vAlign w:val="center"/>
+                                </w:tcPr>
+                                <w:p>
+                                  <w:pPr>
+                                    <w:pStyle w:val="Small"/>
+                                    <w:spacing w:line="360" w:lineRule="auto"/>
+                                    <w:jc w:val="center"/>
+                                    <w:rPr>
+                                      <w:lang w:val="en-US"/>
+                                    </w:rPr>
+                                  </w:pPr>
+                                </w:p>
+                              </w:tc>
+                              <w:tc>
+                                <w:tcPr>
+                                  <w:tcW w:w="4806" w:type="dxa"/>
+                                  <w:vAlign w:val="center"/>
+                                </w:tcPr>
+                                <w:p>
+                                  <w:pPr>
+                                    <w:pStyle w:val="Small"/>
+                                    <w:spacing w:line="360" w:lineRule="auto"/>
+                                    <w:rPr>
+                                      <w:lang w:val="en-US"/>
+                                    </w:rPr>
+                                  </w:pPr>
+                                  <w:proofErr w:type="spellStart"/>
+                                  <w:r>
+                                    <w:rPr>
+                                      <w:lang w:val="en-US"/>
+                                    </w:rPr>
+                                    <w:t>Cấp</w:t>
+                                  </w:r>
+                                  <w:proofErr w:type="spellEnd"/>
+                                  <w:r>
+                                    <w:rPr>
+                                      <w:lang w:val="en-US"/>
+                                    </w:rPr>
+                                    <w:t xml:space="preserve"> </w:t>
+                                  </w:r>
+                                  <w:proofErr w:type="spellStart"/>
+                                  <w:r>
+                                    <w:rPr>
+                                      <w:lang w:val="en-US"/>
+                                    </w:rPr>
+                                    <w:t>giấy</w:t>
+                                  </w:r>
+                                  <w:proofErr w:type="spellEnd"/>
+                                  <w:r>
+                                    <w:rPr>
+                                      <w:lang w:val="en-US"/>
+                                    </w:rPr>
+                                    <w:t xml:space="preserve"> </w:t>
+                                  </w:r>
+                                  <w:proofErr w:type="spellStart"/>
+                                  <w:r>
+                                    <w:rPr>
+                                      <w:lang w:val="en-US"/>
+                                    </w:rPr>
+                                    <w:t>xác</w:t>
+                                  </w:r>
+                                  <w:proofErr w:type="spellEnd"/>
+                                  <w:r>
+                                    <w:rPr>
+                                      <w:lang w:val="en-US"/>
+                                    </w:rPr>
+                                    <w:t xml:space="preserve"> </w:t>
+                                  </w:r>
+                                  <w:proofErr w:type="spellStart"/>
+                                  <w:r>
+                                    <w:rPr>
+                                      <w:lang w:val="en-US"/>
+                                    </w:rPr>
+                                    <w:t>nhận</w:t>
+                                  </w:r>
+                                  <w:proofErr w:type="spellEnd"/>
+                                  <w:r>
+                                    <w:rPr>
+                                      <w:lang w:val="en-US"/>
+                                    </w:rPr>
+                                    <w:t xml:space="preserve"> </w:t>
+                                  </w:r>
+                                  <w:proofErr w:type="spellStart"/>
+                                  <w:r>
+                                    <w:rPr>
+                                      <w:lang w:val="en-US"/>
+                                    </w:rPr>
+                                    <w:t>cho</w:t>
+                                  </w:r>
+                                  <w:proofErr w:type="spellEnd"/>
+                                  <w:r>
+                                    <w:rPr>
+                                      <w:lang w:val="en-US"/>
+                                    </w:rPr>
+                                    <w:t xml:space="preserve"> SV </w:t>
+                                  </w:r>
+                                  <w:proofErr w:type="spellStart"/>
+                                  <w:r>
+                                    <w:rPr>
+                                      <w:lang w:val="en-US"/>
+                                    </w:rPr>
+                                    <w:t>thuộc</w:t>
+                                  </w:r>
+                                  <w:proofErr w:type="spellEnd"/>
+                                  <w:r>
+                                    <w:rPr>
+                                      <w:lang w:val="en-US"/>
+                                    </w:rPr>
+                                    <w:t xml:space="preserve"> </w:t>
+                                  </w:r>
+                                  <w:proofErr w:type="spellStart"/>
+                                  <w:r>
+                                    <w:rPr>
+                                      <w:lang w:val="en-US"/>
+                                    </w:rPr>
+                                    <w:t>đối</w:t>
+                                  </w:r>
+                                  <w:proofErr w:type="spellEnd"/>
+                                  <w:r>
+                                    <w:rPr>
+                                      <w:lang w:val="en-US"/>
+                                    </w:rPr>
+                                    <w:t xml:space="preserve"> </w:t>
+                                  </w:r>
+                                  <w:proofErr w:type="spellStart"/>
+                                  <w:r>
+                                    <w:rPr>
+                                      <w:lang w:val="en-US"/>
+                                    </w:rPr>
+                                    <w:t>tượng</w:t>
+                                  </w:r>
+                                  <w:proofErr w:type="spellEnd"/>
+                                  <w:r>
+                                    <w:rPr>
+                                      <w:lang w:val="en-US"/>
+                                    </w:rPr>
+                                    <w:t xml:space="preserve"> </w:t>
+                                  </w:r>
+                                  <w:proofErr w:type="spellStart"/>
+                                  <w:r>
+                                    <w:rPr>
+                                      <w:lang w:val="en-US"/>
+                                    </w:rPr>
+                                    <w:t>chính</w:t>
+                                  </w:r>
+                                  <w:proofErr w:type="spellEnd"/>
+                                  <w:r>
+                                    <w:rPr>
+                                      <w:lang w:val="en-US"/>
+                                    </w:rPr>
+                                    <w:t xml:space="preserve"> </w:t>
+                                  </w:r>
+                                  <w:proofErr w:type="spellStart"/>
+                                  <w:r>
+                                    <w:rPr>
+                                      <w:lang w:val="en-US"/>
+                                    </w:rPr>
+                                    <w:t>sách</w:t>
+                                  </w:r>
+                                  <w:proofErr w:type="spellEnd"/>
+                                </w:p>
+                              </w:tc>
+                              <w:tc>
+                                <w:tcPr>
+                                  <w:tcW w:w="2262" w:type="dxa"/>
+                                  <w:vAlign w:val="center"/>
+                                </w:tcPr>
+                                <w:p>
+                                  <w:pPr>
+                                    <w:pStyle w:val="Small"/>
+                                    <w:spacing w:line="360" w:lineRule="auto"/>
+                                  </w:pPr>
+                                </w:p>
+                              </w:tc>
+                            </w:tr>
+                            <w:tr>
+                              <w:tc>
+                                <w:tcPr>
+                                  <w:tcW w:w="704" w:type="dxa"/>
+                                </w:tcPr>
+                                <w:p>
+                                  <w:pPr>
+                                    <w:pStyle w:val="Small"/>
+                                    <w:numPr>
+                                      <w:ilvl w:val="0"/>
+                                      <w:numId w:val="43"/>
+                                    </w:numPr>
+                                    <w:spacing w:line="360" w:lineRule="auto"/>
+                                    <w:jc w:val="center"/>
+                                    <w:rPr>
+                                      <w:lang w:val="en-US"/>
+                                    </w:rPr>
+                                  </w:pPr>
+                                </w:p>
+                              </w:tc>
+                              <w:tc>
+                                <w:tcPr>
+                                  <w:tcW w:w="1276" w:type="dxa"/>
+                                  <w:vMerge/>
+                                  <w:vAlign w:val="center"/>
+                                </w:tcPr>
+                                <w:p>
+                                  <w:pPr>
+                                    <w:pStyle w:val="Small"/>
+                                    <w:spacing w:line="360" w:lineRule="auto"/>
+                                    <w:jc w:val="center"/>
+                                    <w:rPr>
+                                      <w:lang w:val="en-US"/>
+                                    </w:rPr>
+                                  </w:pPr>
+                                </w:p>
+                              </w:tc>
+                              <w:tc>
+                                <w:tcPr>
+                                  <w:tcW w:w="4806" w:type="dxa"/>
+                                  <w:vAlign w:val="center"/>
+                                </w:tcPr>
+                                <w:p>
+                                  <w:pPr>
+                                    <w:pStyle w:val="Small"/>
+                                    <w:spacing w:line="360" w:lineRule="auto"/>
+                                    <w:rPr>
+                                      <w:lang w:val="en-US"/>
+                                    </w:rPr>
+                                  </w:pPr>
+                                  <w:r>
+                                    <w:rPr>
+                                      <w:lang w:val="en-US"/>
+                                    </w:rPr>
+                                    <w:t xml:space="preserve">Cho </w:t>
+                                  </w:r>
+                                  <w:proofErr w:type="spellStart"/>
+                                  <w:r>
+                                    <w:rPr>
+                                      <w:lang w:val="en-US"/>
+                                    </w:rPr>
+                                    <w:t>phép</w:t>
+                                  </w:r>
+                                  <w:proofErr w:type="spellEnd"/>
+                                  <w:r>
+                                    <w:rPr>
+                                      <w:lang w:val="en-US"/>
+                                    </w:rPr>
+                                    <w:t xml:space="preserve"> </w:t>
+                                  </w:r>
+                                  <w:proofErr w:type="spellStart"/>
+                                  <w:r>
+                                    <w:rPr>
+                                      <w:lang w:val="en-US"/>
+                                    </w:rPr>
+                                    <w:t>mượn</w:t>
+                                  </w:r>
+                                  <w:proofErr w:type="spellEnd"/>
+                                  <w:r>
+                                    <w:rPr>
+                                      <w:lang w:val="en-US"/>
+                                    </w:rPr>
+                                    <w:t xml:space="preserve"> </w:t>
+                                  </w:r>
+                                  <w:proofErr w:type="spellStart"/>
+                                  <w:r>
+                                    <w:rPr>
+                                      <w:lang w:val="en-US"/>
+                                    </w:rPr>
+                                    <w:t>hội</w:t>
+                                  </w:r>
+                                  <w:proofErr w:type="spellEnd"/>
+                                  <w:r>
+                                    <w:rPr>
+                                      <w:lang w:val="en-US"/>
+                                    </w:rPr>
+                                    <w:t xml:space="preserve"> </w:t>
+                                  </w:r>
+                                  <w:proofErr w:type="spellStart"/>
+                                  <w:r>
+                                    <w:rPr>
+                                      <w:lang w:val="en-US"/>
+                                    </w:rPr>
+                                    <w:t>trường</w:t>
+                                  </w:r>
+                                  <w:proofErr w:type="spellEnd"/>
+                                </w:p>
+                              </w:tc>
+                              <w:tc>
+                                <w:tcPr>
+                                  <w:tcW w:w="2262" w:type="dxa"/>
+                                  <w:vAlign w:val="center"/>
+                                </w:tcPr>
+                                <w:p>
+                                  <w:pPr>
+                                    <w:pStyle w:val="Small"/>
+                                    <w:spacing w:line="360" w:lineRule="auto"/>
+                                  </w:pPr>
+                                </w:p>
+                              </w:tc>
+                            </w:tr>
+                            <w:tr>
+                              <w:tc>
+                                <w:tcPr>
+                                  <w:tcW w:w="704" w:type="dxa"/>
+                                </w:tcPr>
+                                <w:p>
+                                  <w:pPr>
+                                    <w:pStyle w:val="Small"/>
+                                    <w:numPr>
+                                      <w:ilvl w:val="0"/>
+                                      <w:numId w:val="43"/>
+                                    </w:numPr>
+                                    <w:spacing w:line="360" w:lineRule="auto"/>
+                                    <w:jc w:val="center"/>
+                                    <w:rPr>
+                                      <w:lang w:val="en-US"/>
+                                    </w:rPr>
+                                  </w:pPr>
+                                </w:p>
+                              </w:tc>
+                              <w:tc>
+                                <w:tcPr>
+                                  <w:tcW w:w="1276" w:type="dxa"/>
+                                  <w:vMerge w:val="restart"/>
+                                  <w:vAlign w:val="center"/>
+                                </w:tcPr>
+                                <w:p>
+                                  <w:pPr>
+                                    <w:pStyle w:val="Small"/>
+                                    <w:spacing w:line="360" w:lineRule="auto"/>
+                                    <w:jc w:val="center"/>
+                                    <w:rPr>
+                                      <w:lang w:val="en-US"/>
+                                    </w:rPr>
+                                  </w:pPr>
+                                  <w:r>
+                                    <w:rPr>
+                                      <w:lang w:val="en-US"/>
+                                    </w:rPr>
+                                    <w:t>GV</w:t>
+                                  </w:r>
+                                </w:p>
+                              </w:tc>
+                              <w:tc>
+                                <w:tcPr>
+                                  <w:tcW w:w="4806" w:type="dxa"/>
+                                  <w:vAlign w:val="center"/>
+                                </w:tcPr>
+                                <w:p>
+                                  <w:pPr>
+                                    <w:pStyle w:val="Small"/>
+                                    <w:spacing w:line="360" w:lineRule="auto"/>
+                                    <w:rPr>
+                                      <w:lang w:val="en-US"/>
+                                    </w:rPr>
+                                  </w:pPr>
+                                  <w:proofErr w:type="spellStart"/>
+                                  <w:r>
+                                    <w:rPr>
+                                      <w:lang w:val="en-US"/>
+                                    </w:rPr>
+                                    <w:t>Bắt</w:t>
+                                  </w:r>
+                                  <w:proofErr w:type="spellEnd"/>
+                                  <w:r>
+                                    <w:rPr>
+                                      <w:lang w:val="en-US"/>
+                                    </w:rPr>
+                                    <w:t xml:space="preserve"> </w:t>
+                                  </w:r>
+                                  <w:proofErr w:type="spellStart"/>
+                                  <w:r>
+                                    <w:rPr>
+                                      <w:lang w:val="en-US"/>
+                                    </w:rPr>
+                                    <w:t>đầu</w:t>
+                                  </w:r>
+                                  <w:proofErr w:type="spellEnd"/>
+                                  <w:r>
+                                    <w:rPr>
+                                      <w:lang w:val="en-US"/>
+                                    </w:rPr>
+                                    <w:t xml:space="preserve"> </w:t>
+                                  </w:r>
+                                  <w:proofErr w:type="spellStart"/>
+                                  <w:r>
+                                    <w:rPr>
+                                      <w:lang w:val="en-US"/>
+                                    </w:rPr>
+                                    <w:t>điểm</w:t>
+                                  </w:r>
+                                  <w:proofErr w:type="spellEnd"/>
+                                  <w:r>
+                                    <w:rPr>
+                                      <w:lang w:val="en-US"/>
+                                    </w:rPr>
+                                    <w:t xml:space="preserve"> danh </w:t>
+                                  </w:r>
+                                  <w:proofErr w:type="spellStart"/>
+                                  <w:r>
+                                    <w:rPr>
+                                      <w:lang w:val="en-US"/>
+                                    </w:rPr>
+                                    <w:t>môn</w:t>
+                                  </w:r>
+                                  <w:proofErr w:type="spellEnd"/>
+                                  <w:r>
+                                    <w:rPr>
+                                      <w:lang w:val="en-US"/>
+                                    </w:rPr>
+                                    <w:t xml:space="preserve"> </w:t>
+                                  </w:r>
+                                  <w:proofErr w:type="spellStart"/>
+                                  <w:r>
+                                    <w:rPr>
+                                      <w:lang w:val="en-US"/>
+                                    </w:rPr>
+                                    <w:t>học</w:t>
+                                  </w:r>
+                                  <w:proofErr w:type="spellEnd"/>
+                                </w:p>
+                              </w:tc>
+                              <w:tc>
+                                <w:tcPr>
+                                  <w:tcW w:w="2262" w:type="dxa"/>
+                                  <w:vAlign w:val="center"/>
+                                </w:tcPr>
+                                <w:p>
+                                  <w:pPr>
+                                    <w:pStyle w:val="Small"/>
+                                    <w:spacing w:line="360" w:lineRule="auto"/>
+                                  </w:pPr>
+                                </w:p>
+                              </w:tc>
+                            </w:tr>
+                            <w:tr>
+                              <w:tc>
+                                <w:tcPr>
+                                  <w:tcW w:w="704" w:type="dxa"/>
+                                </w:tcPr>
+                                <w:p>
+                                  <w:pPr>
+                                    <w:pStyle w:val="Small"/>
+                                    <w:numPr>
+                                      <w:ilvl w:val="0"/>
+                                      <w:numId w:val="43"/>
+                                    </w:numPr>
+                                    <w:spacing w:line="360" w:lineRule="auto"/>
+                                    <w:jc w:val="center"/>
+                                    <w:rPr>
+                                      <w:lang w:val="en-US"/>
+                                    </w:rPr>
+                                  </w:pPr>
+                                </w:p>
+                              </w:tc>
+                              <w:tc>
+                                <w:tcPr>
+                                  <w:tcW w:w="1276" w:type="dxa"/>
+                                  <w:vMerge/>
+                                  <w:vAlign w:val="center"/>
+                                </w:tcPr>
+                                <w:p>
+                                  <w:pPr>
+                                    <w:pStyle w:val="Small"/>
+                                    <w:spacing w:line="360" w:lineRule="auto"/>
+                                    <w:jc w:val="center"/>
+                                    <w:rPr>
+                                      <w:lang w:val="en-US"/>
+                                    </w:rPr>
+                                  </w:pPr>
+                                </w:p>
+                              </w:tc>
+                              <w:tc>
+                                <w:tcPr>
+                                  <w:tcW w:w="4806" w:type="dxa"/>
+                                  <w:vAlign w:val="center"/>
+                                </w:tcPr>
+                                <w:p>
+                                  <w:pPr>
+                                    <w:pStyle w:val="Small"/>
+                                    <w:spacing w:line="360" w:lineRule="auto"/>
+                                    <w:rPr>
+                                      <w:lang w:val="en-US"/>
+                                    </w:rPr>
+                                  </w:pPr>
+                                  <w:proofErr w:type="spellStart"/>
+                                  <w:r>
+                                    <w:rPr>
+                                      <w:lang w:val="en-US"/>
+                                    </w:rPr>
+                                    <w:t>Lấy</w:t>
+                                  </w:r>
+                                  <w:proofErr w:type="spellEnd"/>
+                                  <w:r>
+                                    <w:rPr>
+                                      <w:lang w:val="en-US"/>
+                                    </w:rPr>
+                                    <w:t xml:space="preserve"> </w:t>
+                                  </w:r>
+                                  <w:proofErr w:type="spellStart"/>
+                                  <w:r>
+                                    <w:rPr>
+                                      <w:lang w:val="en-US"/>
+                                    </w:rPr>
+                                    <w:t>thông</w:t>
+                                  </w:r>
+                                  <w:proofErr w:type="spellEnd"/>
+                                  <w:r>
+                                    <w:rPr>
+                                      <w:lang w:val="en-US"/>
+                                    </w:rPr>
+                                    <w:t xml:space="preserve"> tin </w:t>
+                                  </w:r>
+                                  <w:proofErr w:type="spellStart"/>
+                                  <w:r>
+                                    <w:rPr>
+                                      <w:lang w:val="en-US"/>
+                                    </w:rPr>
+                                    <w:t>chuyên</w:t>
+                                  </w:r>
+                                  <w:proofErr w:type="spellEnd"/>
+                                  <w:r>
+                                    <w:rPr>
+                                      <w:lang w:val="en-US"/>
+                                    </w:rPr>
+                                    <w:t xml:space="preserve"> </w:t>
+                                  </w:r>
+                                  <w:proofErr w:type="spellStart"/>
+                                  <w:r>
+                                    <w:rPr>
+                                      <w:lang w:val="en-US"/>
+                                    </w:rPr>
+                                    <w:t>cần</w:t>
+                                  </w:r>
+                                  <w:proofErr w:type="spellEnd"/>
+                                </w:p>
+                              </w:tc>
+                              <w:tc>
+                                <w:tcPr>
+                                  <w:tcW w:w="2262" w:type="dxa"/>
+                                  <w:vAlign w:val="center"/>
+                                </w:tcPr>
+                                <w:p>
+                                  <w:pPr>
+                                    <w:pStyle w:val="Small"/>
+                                    <w:spacing w:line="360" w:lineRule="auto"/>
+                                  </w:pPr>
+                                </w:p>
+                              </w:tc>
+                            </w:tr>
+                          </w:tbl>
+                          <w:p/>
+                        </w:txbxContent>
+                      </wps:txbx>
+                      <wps:bodyPr rot="0" vert="horz" wrap="square" lIns="91440" tIns="45720" rIns="91440" bIns="45720" anchor="t" anchorCtr="0">
+                        <a:noAutofit/>
+                      </wps:bodyPr>
+                    </wps:wsp>
+                  </a:graphicData>
+                </a:graphic>
+              </wp:inline>
+            </w:drawing>
+          </mc:Choice>
+          <mc:Fallback>
+            <w:pict>
+              <v:shape w14:anchorId="11131D23" id="Text Box 2" o:spid="_x0000_s1027" type="#_x0000_t202" style="width:468pt;height:399.4pt;visibility:visible;mso-wrap-style:square;mso-left-percent:-10001;mso-top-percent:-10001;mso-position-horizontal:absolute;mso-position-horizontal-relative:char;mso-position-vertical:absolute;mso-position-vertical-relative:line;mso-left-percent:-10001;mso-top-percent:-10001;v-text-anchor:top" o:gfxdata="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" stroked="f">
+                <v:textbox>
+                  <w:txbxContent>
+                    <w:p>
+                      <w:pPr>
+                        <w:pStyle w:val="Caption"/>
+                        <w:keepNext/>
+                        <w:rPr>
+                          <w:lang w:val="en-US"/>
+                        </w:rPr>
+                      </w:pPr>
+                      <w:bookmarkStart w:id="10" w:name="_Toc155055018"/>
+                      <w:proofErr w:type="spellStart"/>
+                      <w:r>
+                        <w:t>Bảng</w:t>
+                      </w:r>
+                      <w:proofErr w:type="spellEnd"/>
+                      <w:r>
+                        <w:t xml:space="preserve"> </w:t>
+                      </w:r>
+                      <w:r>
+                        <w:fldChar w:fldCharType="begin"/>
+                      </w:r>
+                      <w:r>
+                        <w:instrText xml:space="preserve"> STYLEREF 1 \s </w:instrText>
+                      </w:r>
+                      <w:r>
+                        <w:fldChar w:fldCharType="separate"/>
+                      </w:r>
+                      <w:r>
+                        <w:rPr>
+                          <w:noProof/>
+                        </w:rPr>
+                        <w:t>2</w:t>
+                      </w:r>
+                      <w:r>
+                        <w:fldChar w:fldCharType="end"/>
+                      </w:r>
+                      <w:r>
+                        <w:t>.</w:t>
+                      </w:r>
+                      <w:r>
+                        <w:fldChar w:fldCharType="begin"/>
+                      </w:r>
+                      <w:r>
+                        <w:instrText xml:space="preserve"> SEQ Bảng \* ARABIC \s 1 </w:instrText>
+                      </w:r>
+                      <w:r>
+                        <w:fldChar w:fldCharType="separate"/>
+                      </w:r>
+                      <w:r>
+                        <w:rPr>
+                          <w:noProof/>
+                        </w:rPr>
+                        <w:t>1</w:t>
+                      </w:r>
+                      <w:r>
+                        <w:fldChar w:fldCharType="end"/>
+                      </w:r>
+                      <w:r>
+                        <w:rPr>
+                          <w:lang w:val="en-US"/>
+                        </w:rPr>
+                        <w:t xml:space="preserve"> </w:t>
+                      </w:r>
+                      <w:proofErr w:type="spellStart"/>
+                      <w:r>
+                        <w:rPr>
+                          <w:lang w:val="en-US"/>
+                        </w:rPr>
+                        <w:t>Bảng</w:t>
+                      </w:r>
+                      <w:proofErr w:type="spellEnd"/>
+                      <w:r>
+                        <w:rPr>
+                          <w:lang w:val="en-US"/>
+                        </w:rPr>
+                        <w:t xml:space="preserve"> </w:t>
+                      </w:r>
+                      <w:proofErr w:type="spellStart"/>
+                      <w:r>
+                        <w:rPr>
+                          <w:lang w:val="en-US"/>
+                        </w:rPr>
+                        <w:t>thu</w:t>
+                      </w:r>
+                      <w:proofErr w:type="spellEnd"/>
+                      <w:r>
+                        <w:rPr>
+                          <w:lang w:val="en-US"/>
+                        </w:rPr>
+                        <w:t xml:space="preserve"> </w:t>
+                      </w:r>
+                      <w:proofErr w:type="spellStart"/>
+                      <w:r>
+                        <w:rPr>
+                          <w:lang w:val="en-US"/>
+                        </w:rPr>
+                        <w:t>thập</w:t>
+                      </w:r>
+                      <w:proofErr w:type="spellEnd"/>
+                      <w:r>
+                        <w:rPr>
+                          <w:lang w:val="en-US"/>
+                        </w:rPr>
+                        <w:t xml:space="preserve"> </w:t>
+                      </w:r>
+                      <w:proofErr w:type="spellStart"/>
+                      <w:r>
+                        <w:rPr>
+                          <w:lang w:val="en-US"/>
+                        </w:rPr>
+                        <w:t>yêu</w:t>
+                      </w:r>
+                      <w:proofErr w:type="spellEnd"/>
+                      <w:r>
+                        <w:rPr>
+                          <w:lang w:val="en-US"/>
+                        </w:rPr>
+                        <w:t xml:space="preserve"> </w:t>
+                      </w:r>
+                      <w:proofErr w:type="spellStart"/>
+                      <w:r>
+                        <w:rPr>
+                          <w:lang w:val="en-US"/>
+                        </w:rPr>
+                        <w:t>cầu</w:t>
+                      </w:r>
+                      <w:bookmarkEnd w:id="10"/>
+                      <w:proofErr w:type="spellEnd"/>
+                    </w:p>
+                    <w:tbl>
+                      <w:tblPr>
+                        <w:tblStyle w:val="TableGrid"/>
+                        <w:tblW w:w="0" w:type="auto"/>
+                        <w:tblLook w:val="04A0" w:firstRow="1" w:lastRow="0" w:firstColumn="1" w:lastColumn="0" w:noHBand="0" w:noVBand="1"/>
+                      </w:tblPr>
+                      <w:tblGrid>
+                        <w:gridCol w:w="704"/>
+                        <w:gridCol w:w="1276"/>
+                        <w:gridCol w:w="4806"/>
+                        <w:gridCol w:w="2262"/>
+                      </w:tblGrid>
+                      <w:tr>
+                        <w:tc>
+                          <w:tcPr>
+                            <w:tcW w:w="704" w:type="dxa"/>
+                            <w:vAlign w:val="center"/>
+                          </w:tcPr>
+                          <w:p>
+                            <w:pPr>
+                              <w:pStyle w:val="Small"/>
+                              <w:spacing w:line="360" w:lineRule="auto"/>
+                              <w:jc w:val="center"/>
+                              <w:rPr>
+                                <w:lang w:val="en-US"/>
+                              </w:rPr>
+                            </w:pPr>
+                            <w:r>
+                              <w:rPr>
+                                <w:lang w:val="en-US"/>
+                              </w:rPr>
+                              <w:t>STT</w:t>
+                            </w:r>
+                          </w:p>
+                        </w:tc>
+                        <w:tc>
+                          <w:tcPr>
+                            <w:tcW w:w="1276" w:type="dxa"/>
+                            <w:vAlign w:val="center"/>
+                          </w:tcPr>
+                          <w:p>
+                            <w:pPr>
+                              <w:pStyle w:val="Small"/>
+                              <w:spacing w:line="360" w:lineRule="auto"/>
+                              <w:jc w:val="center"/>
+                              <w:rPr>
+                                <w:lang w:val="en-US"/>
+                              </w:rPr>
+                            </w:pPr>
+                            <w:r>
+                              <w:rPr>
+                                <w:lang w:val="en-US"/>
+                              </w:rPr>
+                              <w:t>Actor</w:t>
+                            </w:r>
+                          </w:p>
+                        </w:tc>
+                        <w:tc>
+                          <w:tcPr>
+                            <w:tcW w:w="4806" w:type="dxa"/>
+                            <w:vAlign w:val="center"/>
+                          </w:tcPr>
+                          <w:p>
+                            <w:pPr>
+                              <w:pStyle w:val="Small"/>
+                              <w:spacing w:line="360" w:lineRule="auto"/>
+                              <w:jc w:val="center"/>
+                              <w:rPr>
+                                <w:lang w:val="en-US"/>
+                              </w:rPr>
+                            </w:pPr>
+                            <w:proofErr w:type="spellStart"/>
+                            <w:r>
+                              <w:rPr>
+                                <w:lang w:val="en-US"/>
+                              </w:rPr>
+                              <w:t>Công</w:t>
+                            </w:r>
+                            <w:proofErr w:type="spellEnd"/>
+                            <w:r>
+                              <w:rPr>
+                                <w:lang w:val="en-US"/>
+                              </w:rPr>
+                              <w:t xml:space="preserve"> </w:t>
+                            </w:r>
+                            <w:proofErr w:type="spellStart"/>
+                            <w:r>
+                              <w:rPr>
+                                <w:lang w:val="en-US"/>
+                              </w:rPr>
+                              <w:t>việc</w:t>
+                            </w:r>
+                            <w:proofErr w:type="spellEnd"/>
+                          </w:p>
+                        </w:tc>
+                        <w:tc>
+                          <w:tcPr>
+                            <w:tcW w:w="2262" w:type="dxa"/>
+                            <w:vAlign w:val="center"/>
+                          </w:tcPr>
+                          <w:p>
+                            <w:pPr>
+                              <w:pStyle w:val="Small"/>
+                              <w:spacing w:line="360" w:lineRule="auto"/>
+                              <w:jc w:val="center"/>
+                              <w:rPr>
+                                <w:lang w:val="en-US"/>
+                              </w:rPr>
+                            </w:pPr>
+                            <w:proofErr w:type="spellStart"/>
+                            <w:r>
+                              <w:rPr>
+                                <w:lang w:val="en-US"/>
+                              </w:rPr>
+                              <w:t>Ghi</w:t>
+                            </w:r>
+                            <w:proofErr w:type="spellEnd"/>
+                            <w:r>
+                              <w:rPr>
+                                <w:lang w:val="en-US"/>
+                              </w:rPr>
+                              <w:t xml:space="preserve"> </w:t>
+                            </w:r>
+                            <w:proofErr w:type="spellStart"/>
+                            <w:r>
+                              <w:rPr>
+                                <w:lang w:val="en-US"/>
+                              </w:rPr>
+                              <w:t>chú</w:t>
+                            </w:r>
+                            <w:proofErr w:type="spellEnd"/>
+                          </w:p>
+                        </w:tc>
+                      </w:tr>
+                      <w:tr>
+                        <w:tc>
+                          <w:tcPr>
+                            <w:tcW w:w="704" w:type="dxa"/>
+                          </w:tcPr>
+                          <w:p>
+                            <w:pPr>
+                              <w:pStyle w:val="Small"/>
+                              <w:numPr>
+                                <w:ilvl w:val="0"/>
+                                <w:numId w:val="43"/>
+                              </w:numPr>
+                              <w:spacing w:line="360" w:lineRule="auto"/>
+                              <w:jc w:val="center"/>
+                              <w:rPr>
+                                <w:lang w:val="en-US"/>
+                              </w:rPr>
+                            </w:pPr>
+                          </w:p>
+                        </w:tc>
+                        <w:tc>
+                          <w:tcPr>
+                            <w:tcW w:w="1276" w:type="dxa"/>
+                            <w:vAlign w:val="center"/>
+                          </w:tcPr>
+                          <w:p>
+                            <w:pPr>
+                              <w:pStyle w:val="Small"/>
+                              <w:spacing w:line="360" w:lineRule="auto"/>
+                              <w:jc w:val="center"/>
+                              <w:rPr>
+                                <w:lang w:val="en-US"/>
+                              </w:rPr>
+                            </w:pPr>
+                            <w:r>
+                              <w:rPr>
+                                <w:lang w:val="en-US"/>
+                              </w:rPr>
+                              <w:t>SV, GV</w:t>
+                            </w:r>
+                          </w:p>
+                        </w:tc>
+                        <w:tc>
+                          <w:tcPr>
+                            <w:tcW w:w="4806" w:type="dxa"/>
+                            <w:vAlign w:val="center"/>
+                          </w:tcPr>
+                          <w:p>
+                            <w:pPr>
+                              <w:pStyle w:val="Small"/>
+                              <w:spacing w:line="360" w:lineRule="auto"/>
+                              <w:rPr>
+                                <w:lang w:val="en-US"/>
+                              </w:rPr>
+                            </w:pPr>
+                            <w:proofErr w:type="spellStart"/>
+                            <w:r>
+                              <w:rPr>
+                                <w:lang w:val="en-US"/>
+                              </w:rPr>
+                              <w:t>Đăng</w:t>
+                            </w:r>
+                            <w:proofErr w:type="spellEnd"/>
+                            <w:r>
+                              <w:rPr>
+                                <w:lang w:val="en-US"/>
+                              </w:rPr>
+                              <w:t xml:space="preserve"> </w:t>
+                            </w:r>
+                            <w:proofErr w:type="spellStart"/>
+                            <w:r>
+                              <w:rPr>
+                                <w:lang w:val="en-US"/>
+                              </w:rPr>
+                              <w:t>nhập</w:t>
+                            </w:r>
+                            <w:proofErr w:type="spellEnd"/>
+                            <w:r>
+                              <w:rPr>
+                                <w:lang w:val="en-US"/>
+                              </w:rPr>
+                              <w:t xml:space="preserve"> </w:t>
+                            </w:r>
+                            <w:proofErr w:type="spellStart"/>
+                            <w:r>
+                              <w:rPr>
+                                <w:lang w:val="en-US"/>
+                              </w:rPr>
+                              <w:t>với</w:t>
+                            </w:r>
+                            <w:proofErr w:type="spellEnd"/>
+                            <w:r>
+                              <w:rPr>
+                                <w:lang w:val="en-US"/>
+                              </w:rPr>
+                              <w:t xml:space="preserve"> </w:t>
+                            </w:r>
+                            <w:proofErr w:type="spellStart"/>
+                            <w:r>
+                              <w:rPr>
+                                <w:lang w:val="en-US"/>
+                              </w:rPr>
+                              <w:t>tài</w:t>
+                            </w:r>
+                            <w:proofErr w:type="spellEnd"/>
+                            <w:r>
+                              <w:rPr>
+                                <w:lang w:val="en-US"/>
+                              </w:rPr>
+                              <w:t xml:space="preserve"> </w:t>
+                            </w:r>
+                            <w:proofErr w:type="spellStart"/>
+                            <w:r>
+                              <w:rPr>
+                                <w:lang w:val="en-US"/>
+                              </w:rPr>
+                              <w:t>khoản</w:t>
+                            </w:r>
+                            <w:proofErr w:type="spellEnd"/>
+                            <w:r>
+                              <w:rPr>
+                                <w:lang w:val="en-US"/>
+                              </w:rPr>
+                              <w:t xml:space="preserve"> Outlook</w:t>
+                            </w:r>
+                          </w:p>
+                        </w:tc>
+                        <w:tc>
+                          <w:tcPr>
+                            <w:tcW w:w="2262" w:type="dxa"/>
+                            <w:vAlign w:val="center"/>
+                          </w:tcPr>
+                          <w:p>
+                            <w:pPr>
+                              <w:pStyle w:val="Small"/>
+                              <w:spacing w:line="360" w:lineRule="auto"/>
+                              <w:rPr>
+                                <w:lang w:val="en-US"/>
+                              </w:rPr>
+                            </w:pPr>
+                          </w:p>
+                        </w:tc>
+                      </w:tr>
+                      <w:tr>
+                        <w:tc>
+                          <w:tcPr>
+                            <w:tcW w:w="704" w:type="dxa"/>
+                          </w:tcPr>
+                          <w:p>
+                            <w:pPr>
+                              <w:pStyle w:val="Small"/>
+                              <w:numPr>
+                                <w:ilvl w:val="0"/>
+                                <w:numId w:val="43"/>
+                              </w:numPr>
+                              <w:spacing w:line="360" w:lineRule="auto"/>
+                              <w:jc w:val="center"/>
+                              <w:rPr>
+                                <w:lang w:val="en-US"/>
+                              </w:rPr>
+                            </w:pPr>
+                          </w:p>
+                        </w:tc>
+                        <w:tc>
+                          <w:tcPr>
+                            <w:tcW w:w="1276" w:type="dxa"/>
+                            <w:vMerge w:val="restart"/>
+                            <w:vAlign w:val="center"/>
+                          </w:tcPr>
+                          <w:p>
+                            <w:pPr>
+                              <w:pStyle w:val="Small"/>
+                              <w:spacing w:line="360" w:lineRule="auto"/>
+                              <w:jc w:val="center"/>
+                              <w:rPr>
+                                <w:lang w:val="en-US"/>
+                              </w:rPr>
+                            </w:pPr>
+                            <w:r>
+                              <w:rPr>
+                                <w:lang w:val="en-US"/>
+                              </w:rPr>
+                              <w:t>SV</w:t>
+                            </w:r>
+                          </w:p>
+                        </w:tc>
+                        <w:tc>
+                          <w:tcPr>
+                            <w:tcW w:w="4806" w:type="dxa"/>
+                            <w:vAlign w:val="center"/>
+                          </w:tcPr>
+                          <w:p>
+                            <w:pPr>
+                              <w:pStyle w:val="Small"/>
+                              <w:spacing w:line="360" w:lineRule="auto"/>
+                              <w:rPr>
+                                <w:lang w:val="en-US"/>
+                              </w:rPr>
+                            </w:pPr>
+                            <w:proofErr w:type="spellStart"/>
+                            <w:r>
+                              <w:rPr>
+                                <w:lang w:val="en-US"/>
+                              </w:rPr>
+                              <w:t>Thay</w:t>
+                            </w:r>
+                            <w:proofErr w:type="spellEnd"/>
+                            <w:r>
+                              <w:rPr>
+                                <w:lang w:val="en-US"/>
+                              </w:rPr>
+                              <w:t xml:space="preserve"> </w:t>
+                            </w:r>
+                            <w:proofErr w:type="spellStart"/>
+                            <w:r>
+                              <w:rPr>
+                                <w:lang w:val="en-US"/>
+                              </w:rPr>
+                              <w:t>đổi</w:t>
+                            </w:r>
+                            <w:proofErr w:type="spellEnd"/>
+                            <w:r>
+                              <w:rPr>
+                                <w:lang w:val="en-US"/>
+                              </w:rPr>
+                              <w:t xml:space="preserve"> </w:t>
+                            </w:r>
+                            <w:proofErr w:type="spellStart"/>
+                            <w:r>
+                              <w:rPr>
+                                <w:lang w:val="en-US"/>
+                              </w:rPr>
+                              <w:t>thông</w:t>
+                            </w:r>
+                            <w:proofErr w:type="spellEnd"/>
+                            <w:r>
+                              <w:rPr>
+                                <w:lang w:val="en-US"/>
+                              </w:rPr>
+                              <w:t xml:space="preserve"> tin </w:t>
+                            </w:r>
+                            <w:proofErr w:type="spellStart"/>
+                            <w:r>
+                              <w:rPr>
+                                <w:lang w:val="en-US"/>
+                              </w:rPr>
+                              <w:t>cá</w:t>
+                            </w:r>
+                            <w:proofErr w:type="spellEnd"/>
+                            <w:r>
+                              <w:rPr>
+                                <w:lang w:val="en-US"/>
+                              </w:rPr>
+                              <w:t xml:space="preserve"> </w:t>
+                            </w:r>
+                            <w:proofErr w:type="spellStart"/>
+                            <w:r>
+                              <w:rPr>
+                                <w:lang w:val="en-US"/>
+                              </w:rPr>
+                              <w:t>nhân</w:t>
+                            </w:r>
+                            <w:proofErr w:type="spellEnd"/>
+                          </w:p>
+                        </w:tc>
+                        <w:tc>
+                          <w:tcPr>
+                            <w:tcW w:w="2262" w:type="dxa"/>
+                            <w:vAlign w:val="center"/>
+                          </w:tcPr>
+                          <w:p>
+                            <w:pPr>
+                              <w:pStyle w:val="Small"/>
+                              <w:spacing w:line="360" w:lineRule="auto"/>
+                            </w:pPr>
+                          </w:p>
+                        </w:tc>
+                      </w:tr>
+                      <w:tr>
+                        <w:tc>
+                          <w:tcPr>
+                            <w:tcW w:w="704" w:type="dxa"/>
+                          </w:tcPr>
+                          <w:p>
+                            <w:pPr>
+                              <w:pStyle w:val="Small"/>
+                              <w:numPr>
+                                <w:ilvl w:val="0"/>
+                                <w:numId w:val="43"/>
+                              </w:numPr>
+                              <w:spacing w:line="360" w:lineRule="auto"/>
+                              <w:jc w:val="center"/>
+                              <w:rPr>
+                                <w:lang w:val="en-US"/>
+                              </w:rPr>
+                            </w:pPr>
+                          </w:p>
+                        </w:tc>
+                        <w:tc>
+                          <w:tcPr>
+                            <w:tcW w:w="1276" w:type="dxa"/>
+                            <w:vMerge/>
+                            <w:vAlign w:val="center"/>
+                          </w:tcPr>
+                          <w:p>
+                            <w:pPr>
+                              <w:pStyle w:val="Small"/>
+                              <w:spacing w:line="360" w:lineRule="auto"/>
+                              <w:jc w:val="center"/>
+                              <w:rPr>
+                                <w:lang w:val="en-US"/>
+                              </w:rPr>
+                            </w:pPr>
+                          </w:p>
+                        </w:tc>
+                        <w:tc>
+                          <w:tcPr>
+                            <w:tcW w:w="4806" w:type="dxa"/>
+                            <w:vAlign w:val="center"/>
+                          </w:tcPr>
+                          <w:p>
+                            <w:pPr>
+                              <w:pStyle w:val="Small"/>
+                              <w:spacing w:line="360" w:lineRule="auto"/>
+                              <w:rPr>
+                                <w:lang w:val="en-US"/>
+                              </w:rPr>
+                            </w:pPr>
+                            <w:r>
+                              <w:rPr>
+                                <w:lang w:val="en-US"/>
+                              </w:rPr>
+                              <w:t xml:space="preserve">Xin </w:t>
+                            </w:r>
+                            <w:proofErr w:type="spellStart"/>
+                            <w:r>
+                              <w:rPr>
+                                <w:lang w:val="en-US"/>
+                              </w:rPr>
+                              <w:t>xác</w:t>
+                            </w:r>
+                            <w:proofErr w:type="spellEnd"/>
+                            <w:r>
+                              <w:rPr>
+                                <w:lang w:val="en-US"/>
+                              </w:rPr>
+                              <w:t xml:space="preserve"> </w:t>
+                            </w:r>
+                            <w:proofErr w:type="spellStart"/>
+                            <w:r>
+                              <w:rPr>
+                                <w:lang w:val="en-US"/>
+                              </w:rPr>
+                              <w:t>nhận</w:t>
+                            </w:r>
+                            <w:proofErr w:type="spellEnd"/>
+                            <w:r>
+                              <w:rPr>
+                                <w:lang w:val="en-US"/>
+                              </w:rPr>
+                              <w:t xml:space="preserve"> </w:t>
+                            </w:r>
+                            <w:proofErr w:type="spellStart"/>
+                            <w:r>
+                              <w:rPr>
+                                <w:lang w:val="en-US"/>
+                              </w:rPr>
+                              <w:t>sinh</w:t>
+                            </w:r>
+                            <w:proofErr w:type="spellEnd"/>
+                            <w:r>
+                              <w:rPr>
+                                <w:lang w:val="en-US"/>
+                              </w:rPr>
+                              <w:t xml:space="preserve"> </w:t>
+                            </w:r>
+                            <w:proofErr w:type="spellStart"/>
+                            <w:r>
+                              <w:rPr>
+                                <w:lang w:val="en-US"/>
+                              </w:rPr>
+                              <w:t>viên</w:t>
+                            </w:r>
+                            <w:proofErr w:type="spellEnd"/>
+                          </w:p>
+                        </w:tc>
+                        <w:tc>
+                          <w:tcPr>
+                            <w:tcW w:w="2262" w:type="dxa"/>
+                            <w:vAlign w:val="center"/>
+                          </w:tcPr>
+                          <w:p>
+                            <w:pPr>
+                              <w:pStyle w:val="Small"/>
+                              <w:spacing w:line="360" w:lineRule="auto"/>
+                            </w:pPr>
+                          </w:p>
+                        </w:tc>
+                      </w:tr>
+                      <w:tr>
+                        <w:tc>
+                          <w:tcPr>
+                            <w:tcW w:w="704" w:type="dxa"/>
+                          </w:tcPr>
+                          <w:p>
+                            <w:pPr>
+                              <w:pStyle w:val="Small"/>
+                              <w:numPr>
+                                <w:ilvl w:val="0"/>
+                                <w:numId w:val="43"/>
+                              </w:numPr>
+                              <w:spacing w:line="360" w:lineRule="auto"/>
+                              <w:jc w:val="center"/>
+                              <w:rPr>
+                                <w:lang w:val="en-US"/>
+                              </w:rPr>
+                            </w:pPr>
+                          </w:p>
+                        </w:tc>
+                        <w:tc>
+                          <w:tcPr>
+                            <w:tcW w:w="1276" w:type="dxa"/>
+                            <w:vMerge/>
+                            <w:vAlign w:val="center"/>
+                          </w:tcPr>
+                          <w:p>
+                            <w:pPr>
+                              <w:pStyle w:val="Small"/>
+                              <w:spacing w:line="360" w:lineRule="auto"/>
+                              <w:jc w:val="center"/>
+                            </w:pPr>
+                          </w:p>
+                        </w:tc>
+                        <w:tc>
+                          <w:tcPr>
+                            <w:tcW w:w="4806" w:type="dxa"/>
+                            <w:vAlign w:val="center"/>
+                          </w:tcPr>
+                          <w:p>
+                            <w:pPr>
+                              <w:pStyle w:val="Small"/>
+                              <w:spacing w:line="360" w:lineRule="auto"/>
+                            </w:pPr>
+                            <w:r>
+                              <w:rPr>
+                                <w:lang w:val="en-US"/>
+                              </w:rPr>
+                              <w:t xml:space="preserve">Xin </w:t>
+                            </w:r>
+                            <w:proofErr w:type="spellStart"/>
+                            <w:r>
+                              <w:rPr>
+                                <w:lang w:val="en-US"/>
+                              </w:rPr>
+                              <w:t>cấp</w:t>
+                            </w:r>
+                            <w:proofErr w:type="spellEnd"/>
+                            <w:r>
+                              <w:rPr>
+                                <w:lang w:val="en-US"/>
+                              </w:rPr>
+                              <w:t xml:space="preserve"> </w:t>
+                            </w:r>
+                            <w:proofErr w:type="spellStart"/>
+                            <w:r>
+                              <w:rPr>
+                                <w:lang w:val="en-US"/>
+                              </w:rPr>
+                              <w:t>lại</w:t>
+                            </w:r>
+                            <w:proofErr w:type="spellEnd"/>
+                            <w:r>
+                              <w:rPr>
+                                <w:lang w:val="en-US"/>
+                              </w:rPr>
+                              <w:t xml:space="preserve"> </w:t>
+                            </w:r>
+                            <w:proofErr w:type="spellStart"/>
+                            <w:r>
+                              <w:rPr>
+                                <w:lang w:val="en-US"/>
+                              </w:rPr>
+                              <w:t>thẻ</w:t>
+                            </w:r>
+                            <w:proofErr w:type="spellEnd"/>
+                            <w:r>
+                              <w:rPr>
+                                <w:lang w:val="en-US"/>
+                              </w:rPr>
+                              <w:t xml:space="preserve"> </w:t>
+                            </w:r>
+                            <w:proofErr w:type="spellStart"/>
+                            <w:r>
+                              <w:rPr>
+                                <w:lang w:val="en-US"/>
+                              </w:rPr>
+                              <w:t>sinh</w:t>
+                            </w:r>
+                            <w:proofErr w:type="spellEnd"/>
+                            <w:r>
+                              <w:rPr>
+                                <w:lang w:val="en-US"/>
+                              </w:rPr>
+                              <w:t xml:space="preserve"> </w:t>
+                            </w:r>
+                            <w:proofErr w:type="spellStart"/>
+                            <w:r>
+                              <w:rPr>
+                                <w:lang w:val="en-US"/>
+                              </w:rPr>
+                              <w:t>viên</w:t>
+                            </w:r>
+                            <w:proofErr w:type="spellEnd"/>
+                          </w:p>
+                        </w:tc>
+                        <w:tc>
+                          <w:tcPr>
+                            <w:tcW w:w="2262" w:type="dxa"/>
+                            <w:vAlign w:val="center"/>
+                          </w:tcPr>
+                          <w:p>
+                            <w:pPr>
+                              <w:pStyle w:val="Small"/>
+                              <w:spacing w:line="360" w:lineRule="auto"/>
+                            </w:pPr>
+                          </w:p>
+                        </w:tc>
+                      </w:tr>
+                      <w:tr>
+                        <w:tc>
+                          <w:tcPr>
+                            <w:tcW w:w="704" w:type="dxa"/>
+                          </w:tcPr>
+                          <w:p>
+                            <w:pPr>
+                              <w:pStyle w:val="Small"/>
+                              <w:numPr>
+                                <w:ilvl w:val="0"/>
+                                <w:numId w:val="43"/>
+                              </w:numPr>
+                              <w:spacing w:line="360" w:lineRule="auto"/>
+                              <w:jc w:val="center"/>
+                              <w:rPr>
+                                <w:lang w:val="en-US"/>
+                              </w:rPr>
+                            </w:pPr>
+                          </w:p>
+                        </w:tc>
+                        <w:tc>
+                          <w:tcPr>
+                            <w:tcW w:w="1276" w:type="dxa"/>
+                            <w:vMerge/>
+                            <w:vAlign w:val="center"/>
+                          </w:tcPr>
+                          <w:p>
+                            <w:pPr>
+                              <w:pStyle w:val="Small"/>
+                              <w:spacing w:line="360" w:lineRule="auto"/>
+                              <w:jc w:val="center"/>
+                            </w:pPr>
+                          </w:p>
+                        </w:tc>
+                        <w:tc>
+                          <w:tcPr>
+                            <w:tcW w:w="4806" w:type="dxa"/>
+                            <w:vAlign w:val="center"/>
+                          </w:tcPr>
+                          <w:p>
+                            <w:pPr>
+                              <w:pStyle w:val="Small"/>
+                              <w:spacing w:line="360" w:lineRule="auto"/>
+                              <w:rPr>
+                                <w:lang w:val="en-US"/>
+                              </w:rPr>
+                            </w:pPr>
+                            <w:proofErr w:type="spellStart"/>
+                            <w:r>
+                              <w:rPr>
+                                <w:lang w:val="en-US"/>
+                              </w:rPr>
+                              <w:t>Xác</w:t>
+                            </w:r>
+                            <w:proofErr w:type="spellEnd"/>
+                            <w:r>
+                              <w:rPr>
+                                <w:lang w:val="en-US"/>
+                              </w:rPr>
+                              <w:t xml:space="preserve"> </w:t>
+                            </w:r>
+                            <w:proofErr w:type="spellStart"/>
+                            <w:r>
+                              <w:rPr>
+                                <w:lang w:val="en-US"/>
+                              </w:rPr>
+                              <w:t>nhận</w:t>
+                            </w:r>
+                            <w:proofErr w:type="spellEnd"/>
+                            <w:r>
+                              <w:rPr>
+                                <w:lang w:val="en-US"/>
+                              </w:rPr>
+                              <w:t xml:space="preserve"> </w:t>
+                            </w:r>
+                            <w:proofErr w:type="spellStart"/>
+                            <w:r>
+                              <w:rPr>
+                                <w:lang w:val="en-US"/>
+                              </w:rPr>
+                              <w:t>điểm</w:t>
+                            </w:r>
+                            <w:proofErr w:type="spellEnd"/>
+                            <w:r>
+                              <w:rPr>
+                                <w:lang w:val="en-US"/>
+                              </w:rPr>
+                              <w:t xml:space="preserve"> </w:t>
+                            </w:r>
+                            <w:proofErr w:type="spellStart"/>
+                            <w:r>
+                              <w:rPr>
+                                <w:lang w:val="en-US"/>
+                              </w:rPr>
+                              <w:t>rèn</w:t>
+                            </w:r>
+                            <w:proofErr w:type="spellEnd"/>
+                            <w:r>
+                              <w:rPr>
+                                <w:lang w:val="en-US"/>
+                              </w:rPr>
+                              <w:t xml:space="preserve"> </w:t>
+                            </w:r>
+                            <w:proofErr w:type="spellStart"/>
+                            <w:r>
+                              <w:rPr>
+                                <w:lang w:val="en-US"/>
+                              </w:rPr>
+                              <w:t>luyện</w:t>
+                            </w:r>
+                            <w:proofErr w:type="spellEnd"/>
+                          </w:p>
+                        </w:tc>
+                        <w:tc>
+                          <w:tcPr>
+                            <w:tcW w:w="2262" w:type="dxa"/>
+                            <w:vAlign w:val="center"/>
+                          </w:tcPr>
+                          <w:p>
+                            <w:pPr>
+                              <w:pStyle w:val="Small"/>
+                              <w:spacing w:line="360" w:lineRule="auto"/>
+                            </w:pPr>
+                          </w:p>
+                        </w:tc>
+                      </w:tr>
+                      <w:tr>
+                        <w:tc>
+                          <w:tcPr>
+                            <w:tcW w:w="704" w:type="dxa"/>
+                          </w:tcPr>
+                          <w:p>
+                            <w:pPr>
+                              <w:pStyle w:val="Small"/>
+                              <w:numPr>
+                                <w:ilvl w:val="0"/>
+                                <w:numId w:val="43"/>
+                              </w:numPr>
+                              <w:spacing w:line="360" w:lineRule="auto"/>
+                              <w:jc w:val="center"/>
+                              <w:rPr>
+                                <w:lang w:val="en-US"/>
+                              </w:rPr>
+                            </w:pPr>
+                          </w:p>
+                        </w:tc>
+                        <w:tc>
+                          <w:tcPr>
+                            <w:tcW w:w="1276" w:type="dxa"/>
+                            <w:vMerge/>
+                            <w:vAlign w:val="center"/>
+                          </w:tcPr>
+                          <w:p>
+                            <w:pPr>
+                              <w:pStyle w:val="Small"/>
+                              <w:spacing w:line="360" w:lineRule="auto"/>
+                              <w:jc w:val="center"/>
+                            </w:pPr>
+                          </w:p>
+                        </w:tc>
+                        <w:tc>
+                          <w:tcPr>
+                            <w:tcW w:w="4806" w:type="dxa"/>
+                            <w:vAlign w:val="center"/>
+                          </w:tcPr>
+                          <w:p>
+                            <w:pPr>
+                              <w:pStyle w:val="Small"/>
+                              <w:spacing w:line="360" w:lineRule="auto"/>
+                              <w:rPr>
+                                <w:lang w:val="en-US"/>
+                              </w:rPr>
+                            </w:pPr>
+                            <w:r>
+                              <w:rPr>
+                                <w:lang w:val="en-US"/>
+                              </w:rPr>
+                              <w:t xml:space="preserve">Xin </w:t>
+                            </w:r>
+                            <w:proofErr w:type="spellStart"/>
+                            <w:r>
+                              <w:rPr>
+                                <w:lang w:val="en-US"/>
+                              </w:rPr>
+                              <w:t>giấy</w:t>
+                            </w:r>
+                            <w:proofErr w:type="spellEnd"/>
+                            <w:r>
+                              <w:rPr>
+                                <w:lang w:val="en-US"/>
+                              </w:rPr>
+                              <w:t xml:space="preserve"> </w:t>
+                            </w:r>
+                            <w:proofErr w:type="spellStart"/>
+                            <w:r>
+                              <w:rPr>
+                                <w:lang w:val="en-US"/>
+                              </w:rPr>
+                              <w:t>xác</w:t>
+                            </w:r>
+                            <w:proofErr w:type="spellEnd"/>
+                            <w:r>
+                              <w:rPr>
+                                <w:lang w:val="en-US"/>
+                              </w:rPr>
+                              <w:t xml:space="preserve"> </w:t>
+                            </w:r>
+                            <w:proofErr w:type="spellStart"/>
+                            <w:r>
+                              <w:rPr>
+                                <w:lang w:val="en-US"/>
+                              </w:rPr>
+                              <w:t>nhận</w:t>
+                            </w:r>
+                            <w:proofErr w:type="spellEnd"/>
+                            <w:r>
+                              <w:rPr>
+                                <w:lang w:val="en-US"/>
+                              </w:rPr>
+                              <w:t xml:space="preserve"> </w:t>
+                            </w:r>
+                            <w:proofErr w:type="spellStart"/>
+                            <w:r>
+                              <w:rPr>
+                                <w:lang w:val="en-US"/>
+                              </w:rPr>
+                              <w:t>vay</w:t>
+                            </w:r>
+                            <w:proofErr w:type="spellEnd"/>
+                            <w:r>
+                              <w:rPr>
+                                <w:lang w:val="en-US"/>
+                              </w:rPr>
+                              <w:t xml:space="preserve"> </w:t>
+                            </w:r>
+                            <w:proofErr w:type="spellStart"/>
+                            <w:r>
+                              <w:rPr>
+                                <w:lang w:val="en-US"/>
+                              </w:rPr>
+                              <w:t>vốn</w:t>
+                            </w:r>
+                            <w:proofErr w:type="spellEnd"/>
+                          </w:p>
+                        </w:tc>
+                        <w:tc>
+                          <w:tcPr>
+                            <w:tcW w:w="2262" w:type="dxa"/>
+                            <w:vAlign w:val="center"/>
+                          </w:tcPr>
+                          <w:p>
+                            <w:pPr>
+                              <w:pStyle w:val="Small"/>
+                              <w:spacing w:line="360" w:lineRule="auto"/>
+                            </w:pPr>
+                          </w:p>
+                        </w:tc>
+                      </w:tr>
+                      <w:tr>
+                        <w:tc>
+                          <w:tcPr>
+                            <w:tcW w:w="704" w:type="dxa"/>
+                          </w:tcPr>
+                          <w:p>
+                            <w:pPr>
+                              <w:pStyle w:val="Small"/>
+                              <w:numPr>
+                                <w:ilvl w:val="0"/>
+                                <w:numId w:val="43"/>
+                              </w:numPr>
+                              <w:spacing w:line="360" w:lineRule="auto"/>
+                              <w:jc w:val="center"/>
+                              <w:rPr>
+                                <w:lang w:val="en-US"/>
+                              </w:rPr>
+                            </w:pPr>
+                          </w:p>
+                        </w:tc>
+                        <w:tc>
+                          <w:tcPr>
+                            <w:tcW w:w="1276" w:type="dxa"/>
+                            <w:vMerge/>
+                            <w:vAlign w:val="center"/>
+                          </w:tcPr>
+                          <w:p>
+                            <w:pPr>
+                              <w:pStyle w:val="Small"/>
+                              <w:spacing w:line="360" w:lineRule="auto"/>
+                              <w:jc w:val="center"/>
+                            </w:pPr>
+                          </w:p>
+                        </w:tc>
+                        <w:tc>
+                          <w:tcPr>
+                            <w:tcW w:w="4806" w:type="dxa"/>
+                            <w:vAlign w:val="center"/>
+                          </w:tcPr>
+                          <w:p>
+                            <w:pPr>
+                              <w:pStyle w:val="Small"/>
+                              <w:spacing w:line="360" w:lineRule="auto"/>
+                              <w:rPr>
+                                <w:lang w:val="en-US"/>
+                              </w:rPr>
+                            </w:pPr>
+                            <w:proofErr w:type="spellStart"/>
+                            <w:r>
+                              <w:rPr>
+                                <w:lang w:val="en-US"/>
+                              </w:rPr>
+                              <w:t>Cấp</w:t>
+                            </w:r>
+                            <w:proofErr w:type="spellEnd"/>
+                            <w:r>
+                              <w:rPr>
+                                <w:lang w:val="en-US"/>
+                              </w:rPr>
+                              <w:t xml:space="preserve"> </w:t>
+                            </w:r>
+                            <w:proofErr w:type="spellStart"/>
+                            <w:r>
+                              <w:rPr>
+                                <w:lang w:val="en-US"/>
+                              </w:rPr>
+                              <w:t>giấy</w:t>
+                            </w:r>
+                            <w:proofErr w:type="spellEnd"/>
+                            <w:r>
+                              <w:rPr>
+                                <w:lang w:val="en-US"/>
+                              </w:rPr>
+                              <w:t xml:space="preserve"> </w:t>
+                            </w:r>
+                            <w:proofErr w:type="spellStart"/>
+                            <w:r>
+                              <w:rPr>
+                                <w:lang w:val="en-US"/>
+                              </w:rPr>
+                              <w:t>xác</w:t>
+                            </w:r>
+                            <w:proofErr w:type="spellEnd"/>
+                            <w:r>
+                              <w:rPr>
+                                <w:lang w:val="en-US"/>
+                              </w:rPr>
+                              <w:t xml:space="preserve"> </w:t>
+                            </w:r>
+                            <w:proofErr w:type="spellStart"/>
+                            <w:r>
+                              <w:rPr>
+                                <w:lang w:val="en-US"/>
+                              </w:rPr>
+                              <w:t>nhận</w:t>
+                            </w:r>
+                            <w:proofErr w:type="spellEnd"/>
+                            <w:r>
+                              <w:rPr>
+                                <w:lang w:val="en-US"/>
+                              </w:rPr>
+                              <w:t xml:space="preserve"> </w:t>
+                            </w:r>
+                            <w:proofErr w:type="spellStart"/>
+                            <w:r>
+                              <w:rPr>
+                                <w:lang w:val="en-US"/>
+                              </w:rPr>
+                              <w:t>cho</w:t>
+                            </w:r>
+                            <w:proofErr w:type="spellEnd"/>
+                            <w:r>
+                              <w:rPr>
+                                <w:lang w:val="en-US"/>
+                              </w:rPr>
+                              <w:t xml:space="preserve"> SV </w:t>
+                            </w:r>
+                            <w:proofErr w:type="spellStart"/>
+                            <w:r>
+                              <w:rPr>
+                                <w:lang w:val="en-US"/>
+                              </w:rPr>
+                              <w:t>thuộc</w:t>
+                            </w:r>
+                            <w:proofErr w:type="spellEnd"/>
+                            <w:r>
+                              <w:rPr>
+                                <w:lang w:val="en-US"/>
+                              </w:rPr>
+                              <w:t xml:space="preserve"> </w:t>
+                            </w:r>
+                            <w:proofErr w:type="spellStart"/>
+                            <w:r>
+                              <w:rPr>
+                                <w:lang w:val="en-US"/>
+                              </w:rPr>
+                              <w:t>đối</w:t>
+                            </w:r>
+                            <w:proofErr w:type="spellEnd"/>
+                            <w:r>
+                              <w:rPr>
+                                <w:lang w:val="en-US"/>
+                              </w:rPr>
+                              <w:t xml:space="preserve"> </w:t>
+                            </w:r>
+                            <w:proofErr w:type="spellStart"/>
+                            <w:r>
+                              <w:rPr>
+                                <w:lang w:val="en-US"/>
+                              </w:rPr>
+                              <w:t>tượng</w:t>
+                            </w:r>
+                            <w:proofErr w:type="spellEnd"/>
+                            <w:r>
+                              <w:rPr>
+                                <w:lang w:val="en-US"/>
+                              </w:rPr>
+                              <w:t xml:space="preserve"> </w:t>
+                            </w:r>
+                            <w:proofErr w:type="spellStart"/>
+                            <w:r>
+                              <w:rPr>
+                                <w:lang w:val="en-US"/>
+                              </w:rPr>
+                              <w:t>chính</w:t>
+                            </w:r>
+                            <w:proofErr w:type="spellEnd"/>
+                            <w:r>
+                              <w:rPr>
+                                <w:lang w:val="en-US"/>
+                              </w:rPr>
+                              <w:t xml:space="preserve"> </w:t>
+                            </w:r>
+                            <w:proofErr w:type="spellStart"/>
+                            <w:r>
+                              <w:rPr>
+                                <w:lang w:val="en-US"/>
+                              </w:rPr>
+                              <w:t>sách</w:t>
+                            </w:r>
+                            <w:proofErr w:type="spellEnd"/>
+                          </w:p>
+                        </w:tc>
+                        <w:tc>
+                          <w:tcPr>
+                            <w:tcW w:w="2262" w:type="dxa"/>
+                            <w:vAlign w:val="center"/>
+                          </w:tcPr>
+                          <w:p>
+                            <w:pPr>
+                              <w:pStyle w:val="Small"/>
+                              <w:spacing w:line="360" w:lineRule="auto"/>
+                            </w:pPr>
+                          </w:p>
+                        </w:tc>
+                      </w:tr>
+                      <w:tr>
+                        <w:tc>
+                          <w:tcPr>
+                            <w:tcW w:w="704" w:type="dxa"/>
+                          </w:tcPr>
+                          <w:p>
+                            <w:pPr>
+                              <w:pStyle w:val="Small"/>
+                              <w:numPr>
+                                <w:ilvl w:val="0"/>
+                                <w:numId w:val="43"/>
+                              </w:numPr>
+                              <w:spacing w:line="360" w:lineRule="auto"/>
+                              <w:jc w:val="center"/>
+                              <w:rPr>
+                                <w:lang w:val="en-US"/>
+                              </w:rPr>
+                            </w:pPr>
+                          </w:p>
+                        </w:tc>
+                        <w:tc>
+                          <w:tcPr>
+                            <w:tcW w:w="1276" w:type="dxa"/>
+                            <w:vMerge/>
+                            <w:vAlign w:val="center"/>
+                          </w:tcPr>
+                          <w:p>
+                            <w:pPr>
+                              <w:pStyle w:val="Small"/>
+                              <w:spacing w:line="360" w:lineRule="auto"/>
+                              <w:jc w:val="center"/>
+                            </w:pPr>
+                          </w:p>
+                        </w:tc>
+                        <w:tc>
+                          <w:tcPr>
+                            <w:tcW w:w="4806" w:type="dxa"/>
+                            <w:vAlign w:val="center"/>
+                          </w:tcPr>
+                          <w:p>
+                            <w:pPr>
+                              <w:pStyle w:val="Small"/>
+                              <w:spacing w:line="360" w:lineRule="auto"/>
+                              <w:rPr>
+                                <w:lang w:val="en-US"/>
+                              </w:rPr>
+                            </w:pPr>
+                            <w:proofErr w:type="spellStart"/>
+                            <w:r>
+                              <w:rPr>
+                                <w:lang w:val="en-US"/>
+                              </w:rPr>
+                              <w:t>Đăng</w:t>
+                            </w:r>
+                            <w:proofErr w:type="spellEnd"/>
+                            <w:r>
+                              <w:rPr>
+                                <w:lang w:val="en-US"/>
+                              </w:rPr>
+                              <w:t xml:space="preserve"> </w:t>
+                            </w:r>
+                            <w:proofErr w:type="spellStart"/>
+                            <w:r>
+                              <w:rPr>
+                                <w:lang w:val="en-US"/>
+                              </w:rPr>
+                              <w:t>ký</w:t>
+                            </w:r>
+                            <w:proofErr w:type="spellEnd"/>
+                            <w:r>
+                              <w:rPr>
+                                <w:lang w:val="en-US"/>
+                              </w:rPr>
+                              <w:t xml:space="preserve"> </w:t>
+                            </w:r>
+                            <w:proofErr w:type="spellStart"/>
+                            <w:r>
+                              <w:rPr>
+                                <w:lang w:val="en-US"/>
+                              </w:rPr>
+                              <w:t>tham</w:t>
+                            </w:r>
+                            <w:proofErr w:type="spellEnd"/>
+                            <w:r>
+                              <w:rPr>
+                                <w:lang w:val="en-US"/>
+                              </w:rPr>
+                              <w:t xml:space="preserve"> </w:t>
+                            </w:r>
+                            <w:proofErr w:type="spellStart"/>
+                            <w:r>
+                              <w:rPr>
+                                <w:lang w:val="en-US"/>
+                              </w:rPr>
+                              <w:t>gia</w:t>
+                            </w:r>
+                            <w:proofErr w:type="spellEnd"/>
+                            <w:r>
+                              <w:rPr>
+                                <w:lang w:val="en-US"/>
+                              </w:rPr>
+                              <w:t xml:space="preserve"> </w:t>
+                            </w:r>
+                            <w:proofErr w:type="spellStart"/>
+                            <w:r>
+                              <w:rPr>
+                                <w:lang w:val="en-US"/>
+                              </w:rPr>
+                              <w:t>sự</w:t>
+                            </w:r>
+                            <w:proofErr w:type="spellEnd"/>
+                            <w:r>
+                              <w:rPr>
+                                <w:lang w:val="en-US"/>
+                              </w:rPr>
+                              <w:t xml:space="preserve"> </w:t>
+                            </w:r>
+                            <w:proofErr w:type="spellStart"/>
+                            <w:r>
+                              <w:rPr>
+                                <w:lang w:val="en-US"/>
+                              </w:rPr>
+                              <w:t>kiện</w:t>
+                            </w:r>
+                            <w:proofErr w:type="spellEnd"/>
+                          </w:p>
+                        </w:tc>
+                        <w:tc>
+                          <w:tcPr>
+                            <w:tcW w:w="2262" w:type="dxa"/>
+                            <w:vAlign w:val="center"/>
+                          </w:tcPr>
+                          <w:p>
+                            <w:pPr>
+                              <w:pStyle w:val="Small"/>
+                              <w:spacing w:line="360" w:lineRule="auto"/>
+                            </w:pPr>
+                          </w:p>
+                        </w:tc>
+                      </w:tr>
+                      <w:tr>
+                        <w:tc>
+                          <w:tcPr>
+                            <w:tcW w:w="704" w:type="dxa"/>
+                          </w:tcPr>
+                          <w:p>
+                            <w:pPr>
+                              <w:pStyle w:val="Small"/>
+                              <w:numPr>
+                                <w:ilvl w:val="0"/>
+                                <w:numId w:val="43"/>
+                              </w:numPr>
+                              <w:spacing w:line="360" w:lineRule="auto"/>
+                              <w:jc w:val="center"/>
+                              <w:rPr>
+                                <w:lang w:val="en-US"/>
+                              </w:rPr>
+                            </w:pPr>
+                          </w:p>
+                        </w:tc>
+                        <w:tc>
+                          <w:tcPr>
+                            <w:tcW w:w="1276" w:type="dxa"/>
+                            <w:vMerge/>
+                            <w:vAlign w:val="center"/>
+                          </w:tcPr>
+                          <w:p>
+                            <w:pPr>
+                              <w:pStyle w:val="Small"/>
+                              <w:spacing w:line="360" w:lineRule="auto"/>
+                              <w:jc w:val="center"/>
+                            </w:pPr>
+                          </w:p>
+                        </w:tc>
+                        <w:tc>
+                          <w:tcPr>
+                            <w:tcW w:w="4806" w:type="dxa"/>
+                            <w:vAlign w:val="center"/>
+                          </w:tcPr>
+                          <w:p>
+                            <w:pPr>
+                              <w:pStyle w:val="Small"/>
+                              <w:spacing w:line="360" w:lineRule="auto"/>
+                              <w:rPr>
+                                <w:lang w:val="en-US"/>
+                              </w:rPr>
+                            </w:pPr>
+                            <w:proofErr w:type="spellStart"/>
+                            <w:r>
+                              <w:rPr>
+                                <w:lang w:val="en-US"/>
+                              </w:rPr>
+                              <w:t>Điểm</w:t>
+                            </w:r>
+                            <w:proofErr w:type="spellEnd"/>
+                            <w:r>
+                              <w:rPr>
+                                <w:lang w:val="en-US"/>
+                              </w:rPr>
+                              <w:t xml:space="preserve"> danh </w:t>
+                            </w:r>
+                            <w:proofErr w:type="spellStart"/>
+                            <w:r>
+                              <w:rPr>
+                                <w:lang w:val="en-US"/>
+                              </w:rPr>
+                              <w:t>sự</w:t>
+                            </w:r>
+                            <w:proofErr w:type="spellEnd"/>
+                            <w:r>
+                              <w:rPr>
+                                <w:lang w:val="en-US"/>
+                              </w:rPr>
+                              <w:t xml:space="preserve"> </w:t>
+                            </w:r>
+                            <w:proofErr w:type="spellStart"/>
+                            <w:r>
+                              <w:rPr>
+                                <w:lang w:val="en-US"/>
+                              </w:rPr>
+                              <w:t>kiện</w:t>
+                            </w:r>
+                            <w:proofErr w:type="spellEnd"/>
+                          </w:p>
+                        </w:tc>
+                        <w:tc>
+                          <w:tcPr>
+                            <w:tcW w:w="2262" w:type="dxa"/>
+                            <w:vAlign w:val="center"/>
+                          </w:tcPr>
+                          <w:p>
+                            <w:pPr>
+                              <w:pStyle w:val="Small"/>
+                              <w:spacing w:line="360" w:lineRule="auto"/>
+                            </w:pPr>
+                          </w:p>
+                        </w:tc>
+                      </w:tr>
+                      <w:tr>
+                        <w:tc>
+                          <w:tcPr>
+                            <w:tcW w:w="704" w:type="dxa"/>
+                          </w:tcPr>
+                          <w:p>
+                            <w:pPr>
+                              <w:pStyle w:val="Small"/>
+                              <w:numPr>
+                                <w:ilvl w:val="0"/>
+                                <w:numId w:val="43"/>
+                              </w:numPr>
+                              <w:spacing w:line="360" w:lineRule="auto"/>
+                              <w:jc w:val="center"/>
+                              <w:rPr>
+                                <w:lang w:val="en-US"/>
+                              </w:rPr>
+                            </w:pPr>
+                          </w:p>
+                        </w:tc>
+                        <w:tc>
+                          <w:tcPr>
+                            <w:tcW w:w="1276" w:type="dxa"/>
+                            <w:vMerge/>
+                            <w:vAlign w:val="center"/>
+                          </w:tcPr>
+                          <w:p>
+                            <w:pPr>
+                              <w:pStyle w:val="Small"/>
+                              <w:spacing w:line="360" w:lineRule="auto"/>
+                              <w:jc w:val="center"/>
+                            </w:pPr>
+                          </w:p>
+                        </w:tc>
+                        <w:tc>
+                          <w:tcPr>
+                            <w:tcW w:w="4806" w:type="dxa"/>
+                            <w:vAlign w:val="center"/>
+                          </w:tcPr>
+                          <w:p>
+                            <w:pPr>
+                              <w:pStyle w:val="Small"/>
+                              <w:spacing w:line="360" w:lineRule="auto"/>
+                              <w:rPr>
+                                <w:lang w:val="en-US"/>
+                              </w:rPr>
+                            </w:pPr>
+                            <w:proofErr w:type="spellStart"/>
+                            <w:r>
+                              <w:rPr>
+                                <w:lang w:val="en-US"/>
+                              </w:rPr>
+                              <w:t>Điểm</w:t>
+                            </w:r>
+                            <w:proofErr w:type="spellEnd"/>
+                            <w:r>
+                              <w:rPr>
+                                <w:lang w:val="en-US"/>
+                              </w:rPr>
+                              <w:t xml:space="preserve"> danh </w:t>
+                            </w:r>
+                            <w:proofErr w:type="spellStart"/>
+                            <w:r>
+                              <w:rPr>
+                                <w:lang w:val="en-US"/>
+                              </w:rPr>
+                              <w:t>môn</w:t>
+                            </w:r>
+                            <w:proofErr w:type="spellEnd"/>
+                            <w:r>
+                              <w:rPr>
+                                <w:lang w:val="en-US"/>
+                              </w:rPr>
+                              <w:t xml:space="preserve"> </w:t>
+                            </w:r>
+                            <w:proofErr w:type="spellStart"/>
+                            <w:r>
+                              <w:rPr>
+                                <w:lang w:val="en-US"/>
+                              </w:rPr>
+                              <w:t>học</w:t>
+                            </w:r>
+                            <w:proofErr w:type="spellEnd"/>
+                          </w:p>
+                        </w:tc>
+                        <w:tc>
+                          <w:tcPr>
+                            <w:tcW w:w="2262" w:type="dxa"/>
+                            <w:vAlign w:val="center"/>
+                          </w:tcPr>
+                          <w:p>
+                            <w:pPr>
+                              <w:pStyle w:val="Small"/>
+                              <w:spacing w:line="360" w:lineRule="auto"/>
+                            </w:pPr>
+                          </w:p>
+                        </w:tc>
+                      </w:tr>
+                      <w:tr>
+                        <w:tc>
+                          <w:tcPr>
+                            <w:tcW w:w="704" w:type="dxa"/>
+                          </w:tcPr>
+                          <w:p>
+                            <w:pPr>
+                              <w:pStyle w:val="Small"/>
+                              <w:numPr>
+                                <w:ilvl w:val="0"/>
+                                <w:numId w:val="43"/>
+                              </w:numPr>
+                              <w:spacing w:line="360" w:lineRule="auto"/>
+                              <w:jc w:val="center"/>
+                              <w:rPr>
+                                <w:lang w:val="en-US"/>
+                              </w:rPr>
+                            </w:pPr>
+                          </w:p>
+                        </w:tc>
+                        <w:tc>
+                          <w:tcPr>
+                            <w:tcW w:w="1276" w:type="dxa"/>
+                            <w:vMerge w:val="restart"/>
+                            <w:vAlign w:val="center"/>
+                          </w:tcPr>
+                          <w:p>
+                            <w:pPr>
+                              <w:pStyle w:val="Small"/>
+                              <w:spacing w:line="360" w:lineRule="auto"/>
+                              <w:jc w:val="center"/>
+                              <w:rPr>
+                                <w:lang w:val="en-US"/>
+                              </w:rPr>
+                            </w:pPr>
+                            <w:r>
+                              <w:rPr>
+                                <w:lang w:val="en-US"/>
+                              </w:rPr>
+                              <w:t>P7</w:t>
+                            </w:r>
+                          </w:p>
+                        </w:tc>
+                        <w:tc>
+                          <w:tcPr>
+                            <w:tcW w:w="4806" w:type="dxa"/>
+                            <w:vAlign w:val="center"/>
+                          </w:tcPr>
+                          <w:p>
+                            <w:pPr>
+                              <w:pStyle w:val="Small"/>
+                              <w:spacing w:line="360" w:lineRule="auto"/>
+                              <w:rPr>
+                                <w:lang w:val="en-US"/>
+                              </w:rPr>
+                            </w:pPr>
+                            <w:proofErr w:type="spellStart"/>
+                            <w:r>
+                              <w:rPr>
+                                <w:lang w:val="en-US"/>
+                              </w:rPr>
+                              <w:t>Cấp</w:t>
+                            </w:r>
+                            <w:proofErr w:type="spellEnd"/>
+                            <w:r>
+                              <w:rPr>
+                                <w:lang w:val="en-US"/>
+                              </w:rPr>
+                              <w:t xml:space="preserve"> </w:t>
+                            </w:r>
+                            <w:proofErr w:type="spellStart"/>
+                            <w:r>
+                              <w:rPr>
+                                <w:lang w:val="en-US"/>
+                              </w:rPr>
+                              <w:t>giấy</w:t>
+                            </w:r>
+                            <w:proofErr w:type="spellEnd"/>
+                            <w:r>
+                              <w:rPr>
+                                <w:lang w:val="en-US"/>
+                              </w:rPr>
+                              <w:t xml:space="preserve"> </w:t>
+                            </w:r>
+                            <w:proofErr w:type="spellStart"/>
+                            <w:r>
+                              <w:rPr>
+                                <w:lang w:val="en-US"/>
+                              </w:rPr>
+                              <w:t>xác</w:t>
+                            </w:r>
+                            <w:proofErr w:type="spellEnd"/>
+                            <w:r>
+                              <w:rPr>
+                                <w:lang w:val="en-US"/>
+                              </w:rPr>
+                              <w:t xml:space="preserve"> </w:t>
+                            </w:r>
+                            <w:proofErr w:type="spellStart"/>
+                            <w:r>
+                              <w:rPr>
+                                <w:lang w:val="en-US"/>
+                              </w:rPr>
+                              <w:t>nhận</w:t>
+                            </w:r>
+                            <w:proofErr w:type="spellEnd"/>
+                            <w:r>
+                              <w:rPr>
+                                <w:lang w:val="en-US"/>
+                              </w:rPr>
+                              <w:t xml:space="preserve"> </w:t>
+                            </w:r>
+                            <w:proofErr w:type="spellStart"/>
+                            <w:r>
+                              <w:rPr>
+                                <w:lang w:val="en-US"/>
+                              </w:rPr>
+                              <w:t>vay</w:t>
+                            </w:r>
+                            <w:proofErr w:type="spellEnd"/>
+                            <w:r>
+                              <w:rPr>
+                                <w:lang w:val="en-US"/>
+                              </w:rPr>
+                              <w:t xml:space="preserve"> </w:t>
+                            </w:r>
+                            <w:proofErr w:type="spellStart"/>
+                            <w:r>
+                              <w:rPr>
+                                <w:lang w:val="en-US"/>
+                              </w:rPr>
+                              <w:t>vốn</w:t>
+                            </w:r>
+                            <w:proofErr w:type="spellEnd"/>
+                            <w:r>
+                              <w:rPr>
+                                <w:lang w:val="en-US"/>
+                              </w:rPr>
+                              <w:t xml:space="preserve"> </w:t>
+                            </w:r>
+                            <w:proofErr w:type="spellStart"/>
+                            <w:r>
+                              <w:rPr>
+                                <w:lang w:val="en-US"/>
+                              </w:rPr>
+                              <w:t>cho</w:t>
+                            </w:r>
+                            <w:proofErr w:type="spellEnd"/>
+                            <w:r>
+                              <w:rPr>
+                                <w:lang w:val="en-US"/>
+                              </w:rPr>
+                              <w:t xml:space="preserve"> </w:t>
+                            </w:r>
+                            <w:proofErr w:type="spellStart"/>
+                            <w:r>
+                              <w:rPr>
+                                <w:lang w:val="en-US"/>
+                              </w:rPr>
+                              <w:t>sinh</w:t>
+                            </w:r>
+                            <w:proofErr w:type="spellEnd"/>
+                            <w:r>
+                              <w:rPr>
+                                <w:lang w:val="en-US"/>
+                              </w:rPr>
+                              <w:t xml:space="preserve"> </w:t>
+                            </w:r>
+                            <w:proofErr w:type="spellStart"/>
+                            <w:r>
+                              <w:rPr>
+                                <w:lang w:val="en-US"/>
+                              </w:rPr>
+                              <w:t>viên</w:t>
+                            </w:r>
+                            <w:proofErr w:type="spellEnd"/>
+                          </w:p>
+                        </w:tc>
+                        <w:tc>
+                          <w:tcPr>
+                            <w:tcW w:w="2262" w:type="dxa"/>
+                            <w:vAlign w:val="center"/>
+                          </w:tcPr>
+                          <w:p>
+                            <w:pPr>
+                              <w:pStyle w:val="Small"/>
+                              <w:spacing w:line="360" w:lineRule="auto"/>
+                            </w:pPr>
+                          </w:p>
+                        </w:tc>
+                      </w:tr>
+                      <w:tr>
+                        <w:tc>
+                          <w:tcPr>
+                            <w:tcW w:w="704" w:type="dxa"/>
+                          </w:tcPr>
+                          <w:p>
+                            <w:pPr>
+                              <w:pStyle w:val="Small"/>
+                              <w:numPr>
+                                <w:ilvl w:val="0"/>
+                                <w:numId w:val="43"/>
+                              </w:numPr>
+                              <w:spacing w:line="360" w:lineRule="auto"/>
+                              <w:jc w:val="center"/>
+                              <w:rPr>
+                                <w:lang w:val="en-US"/>
+                              </w:rPr>
+                            </w:pPr>
+                          </w:p>
+                        </w:tc>
+                        <w:tc>
+                          <w:tcPr>
+                            <w:tcW w:w="1276" w:type="dxa"/>
+                            <w:vMerge/>
+                            <w:vAlign w:val="center"/>
+                          </w:tcPr>
+                          <w:p>
+                            <w:pPr>
+                              <w:pStyle w:val="Small"/>
+                              <w:spacing w:line="360" w:lineRule="auto"/>
+                              <w:jc w:val="center"/>
+                              <w:rPr>
+                                <w:lang w:val="en-US"/>
+                              </w:rPr>
+                            </w:pPr>
+                          </w:p>
+                        </w:tc>
+                        <w:tc>
+                          <w:tcPr>
+                            <w:tcW w:w="4806" w:type="dxa"/>
+                            <w:vAlign w:val="center"/>
+                          </w:tcPr>
+                          <w:p>
+                            <w:pPr>
+                              <w:pStyle w:val="Small"/>
+                              <w:spacing w:line="360" w:lineRule="auto"/>
+                              <w:rPr>
+                                <w:lang w:val="en-US"/>
+                              </w:rPr>
+                            </w:pPr>
+                            <w:proofErr w:type="spellStart"/>
+                            <w:r>
+                              <w:rPr>
+                                <w:lang w:val="en-US"/>
+                              </w:rPr>
+                              <w:t>Cấp</w:t>
+                            </w:r>
+                            <w:proofErr w:type="spellEnd"/>
+                            <w:r>
+                              <w:rPr>
+                                <w:lang w:val="en-US"/>
+                              </w:rPr>
+                              <w:t xml:space="preserve"> </w:t>
+                            </w:r>
+                            <w:proofErr w:type="spellStart"/>
+                            <w:r>
+                              <w:rPr>
+                                <w:lang w:val="en-US"/>
+                              </w:rPr>
+                              <w:t>giấy</w:t>
+                            </w:r>
+                            <w:proofErr w:type="spellEnd"/>
+                            <w:r>
+                              <w:rPr>
+                                <w:lang w:val="en-US"/>
+                              </w:rPr>
+                              <w:t xml:space="preserve"> </w:t>
+                            </w:r>
+                            <w:proofErr w:type="spellStart"/>
+                            <w:r>
+                              <w:rPr>
+                                <w:lang w:val="en-US"/>
+                              </w:rPr>
+                              <w:t>xác</w:t>
+                            </w:r>
+                            <w:proofErr w:type="spellEnd"/>
+                            <w:r>
+                              <w:rPr>
+                                <w:lang w:val="en-US"/>
+                              </w:rPr>
+                              <w:t xml:space="preserve"> </w:t>
+                            </w:r>
+                            <w:proofErr w:type="spellStart"/>
+                            <w:r>
+                              <w:rPr>
+                                <w:lang w:val="en-US"/>
+                              </w:rPr>
+                              <w:t>nhận</w:t>
+                            </w:r>
+                            <w:proofErr w:type="spellEnd"/>
+                            <w:r>
+                              <w:rPr>
+                                <w:lang w:val="en-US"/>
+                              </w:rPr>
+                              <w:t xml:space="preserve"> </w:t>
+                            </w:r>
+                            <w:proofErr w:type="spellStart"/>
+                            <w:r>
+                              <w:rPr>
+                                <w:lang w:val="en-US"/>
+                              </w:rPr>
+                              <w:t>sinh</w:t>
+                            </w:r>
+                            <w:proofErr w:type="spellEnd"/>
+                            <w:r>
+                              <w:rPr>
+                                <w:lang w:val="en-US"/>
+                              </w:rPr>
+                              <w:t xml:space="preserve"> </w:t>
+                            </w:r>
+                            <w:proofErr w:type="spellStart"/>
+                            <w:r>
+                              <w:rPr>
+                                <w:lang w:val="en-US"/>
+                              </w:rPr>
+                              <w:t>viên</w:t>
+                            </w:r>
+                            <w:proofErr w:type="spellEnd"/>
+                          </w:p>
+                        </w:tc>
+                        <w:tc>
+                          <w:tcPr>
+                            <w:tcW w:w="2262" w:type="dxa"/>
+                            <w:vAlign w:val="center"/>
+                          </w:tcPr>
+                          <w:p>
+                            <w:pPr>
+                              <w:pStyle w:val="Small"/>
+                              <w:spacing w:line="360" w:lineRule="auto"/>
+                            </w:pPr>
+                          </w:p>
+                        </w:tc>
+                      </w:tr>
+                      <w:tr>
+                        <w:tc>
+                          <w:tcPr>
+                            <w:tcW w:w="704" w:type="dxa"/>
+                          </w:tcPr>
+                          <w:p>
+                            <w:pPr>
+                              <w:pStyle w:val="Small"/>
+                              <w:numPr>
+                                <w:ilvl w:val="0"/>
+                                <w:numId w:val="43"/>
+                              </w:numPr>
+                              <w:spacing w:line="360" w:lineRule="auto"/>
+                              <w:jc w:val="center"/>
+                              <w:rPr>
+                                <w:lang w:val="en-US"/>
+                              </w:rPr>
+                            </w:pPr>
+                          </w:p>
+                        </w:tc>
+                        <w:tc>
+                          <w:tcPr>
+                            <w:tcW w:w="1276" w:type="dxa"/>
+                            <w:vMerge/>
+                            <w:vAlign w:val="center"/>
+                          </w:tcPr>
+                          <w:p>
+                            <w:pPr>
+                              <w:pStyle w:val="Small"/>
+                              <w:spacing w:line="360" w:lineRule="auto"/>
+                              <w:jc w:val="center"/>
+                              <w:rPr>
+                                <w:lang w:val="en-US"/>
+                              </w:rPr>
+                            </w:pPr>
+                          </w:p>
+                        </w:tc>
+                        <w:tc>
+                          <w:tcPr>
+                            <w:tcW w:w="4806" w:type="dxa"/>
+                            <w:vAlign w:val="center"/>
+                          </w:tcPr>
+                          <w:p>
+                            <w:pPr>
+                              <w:pStyle w:val="Small"/>
+                              <w:spacing w:line="360" w:lineRule="auto"/>
+                              <w:rPr>
+                                <w:lang w:val="en-US"/>
+                              </w:rPr>
+                            </w:pPr>
+                            <w:proofErr w:type="spellStart"/>
+                            <w:r>
+                              <w:rPr>
+                                <w:lang w:val="en-US"/>
+                              </w:rPr>
+                              <w:t>Cấp</w:t>
+                            </w:r>
+                            <w:proofErr w:type="spellEnd"/>
+                            <w:r>
+                              <w:rPr>
+                                <w:lang w:val="en-US"/>
+                              </w:rPr>
+                              <w:t xml:space="preserve"> </w:t>
+                            </w:r>
+                            <w:proofErr w:type="spellStart"/>
+                            <w:r>
+                              <w:rPr>
+                                <w:lang w:val="en-US"/>
+                              </w:rPr>
+                              <w:t>lại</w:t>
+                            </w:r>
+                            <w:proofErr w:type="spellEnd"/>
+                            <w:r>
+                              <w:rPr>
+                                <w:lang w:val="en-US"/>
+                              </w:rPr>
+                              <w:t xml:space="preserve"> </w:t>
+                            </w:r>
+                            <w:proofErr w:type="spellStart"/>
+                            <w:r>
+                              <w:rPr>
+                                <w:lang w:val="en-US"/>
+                              </w:rPr>
+                              <w:t>thẻ</w:t>
+                            </w:r>
+                            <w:proofErr w:type="spellEnd"/>
+                            <w:r>
+                              <w:rPr>
+                                <w:lang w:val="en-US"/>
+                              </w:rPr>
+                              <w:t xml:space="preserve"> </w:t>
+                            </w:r>
+                            <w:proofErr w:type="spellStart"/>
+                            <w:r>
+                              <w:rPr>
+                                <w:lang w:val="en-US"/>
+                              </w:rPr>
+                              <w:t>sinh</w:t>
+                            </w:r>
+                            <w:proofErr w:type="spellEnd"/>
+                            <w:r>
+                              <w:rPr>
+                                <w:lang w:val="en-US"/>
+                              </w:rPr>
+                              <w:t xml:space="preserve"> </w:t>
+                            </w:r>
+                            <w:proofErr w:type="spellStart"/>
+                            <w:r>
+                              <w:rPr>
+                                <w:lang w:val="en-US"/>
+                              </w:rPr>
+                              <w:t>viên</w:t>
+                            </w:r>
+                            <w:proofErr w:type="spellEnd"/>
+                          </w:p>
+                        </w:tc>
+                        <w:tc>
+                          <w:tcPr>
+                            <w:tcW w:w="2262" w:type="dxa"/>
+                            <w:vAlign w:val="center"/>
+                          </w:tcPr>
+                          <w:p>
+                            <w:pPr>
+                              <w:pStyle w:val="Small"/>
+                              <w:spacing w:line="360" w:lineRule="auto"/>
+                            </w:pPr>
+                          </w:p>
+                        </w:tc>
+                      </w:tr>
+                      <w:tr>
+                        <w:tc>
+                          <w:tcPr>
+                            <w:tcW w:w="704" w:type="dxa"/>
+                          </w:tcPr>
+                          <w:p>
+                            <w:pPr>
+                              <w:pStyle w:val="Small"/>
+                              <w:numPr>
+                                <w:ilvl w:val="0"/>
+                                <w:numId w:val="43"/>
+                              </w:numPr>
+                              <w:spacing w:line="360" w:lineRule="auto"/>
+                              <w:jc w:val="center"/>
+                              <w:rPr>
+                                <w:lang w:val="en-US"/>
+                              </w:rPr>
+                            </w:pPr>
+                          </w:p>
+                        </w:tc>
+                        <w:tc>
+                          <w:tcPr>
+                            <w:tcW w:w="1276" w:type="dxa"/>
+                            <w:vMerge/>
+                            <w:vAlign w:val="center"/>
+                          </w:tcPr>
+                          <w:p>
+                            <w:pPr>
+                              <w:pStyle w:val="Small"/>
+                              <w:spacing w:line="360" w:lineRule="auto"/>
+                              <w:jc w:val="center"/>
+                              <w:rPr>
+                                <w:lang w:val="en-US"/>
+                              </w:rPr>
+                            </w:pPr>
+                          </w:p>
+                        </w:tc>
+                        <w:tc>
+                          <w:tcPr>
+                            <w:tcW w:w="4806" w:type="dxa"/>
+                            <w:vAlign w:val="center"/>
+                          </w:tcPr>
+                          <w:p>
+                            <w:pPr>
+                              <w:pStyle w:val="Small"/>
+                              <w:spacing w:line="360" w:lineRule="auto"/>
+                              <w:rPr>
+                                <w:lang w:val="en-US"/>
+                              </w:rPr>
+                            </w:pPr>
+                            <w:proofErr w:type="spellStart"/>
+                            <w:r>
+                              <w:rPr>
+                                <w:lang w:val="en-US"/>
+                              </w:rPr>
+                              <w:t>Công</w:t>
+                            </w:r>
+                            <w:proofErr w:type="spellEnd"/>
+                            <w:r>
+                              <w:rPr>
+                                <w:lang w:val="en-US"/>
+                              </w:rPr>
+                              <w:t xml:space="preserve"> </w:t>
+                            </w:r>
+                            <w:proofErr w:type="spellStart"/>
+                            <w:r>
+                              <w:rPr>
+                                <w:lang w:val="en-US"/>
+                              </w:rPr>
+                              <w:t>tác</w:t>
+                            </w:r>
+                            <w:proofErr w:type="spellEnd"/>
+                            <w:r>
+                              <w:rPr>
+                                <w:lang w:val="en-US"/>
+                              </w:rPr>
+                              <w:t xml:space="preserve"> </w:t>
+                            </w:r>
+                            <w:proofErr w:type="spellStart"/>
+                            <w:r>
+                              <w:rPr>
+                                <w:lang w:val="en-US"/>
+                              </w:rPr>
+                              <w:t>khảo</w:t>
+                            </w:r>
+                            <w:proofErr w:type="spellEnd"/>
+                            <w:r>
+                              <w:rPr>
+                                <w:lang w:val="en-US"/>
+                              </w:rPr>
+                              <w:t xml:space="preserve"> </w:t>
+                            </w:r>
+                            <w:proofErr w:type="spellStart"/>
+                            <w:r>
+                              <w:rPr>
+                                <w:lang w:val="en-US"/>
+                              </w:rPr>
+                              <w:t>sát</w:t>
+                            </w:r>
+                            <w:proofErr w:type="spellEnd"/>
+                            <w:r>
+                              <w:rPr>
+                                <w:lang w:val="en-US"/>
+                              </w:rPr>
+                              <w:t xml:space="preserve"> </w:t>
+                            </w:r>
+                            <w:proofErr w:type="spellStart"/>
+                            <w:r>
+                              <w:rPr>
+                                <w:lang w:val="en-US"/>
+                              </w:rPr>
+                              <w:t>việc</w:t>
+                            </w:r>
+                            <w:proofErr w:type="spellEnd"/>
+                            <w:r>
+                              <w:rPr>
+                                <w:lang w:val="en-US"/>
+                              </w:rPr>
+                              <w:t xml:space="preserve"> </w:t>
+                            </w:r>
+                            <w:proofErr w:type="spellStart"/>
+                            <w:r>
+                              <w:rPr>
+                                <w:lang w:val="en-US"/>
+                              </w:rPr>
+                              <w:t>làm</w:t>
+                            </w:r>
+                            <w:proofErr w:type="spellEnd"/>
+                            <w:r>
+                              <w:rPr>
+                                <w:lang w:val="en-US"/>
+                              </w:rPr>
+                              <w:t xml:space="preserve"> </w:t>
+                            </w:r>
+                            <w:proofErr w:type="spellStart"/>
+                            <w:r>
+                              <w:rPr>
+                                <w:lang w:val="en-US"/>
+                              </w:rPr>
+                              <w:t>sinh</w:t>
+                            </w:r>
+                            <w:proofErr w:type="spellEnd"/>
+                            <w:r>
+                              <w:rPr>
+                                <w:lang w:val="en-US"/>
+                              </w:rPr>
+                              <w:t xml:space="preserve"> </w:t>
+                            </w:r>
+                            <w:proofErr w:type="spellStart"/>
+                            <w:r>
+                              <w:rPr>
+                                <w:lang w:val="en-US"/>
+                              </w:rPr>
+                              <w:t>viên</w:t>
+                            </w:r>
+                            <w:proofErr w:type="spellEnd"/>
+                          </w:p>
+                        </w:tc>
+                        <w:tc>
+                          <w:tcPr>
+                            <w:tcW w:w="2262" w:type="dxa"/>
+                            <w:vAlign w:val="center"/>
+                          </w:tcPr>
+                          <w:p>
+                            <w:pPr>
+                              <w:pStyle w:val="Small"/>
+                              <w:spacing w:line="360" w:lineRule="auto"/>
+                            </w:pPr>
+                          </w:p>
+                        </w:tc>
+                      </w:tr>
+                      <w:tr>
+                        <w:tc>
+                          <w:tcPr>
+                            <w:tcW w:w="704" w:type="dxa"/>
+                          </w:tcPr>
+                          <w:p>
+                            <w:pPr>
+                              <w:pStyle w:val="Small"/>
+                              <w:numPr>
+                                <w:ilvl w:val="0"/>
+                                <w:numId w:val="43"/>
+                              </w:numPr>
+                              <w:spacing w:line="360" w:lineRule="auto"/>
+                              <w:jc w:val="center"/>
+                              <w:rPr>
+                                <w:lang w:val="en-US"/>
+                              </w:rPr>
+                            </w:pPr>
+                          </w:p>
+                        </w:tc>
+                        <w:tc>
+                          <w:tcPr>
+                            <w:tcW w:w="1276" w:type="dxa"/>
+                            <w:vMerge/>
+                            <w:vAlign w:val="center"/>
+                          </w:tcPr>
+                          <w:p>
+                            <w:pPr>
+                              <w:pStyle w:val="Small"/>
+                              <w:spacing w:line="360" w:lineRule="auto"/>
+                              <w:jc w:val="center"/>
+                              <w:rPr>
+                                <w:lang w:val="en-US"/>
+                              </w:rPr>
+                            </w:pPr>
+                          </w:p>
+                        </w:tc>
+                        <w:tc>
+                          <w:tcPr>
+                            <w:tcW w:w="4806" w:type="dxa"/>
+                            <w:vAlign w:val="center"/>
+                          </w:tcPr>
+                          <w:p>
+                            <w:pPr>
+                              <w:pStyle w:val="Small"/>
+                              <w:spacing w:line="360" w:lineRule="auto"/>
+                              <w:rPr>
+                                <w:lang w:val="en-US"/>
+                              </w:rPr>
+                            </w:pPr>
+                            <w:proofErr w:type="spellStart"/>
+                            <w:r>
+                              <w:rPr>
+                                <w:lang w:val="en-US"/>
+                              </w:rPr>
+                              <w:t>Tạo</w:t>
+                            </w:r>
+                            <w:proofErr w:type="spellEnd"/>
+                            <w:r>
+                              <w:rPr>
+                                <w:lang w:val="en-US"/>
+                              </w:rPr>
+                              <w:t xml:space="preserve"> </w:t>
+                            </w:r>
+                            <w:proofErr w:type="spellStart"/>
+                            <w:r>
+                              <w:rPr>
+                                <w:lang w:val="en-US"/>
+                              </w:rPr>
+                              <w:t>sự</w:t>
+                            </w:r>
+                            <w:proofErr w:type="spellEnd"/>
+                            <w:r>
+                              <w:rPr>
+                                <w:lang w:val="en-US"/>
+                              </w:rPr>
+                              <w:t xml:space="preserve"> </w:t>
+                            </w:r>
+                            <w:proofErr w:type="spellStart"/>
+                            <w:r>
+                              <w:rPr>
+                                <w:lang w:val="en-US"/>
+                              </w:rPr>
+                              <w:t>kiện</w:t>
+                            </w:r>
+                            <w:proofErr w:type="spellEnd"/>
+                          </w:p>
+                        </w:tc>
+                        <w:tc>
+                          <w:tcPr>
+                            <w:tcW w:w="2262" w:type="dxa"/>
+                            <w:vAlign w:val="center"/>
+                          </w:tcPr>
+                          <w:p>
+                            <w:pPr>
+                              <w:pStyle w:val="Small"/>
+                              <w:spacing w:line="360" w:lineRule="auto"/>
+                            </w:pPr>
+                          </w:p>
+                        </w:tc>
+                      </w:tr>
+                      <w:tr>
+                        <w:tc>
+                          <w:tcPr>
+                            <w:tcW w:w="704" w:type="dxa"/>
+                          </w:tcPr>
+                          <w:p>
+                            <w:pPr>
+                              <w:pStyle w:val="Small"/>
+                              <w:numPr>
+                                <w:ilvl w:val="0"/>
+                                <w:numId w:val="43"/>
+                              </w:numPr>
+                              <w:spacing w:line="360" w:lineRule="auto"/>
+                              <w:jc w:val="center"/>
+                              <w:rPr>
+                                <w:lang w:val="en-US"/>
+                              </w:rPr>
+                            </w:pPr>
+                          </w:p>
+                        </w:tc>
+                        <w:tc>
+                          <w:tcPr>
+                            <w:tcW w:w="1276" w:type="dxa"/>
+                            <w:vMerge/>
+                            <w:vAlign w:val="center"/>
+                          </w:tcPr>
+                          <w:p>
+                            <w:pPr>
+                              <w:pStyle w:val="Small"/>
+                              <w:spacing w:line="360" w:lineRule="auto"/>
+                              <w:jc w:val="center"/>
+                              <w:rPr>
+                                <w:lang w:val="en-US"/>
+                              </w:rPr>
+                            </w:pPr>
+                          </w:p>
+                        </w:tc>
+                        <w:tc>
+                          <w:tcPr>
+                            <w:tcW w:w="4806" w:type="dxa"/>
+                            <w:vAlign w:val="center"/>
+                          </w:tcPr>
+                          <w:p>
+                            <w:pPr>
+                              <w:pStyle w:val="Small"/>
+                              <w:spacing w:line="360" w:lineRule="auto"/>
+                              <w:rPr>
+                                <w:lang w:val="en-US"/>
+                              </w:rPr>
+                            </w:pPr>
+                            <w:proofErr w:type="spellStart"/>
+                            <w:r>
+                              <w:rPr>
+                                <w:lang w:val="en-US"/>
+                              </w:rPr>
+                              <w:t>Cấp</w:t>
+                            </w:r>
+                            <w:proofErr w:type="spellEnd"/>
+                            <w:r>
+                              <w:rPr>
+                                <w:lang w:val="en-US"/>
+                              </w:rPr>
+                              <w:t xml:space="preserve"> </w:t>
+                            </w:r>
+                            <w:proofErr w:type="spellStart"/>
+                            <w:r>
+                              <w:rPr>
+                                <w:lang w:val="en-US"/>
+                              </w:rPr>
+                              <w:t>giấy</w:t>
+                            </w:r>
+                            <w:proofErr w:type="spellEnd"/>
+                            <w:r>
+                              <w:rPr>
+                                <w:lang w:val="en-US"/>
+                              </w:rPr>
+                              <w:t xml:space="preserve"> </w:t>
+                            </w:r>
+                            <w:proofErr w:type="spellStart"/>
+                            <w:r>
+                              <w:rPr>
+                                <w:lang w:val="en-US"/>
+                              </w:rPr>
+                              <w:t>xác</w:t>
+                            </w:r>
+                            <w:proofErr w:type="spellEnd"/>
+                            <w:r>
+                              <w:rPr>
+                                <w:lang w:val="en-US"/>
+                              </w:rPr>
+                              <w:t xml:space="preserve"> </w:t>
+                            </w:r>
+                            <w:proofErr w:type="spellStart"/>
+                            <w:r>
+                              <w:rPr>
+                                <w:lang w:val="en-US"/>
+                              </w:rPr>
+                              <w:t>nhận</w:t>
+                            </w:r>
+                            <w:proofErr w:type="spellEnd"/>
+                            <w:r>
+                              <w:rPr>
+                                <w:lang w:val="en-US"/>
+                              </w:rPr>
+                              <w:t xml:space="preserve"> </w:t>
+                            </w:r>
+                            <w:proofErr w:type="spellStart"/>
+                            <w:r>
+                              <w:rPr>
+                                <w:lang w:val="en-US"/>
+                              </w:rPr>
+                              <w:t>cho</w:t>
+                            </w:r>
+                            <w:proofErr w:type="spellEnd"/>
+                            <w:r>
+                              <w:rPr>
+                                <w:lang w:val="en-US"/>
+                              </w:rPr>
+                              <w:t xml:space="preserve"> SV </w:t>
+                            </w:r>
+                            <w:proofErr w:type="spellStart"/>
+                            <w:r>
+                              <w:rPr>
+                                <w:lang w:val="en-US"/>
+                              </w:rPr>
+                              <w:t>thuộc</w:t>
+                            </w:r>
+                            <w:proofErr w:type="spellEnd"/>
+                            <w:r>
+                              <w:rPr>
+                                <w:lang w:val="en-US"/>
+                              </w:rPr>
+                              <w:t xml:space="preserve"> </w:t>
+                            </w:r>
+                            <w:proofErr w:type="spellStart"/>
+                            <w:r>
+                              <w:rPr>
+                                <w:lang w:val="en-US"/>
+                              </w:rPr>
+                              <w:t>đối</w:t>
+                            </w:r>
+                            <w:proofErr w:type="spellEnd"/>
+                            <w:r>
+                              <w:rPr>
+                                <w:lang w:val="en-US"/>
+                              </w:rPr>
+                              <w:t xml:space="preserve"> </w:t>
+                            </w:r>
+                            <w:proofErr w:type="spellStart"/>
+                            <w:r>
+                              <w:rPr>
+                                <w:lang w:val="en-US"/>
+                              </w:rPr>
+                              <w:t>tượng</w:t>
+                            </w:r>
+                            <w:proofErr w:type="spellEnd"/>
+                            <w:r>
+                              <w:rPr>
+                                <w:lang w:val="en-US"/>
+                              </w:rPr>
+                              <w:t xml:space="preserve"> </w:t>
+                            </w:r>
+                            <w:proofErr w:type="spellStart"/>
+                            <w:r>
+                              <w:rPr>
+                                <w:lang w:val="en-US"/>
+                              </w:rPr>
+                              <w:t>chính</w:t>
+                            </w:r>
+                            <w:proofErr w:type="spellEnd"/>
+                            <w:r>
+                              <w:rPr>
+                                <w:lang w:val="en-US"/>
+                              </w:rPr>
+                              <w:t xml:space="preserve"> </w:t>
+                            </w:r>
+                            <w:proofErr w:type="spellStart"/>
+                            <w:r>
+                              <w:rPr>
+                                <w:lang w:val="en-US"/>
+                              </w:rPr>
+                              <w:t>sách</w:t>
+                            </w:r>
+                            <w:proofErr w:type="spellEnd"/>
+                          </w:p>
+                        </w:tc>
+                        <w:tc>
+                          <w:tcPr>
+                            <w:tcW w:w="2262" w:type="dxa"/>
+                            <w:vAlign w:val="center"/>
+                          </w:tcPr>
+                          <w:p>
+                            <w:pPr>
+                              <w:pStyle w:val="Small"/>
+                              <w:spacing w:line="360" w:lineRule="auto"/>
+                            </w:pPr>
+                          </w:p>
+                        </w:tc>
+                      </w:tr>
+                      <w:tr>
+                        <w:tc>
+                          <w:tcPr>
+                            <w:tcW w:w="704" w:type="dxa"/>
+                          </w:tcPr>
+                          <w:p>
+                            <w:pPr>
+                              <w:pStyle w:val="Small"/>
+                              <w:numPr>
+                                <w:ilvl w:val="0"/>
+                                <w:numId w:val="43"/>
+                              </w:numPr>
+                              <w:spacing w:line="360" w:lineRule="auto"/>
+                              <w:jc w:val="center"/>
+                              <w:rPr>
+                                <w:lang w:val="en-US"/>
+                              </w:rPr>
+                            </w:pPr>
+                          </w:p>
+                        </w:tc>
+                        <w:tc>
+                          <w:tcPr>
+                            <w:tcW w:w="1276" w:type="dxa"/>
+                            <w:vMerge/>
+                            <w:vAlign w:val="center"/>
+                          </w:tcPr>
+                          <w:p>
+                            <w:pPr>
+                              <w:pStyle w:val="Small"/>
+                              <w:spacing w:line="360" w:lineRule="auto"/>
+                              <w:jc w:val="center"/>
+                              <w:rPr>
+                                <w:lang w:val="en-US"/>
+                              </w:rPr>
+                            </w:pPr>
+                          </w:p>
+                        </w:tc>
+                        <w:tc>
+                          <w:tcPr>
+                            <w:tcW w:w="4806" w:type="dxa"/>
+                            <w:vAlign w:val="center"/>
+                          </w:tcPr>
+                          <w:p>
+                            <w:pPr>
+                              <w:pStyle w:val="Small"/>
+                              <w:spacing w:line="360" w:lineRule="auto"/>
+                              <w:rPr>
+                                <w:lang w:val="en-US"/>
+                              </w:rPr>
+                            </w:pPr>
+                            <w:r>
+                              <w:rPr>
+                                <w:lang w:val="en-US"/>
+                              </w:rPr>
+                              <w:t xml:space="preserve">Cho </w:t>
+                            </w:r>
+                            <w:proofErr w:type="spellStart"/>
+                            <w:r>
+                              <w:rPr>
+                                <w:lang w:val="en-US"/>
+                              </w:rPr>
+                              <w:t>phép</w:t>
+                            </w:r>
+                            <w:proofErr w:type="spellEnd"/>
+                            <w:r>
+                              <w:rPr>
+                                <w:lang w:val="en-US"/>
+                              </w:rPr>
+                              <w:t xml:space="preserve"> </w:t>
+                            </w:r>
+                            <w:proofErr w:type="spellStart"/>
+                            <w:r>
+                              <w:rPr>
+                                <w:lang w:val="en-US"/>
+                              </w:rPr>
+                              <w:t>mượn</w:t>
+                            </w:r>
+                            <w:proofErr w:type="spellEnd"/>
+                            <w:r>
+                              <w:rPr>
+                                <w:lang w:val="en-US"/>
+                              </w:rPr>
+                              <w:t xml:space="preserve"> </w:t>
+                            </w:r>
+                            <w:proofErr w:type="spellStart"/>
+                            <w:r>
+                              <w:rPr>
+                                <w:lang w:val="en-US"/>
+                              </w:rPr>
+                              <w:t>hội</w:t>
+                            </w:r>
+                            <w:proofErr w:type="spellEnd"/>
+                            <w:r>
+                              <w:rPr>
+                                <w:lang w:val="en-US"/>
+                              </w:rPr>
+                              <w:t xml:space="preserve"> </w:t>
+                            </w:r>
+                            <w:proofErr w:type="spellStart"/>
+                            <w:r>
+                              <w:rPr>
+                                <w:lang w:val="en-US"/>
+                              </w:rPr>
+                              <w:t>trường</w:t>
+                            </w:r>
+                            <w:proofErr w:type="spellEnd"/>
+                          </w:p>
+                        </w:tc>
+                        <w:tc>
+                          <w:tcPr>
+                            <w:tcW w:w="2262" w:type="dxa"/>
+                            <w:vAlign w:val="center"/>
+                          </w:tcPr>
+                          <w:p>
+                            <w:pPr>
+                              <w:pStyle w:val="Small"/>
+                              <w:spacing w:line="360" w:lineRule="auto"/>
+                            </w:pPr>
+                          </w:p>
+                        </w:tc>
+                      </w:tr>
+                      <w:tr>
+                        <w:tc>
+                          <w:tcPr>
+                            <w:tcW w:w="704" w:type="dxa"/>
+                          </w:tcPr>
+                          <w:p>
+                            <w:pPr>
+                              <w:pStyle w:val="Small"/>
+                              <w:numPr>
+                                <w:ilvl w:val="0"/>
+                                <w:numId w:val="43"/>
+                              </w:numPr>
+                              <w:spacing w:line="360" w:lineRule="auto"/>
+                              <w:jc w:val="center"/>
+                              <w:rPr>
+                                <w:lang w:val="en-US"/>
+                              </w:rPr>
+                            </w:pPr>
+                          </w:p>
+                        </w:tc>
+                        <w:tc>
+                          <w:tcPr>
+                            <w:tcW w:w="1276" w:type="dxa"/>
+                            <w:vMerge w:val="restart"/>
+                            <w:vAlign w:val="center"/>
+                          </w:tcPr>
+                          <w:p>
+                            <w:pPr>
+                              <w:pStyle w:val="Small"/>
+                              <w:spacing w:line="360" w:lineRule="auto"/>
+                              <w:jc w:val="center"/>
+                              <w:rPr>
+                                <w:lang w:val="en-US"/>
+                              </w:rPr>
+                            </w:pPr>
+                            <w:r>
+                              <w:rPr>
+                                <w:lang w:val="en-US"/>
+                              </w:rPr>
+                              <w:t>GV</w:t>
+                            </w:r>
+                          </w:p>
+                        </w:tc>
+                        <w:tc>
+                          <w:tcPr>
+                            <w:tcW w:w="4806" w:type="dxa"/>
+                            <w:vAlign w:val="center"/>
+                          </w:tcPr>
+                          <w:p>
+                            <w:pPr>
+                              <w:pStyle w:val="Small"/>
+                              <w:spacing w:line="360" w:lineRule="auto"/>
+                              <w:rPr>
+                                <w:lang w:val="en-US"/>
+                              </w:rPr>
+                            </w:pPr>
+                            <w:proofErr w:type="spellStart"/>
+                            <w:r>
+                              <w:rPr>
+                                <w:lang w:val="en-US"/>
+                              </w:rPr>
+                              <w:t>Bắt</w:t>
+                            </w:r>
+                            <w:proofErr w:type="spellEnd"/>
+                            <w:r>
+                              <w:rPr>
+                                <w:lang w:val="en-US"/>
+                              </w:rPr>
+                              <w:t xml:space="preserve"> </w:t>
+                            </w:r>
+                            <w:proofErr w:type="spellStart"/>
+                            <w:r>
+                              <w:rPr>
+                                <w:lang w:val="en-US"/>
+                              </w:rPr>
+                              <w:t>đầu</w:t>
+                            </w:r>
+                            <w:proofErr w:type="spellEnd"/>
+                            <w:r>
+                              <w:rPr>
+                                <w:lang w:val="en-US"/>
+                              </w:rPr>
+                              <w:t xml:space="preserve"> </w:t>
+                            </w:r>
+                            <w:proofErr w:type="spellStart"/>
+                            <w:r>
+                              <w:rPr>
+                                <w:lang w:val="en-US"/>
+                              </w:rPr>
+                              <w:t>điểm</w:t>
+                            </w:r>
+                            <w:proofErr w:type="spellEnd"/>
+                            <w:r>
+                              <w:rPr>
+                                <w:lang w:val="en-US"/>
+                              </w:rPr>
+                              <w:t xml:space="preserve"> danh </w:t>
+                            </w:r>
+                            <w:proofErr w:type="spellStart"/>
+                            <w:r>
+                              <w:rPr>
+                                <w:lang w:val="en-US"/>
+                              </w:rPr>
+                              <w:t>môn</w:t>
+                            </w:r>
+                            <w:proofErr w:type="spellEnd"/>
+                            <w:r>
+                              <w:rPr>
+                                <w:lang w:val="en-US"/>
+                              </w:rPr>
+                              <w:t xml:space="preserve"> </w:t>
+                            </w:r>
+                            <w:proofErr w:type="spellStart"/>
+                            <w:r>
+                              <w:rPr>
+                                <w:lang w:val="en-US"/>
+                              </w:rPr>
+                              <w:t>học</w:t>
+                            </w:r>
+                            <w:proofErr w:type="spellEnd"/>
+                          </w:p>
+                        </w:tc>
+                        <w:tc>
+                          <w:tcPr>
+                            <w:tcW w:w="2262" w:type="dxa"/>
+                            <w:vAlign w:val="center"/>
+                          </w:tcPr>
+                          <w:p>
+                            <w:pPr>
+                              <w:pStyle w:val="Small"/>
+                              <w:spacing w:line="360" w:lineRule="auto"/>
+                            </w:pPr>
+                          </w:p>
+                        </w:tc>
+                      </w:tr>
+                      <w:tr>
+                        <w:tc>
+                          <w:tcPr>
+                            <w:tcW w:w="704" w:type="dxa"/>
+                          </w:tcPr>
+                          <w:p>
+                            <w:pPr>
+                              <w:pStyle w:val="Small"/>
+                              <w:numPr>
+                                <w:ilvl w:val="0"/>
+                                <w:numId w:val="43"/>
+                              </w:numPr>
+                              <w:spacing w:line="360" w:lineRule="auto"/>
+                              <w:jc w:val="center"/>
+                              <w:rPr>
+                                <w:lang w:val="en-US"/>
+                              </w:rPr>
+                            </w:pPr>
+                          </w:p>
+                        </w:tc>
+                        <w:tc>
+                          <w:tcPr>
+                            <w:tcW w:w="1276" w:type="dxa"/>
+                            <w:vMerge/>
+                            <w:vAlign w:val="center"/>
+                          </w:tcPr>
+                          <w:p>
+                            <w:pPr>
+                              <w:pStyle w:val="Small"/>
+                              <w:spacing w:line="360" w:lineRule="auto"/>
+                              <w:jc w:val="center"/>
+                              <w:rPr>
+                                <w:lang w:val="en-US"/>
+                              </w:rPr>
+                            </w:pPr>
+                          </w:p>
+                        </w:tc>
+                        <w:tc>
+                          <w:tcPr>
+                            <w:tcW w:w="4806" w:type="dxa"/>
+                            <w:vAlign w:val="center"/>
+                          </w:tcPr>
+                          <w:p>
+                            <w:pPr>
+                              <w:pStyle w:val="Small"/>
+                              <w:spacing w:line="360" w:lineRule="auto"/>
+                              <w:rPr>
+                                <w:lang w:val="en-US"/>
+                              </w:rPr>
+                            </w:pPr>
+                            <w:proofErr w:type="spellStart"/>
+                            <w:r>
+                              <w:rPr>
+                                <w:lang w:val="en-US"/>
+                              </w:rPr>
+                              <w:t>Lấy</w:t>
+                            </w:r>
+                            <w:proofErr w:type="spellEnd"/>
+                            <w:r>
+                              <w:rPr>
+                                <w:lang w:val="en-US"/>
+                              </w:rPr>
+                              <w:t xml:space="preserve"> </w:t>
+                            </w:r>
+                            <w:proofErr w:type="spellStart"/>
+                            <w:r>
+                              <w:rPr>
+                                <w:lang w:val="en-US"/>
+                              </w:rPr>
+                              <w:t>thông</w:t>
+                            </w:r>
+                            <w:proofErr w:type="spellEnd"/>
+                            <w:r>
+                              <w:rPr>
+                                <w:lang w:val="en-US"/>
+                              </w:rPr>
+                              <w:t xml:space="preserve"> tin </w:t>
+                            </w:r>
+                            <w:proofErr w:type="spellStart"/>
+                            <w:r>
+                              <w:rPr>
+                                <w:lang w:val="en-US"/>
+                              </w:rPr>
+                              <w:t>chuyên</w:t>
+                            </w:r>
+                            <w:proofErr w:type="spellEnd"/>
+                            <w:r>
+                              <w:rPr>
+                                <w:lang w:val="en-US"/>
+                              </w:rPr>
+                              <w:t xml:space="preserve"> </w:t>
+                            </w:r>
+                            <w:proofErr w:type="spellStart"/>
+                            <w:r>
+                              <w:rPr>
+                                <w:lang w:val="en-US"/>
+                              </w:rPr>
+                              <w:t>cần</w:t>
+                            </w:r>
+                            <w:proofErr w:type="spellEnd"/>
+                          </w:p>
+                        </w:tc>
+                        <w:tc>
+                          <w:tcPr>
+                            <w:tcW w:w="2262" w:type="dxa"/>
+                            <w:vAlign w:val="center"/>
+                          </w:tcPr>
+                          <w:p>
+                            <w:pPr>
+                              <w:pStyle w:val="Small"/>
+                              <w:spacing w:line="360" w:lineRule="auto"/>
+                            </w:pPr>
+                          </w:p>
+                        </w:tc>
+                      </w:tr>
+                    </w:tbl>
+                    <w:p/>
+                  </w:txbxContent>
+                </v:textbox>
+                <w10:anchorlock/>
+              </v:shape>
+            </w:pict>
+          </mc:Fallback>
+        </mc:AlternateContent>
+      </w:r>
+    </w:p>
+    <w:p>
+      <w:pPr>
         <w:pStyle w:val="Heading2"/>
       </w:pPr>
-      <w:bookmarkStart w:id="9" w:name="_Toc154844018"/>
-      <w:r>
-        <w:rPr>
-          <w:lang w:val="en-US"/>
-        </w:rPr>
-        <w:t xml:space="preserve">Use Case </w:t>
-      </w:r>
+      <w:bookmarkStart w:id="11" w:name="_Toc154844018"/>
       <w:proofErr w:type="spellStart"/>
       <w:r>
-        <w:rPr>
-          <w:lang w:val="en-US"/>
-        </w:rPr>
+        <w:t>Use</w:t>
+      </w:r>
+      <w:proofErr w:type="spellEnd"/>
+      <w:r>
+        <w:t xml:space="preserve"> </w:t>
+      </w:r>
+      <w:proofErr w:type="spellStart"/>
+      <w:r>
+        <w:t>Case</w:t>
+      </w:r>
+      <w:proofErr w:type="spellEnd"/>
+      <w:r>
+        <w:t xml:space="preserve"> </w:t>
+      </w:r>
+      <w:proofErr w:type="spellStart"/>
+      <w:r>
         <w:t>tổng</w:t>
       </w:r>
       <w:proofErr w:type="spellEnd"/>
       <w:r>
-        <w:rPr>
-          <w:lang w:val="en-US"/>
-        </w:rPr>
         <w:t xml:space="preserve"> </w:t>
       </w:r>
       <w:proofErr w:type="spellStart"/>
       <w:r>
-        <w:rPr>
-          <w:lang w:val="en-US"/>
-        </w:rPr>
         <w:t>quát</w:t>
       </w:r>
-      <w:bookmarkEnd w:id="9"/>
+      <w:bookmarkEnd w:id="11"/>
       <w:proofErr w:type="spellEnd"/>
     </w:p>
     <w:p>
       <w:pPr>
         <w:pStyle w:val="Heading2"/>
       </w:pPr>
-      <w:bookmarkStart w:id="10" w:name="_Toc154844019"/>
+      <w:bookmarkStart w:id="12" w:name="_Toc154844019"/>
       <w:proofErr w:type="spellStart"/>
       <w:r>
-        <w:rPr>
-          <w:lang w:val="en-US"/>
-        </w:rPr>
         <w:t>Đặc</w:t>
       </w:r>
       <w:proofErr w:type="spellEnd"/>
       <w:r>
-        <w:rPr>
-          <w:lang w:val="en-US"/>
-        </w:rPr>
         <w:t xml:space="preserve"> </w:t>
       </w:r>
       <w:proofErr w:type="spellStart"/>
       <w:r>
-        <w:rPr>
-          <w:lang w:val="en-US"/>
-        </w:rPr>
         <w:t>tả</w:t>
       </w:r>
       <w:proofErr w:type="spellEnd"/>
       <w:r>
-        <w:rPr>
-          <w:lang w:val="en-US"/>
-        </w:rPr>
-        <w:t xml:space="preserve"> use case</w:t>
-      </w:r>
-      <w:bookmarkEnd w:id="10"/>
+        <w:t xml:space="preserve"> </w:t>
+      </w:r>
+      <w:proofErr w:type="spellStart"/>
+      <w:r>
+        <w:t>use</w:t>
+      </w:r>
+      <w:proofErr w:type="spellEnd"/>
+      <w:r>
+        <w:t xml:space="preserve"> </w:t>
+      </w:r>
+      <w:proofErr w:type="spellStart"/>
+      <w:r>
+        <w:t>case</w:t>
+      </w:r>
+      <w:bookmarkEnd w:id="12"/>
+      <w:proofErr w:type="spellEnd"/>
     </w:p>
     <w:p>
       <w:pPr>
         <w:pStyle w:val="Heading2"/>
       </w:pPr>
-      <w:bookmarkStart w:id="11" w:name="_Toc154844020"/>
-      <w:r>
-        <w:rPr>
-          <w:lang w:val="en-US"/>
-        </w:rPr>
-        <w:t>Sequences diagram</w:t>
-      </w:r>
-      <w:bookmarkEnd w:id="11"/>
+      <w:bookmarkStart w:id="13" w:name="_Toc154844020"/>
+      <w:proofErr w:type="spellStart"/>
+      <w:r>
+        <w:t>Sequences</w:t>
+      </w:r>
+      <w:proofErr w:type="spellEnd"/>
+      <w:r>
+        <w:t xml:space="preserve"> </w:t>
+      </w:r>
+      <w:proofErr w:type="spellStart"/>
+      <w:r>
+        <w:t>diagram</w:t>
+      </w:r>
+      <w:bookmarkEnd w:id="13"/>
+      <w:proofErr w:type="spellEnd"/>
     </w:p>
     <w:p>
       <w:pPr>
         <w:pStyle w:val="Heading2"/>
       </w:pPr>
-      <w:bookmarkStart w:id="12" w:name="_Toc154844021"/>
-      <w:r>
-        <w:rPr>
-          <w:lang w:val="en-US"/>
-        </w:rPr>
-        <w:t>Activity diagram</w:t>
-      </w:r>
-      <w:bookmarkEnd w:id="12"/>
+      <w:bookmarkStart w:id="14" w:name="_Toc154844021"/>
+      <w:proofErr w:type="spellStart"/>
+      <w:r>
+        <w:t>Activity</w:t>
+      </w:r>
+      <w:proofErr w:type="spellEnd"/>
+      <w:r>
+        <w:t xml:space="preserve"> </w:t>
+      </w:r>
+      <w:proofErr w:type="spellStart"/>
+      <w:r>
+        <w:t>diagram</w:t>
+      </w:r>
+      <w:bookmarkEnd w:id="14"/>
+      <w:proofErr w:type="spellEnd"/>
     </w:p>
     <w:p>
       <w:pPr>
         <w:pStyle w:val="Heading2"/>
-        <w:rPr>
-          <w:lang w:val="en-US"/>
-        </w:rPr>
-      </w:pPr>
-      <w:bookmarkStart w:id="13" w:name="_Toc154844022"/>
-      <w:r>
-        <w:rPr>
-          <w:lang w:val="en-US"/>
-        </w:rPr>
-        <w:t>Class diagram</w:t>
-      </w:r>
-      <w:bookmarkEnd w:id="13"/>
+      </w:pPr>
+      <w:bookmarkStart w:id="15" w:name="_Toc154844022"/>
+      <w:proofErr w:type="spellStart"/>
+      <w:r>
+        <w:t>Class</w:t>
+      </w:r>
+      <w:proofErr w:type="spellEnd"/>
+      <w:r>
+        <w:t xml:space="preserve"> </w:t>
+      </w:r>
+      <w:proofErr w:type="spellStart"/>
+      <w:r>
+        <w:t>diagram</w:t>
+      </w:r>
+      <w:bookmarkEnd w:id="15"/>
+      <w:proofErr w:type="spellEnd"/>
     </w:p>
     <w:p>
       <w:pPr>
         <w:spacing w:after="200"/>
-        <w:rPr>
-          <w:lang w:val="en-US"/>
-        </w:rPr>
-      </w:pPr>
-      <w:r>
-        <w:rPr>
-          <w:lang w:val="en-US"/>
-        </w:rPr>
+      </w:pPr>
+      <w:r>
         <w:br w:type="page"/>
       </w:r>
     </w:p>
@@ -3558,15 +9181,12 @@
       <w:pPr>
         <w:pStyle w:val="Heading1"/>
       </w:pPr>
-      <w:bookmarkStart w:id="14" w:name="_Toc154844023"/>
-      <w:r>
-        <w:rPr>
-          <w:lang w:val="en-US"/>
-        </w:rPr>
+      <w:bookmarkStart w:id="16" w:name="_Toc154844023"/>
+      <w:r>
         <w:lastRenderedPageBreak/>
         <w:t>LẬP TRÌNH</w:t>
       </w:r>
-      <w:bookmarkEnd w:id="14"/>
+      <w:bookmarkEnd w:id="16"/>
     </w:p>
     <w:p>
       <w:pPr>
@@ -3581,7 +9201,43 @@
         <w:br w:type="page"/>
       </w:r>
     </w:p>
-    <w:bookmarkStart w:id="15" w:name="_Toc154844024" w:displacedByCustomXml="next"/>
+    <w:p>
+      <w:pPr>
+        <w:pStyle w:val="Heading1"/>
+        <w:rPr>
+          <w:rFonts w:eastAsiaTheme="minorHAnsi"/>
+        </w:rPr>
+      </w:pPr>
+      <w:r>
+        <w:rPr>
+          <w:rFonts w:eastAsiaTheme="minorHAnsi"/>
+        </w:rPr>
+        <w:lastRenderedPageBreak/>
+        <w:t>TRIỂN KHAI</w:t>
+      </w:r>
+    </w:p>
+    <w:p>
+      <w:pPr>
+        <w:pStyle w:val="Heading1"/>
+        <w:rPr>
+          <w:rFonts w:eastAsiaTheme="minorHAnsi"/>
+        </w:rPr>
+      </w:pPr>
+      <w:r>
+        <w:rPr>
+          <w:rFonts w:eastAsiaTheme="minorHAnsi"/>
+        </w:rPr>
+        <w:br w:type="page"/>
+      </w:r>
+    </w:p>
+    <w:p>
+      <w:pPr>
+        <w:rPr>
+          <w:rFonts w:eastAsiaTheme="minorHAnsi"/>
+        </w:rPr>
+      </w:pPr>
+    </w:p>
+    <w:bookmarkStart w:id="17" w:name="_Toc154844024" w:displacedByCustomXml="next"/>
     <w:sdt>
       <w:sdtPr>
         <w:rPr>
@@ -3609,7 +9265,7 @@
           <w:r>
             <w:t>ÀI LIỆU THAM KHẢO</w:t>
           </w:r>
-          <w:bookmarkEnd w:id="15"/>
+          <w:bookmarkEnd w:id="17"/>
         </w:p>
         <w:sdt>
           <w:sdtPr>
@@ -3622,7 +9278,6 @@
               <w:pPr>
                 <w:rPr>
                   <w:rFonts w:asciiTheme="minorHAnsi" w:eastAsiaTheme="minorHAnsi" w:hAnsiTheme="minorHAnsi" w:cstheme="minorBidi"/>
-                  <w:noProof/>
                   <w:sz w:val="22"/>
                   <w:szCs w:val="22"/>
                 </w:rPr>
@@ -3667,15 +9322,11 @@
                     <w:pPr>
                       <w:pStyle w:val="Bibliography"/>
                       <w:rPr>
-                        <w:noProof/>
                         <w:sz w:val="24"/>
                         <w:szCs w:val="24"/>
                       </w:rPr>
                     </w:pPr>
                     <w:r>
-                      <w:rPr>
-                        <w:noProof/>
-                      </w:rPr>
                       <w:t xml:space="preserve">[1] </w:t>
                     </w:r>
                   </w:p>
@@ -3688,15 +9339,41 @@
                   <w:p>
                     <w:pPr>
                       <w:pStyle w:val="Bibliography"/>
-                      <w:rPr>
-                        <w:noProof/>
-                      </w:rPr>
                     </w:pPr>
                     <w:r>
-                      <w:rPr>
-                        <w:noProof/>
-                      </w:rPr>
-                      <w:t>T. Doe, Dec. 2011. [Online]. Available: http://grad.uark.edu/dean/thesisguide.php.</w:t>
+                      <w:t xml:space="preserve">T. </w:t>
+                    </w:r>
+                    <w:proofErr w:type="spellStart"/>
+                    <w:r>
+                      <w:t>Doe</w:t>
+                    </w:r>
+                    <w:proofErr w:type="spellEnd"/>
+                    <w:r>
+                      <w:t xml:space="preserve">, </w:t>
+                    </w:r>
+                    <w:proofErr w:type="spellStart"/>
+                    <w:r>
+                      <w:t>Dec</w:t>
+                    </w:r>
+                    <w:proofErr w:type="spellEnd"/>
+                    <w:r>
+                      <w:t>. 2011. [</w:t>
+                    </w:r>
+                    <w:proofErr w:type="spellStart"/>
+                    <w:r>
+                      <w:t>Online</w:t>
+                    </w:r>
+                    <w:proofErr w:type="spellEnd"/>
+                    <w:r>
+                      <w:t xml:space="preserve">]. </w:t>
+                    </w:r>
+                    <w:proofErr w:type="spellStart"/>
+                    <w:r>
+                      <w:t>Available</w:t>
+                    </w:r>
+                    <w:proofErr w:type="spellEnd"/>
+                    <w:r>
+                      <w:t>: http://grad.uark.edu/dean/thesisguide.php.</w:t>
                     </w:r>
                   </w:p>
                 </w:tc>
@@ -3714,14 +9391,8 @@
                   <w:p>
                     <w:pPr>
                       <w:pStyle w:val="Bibliography"/>
-                      <w:rPr>
-                        <w:noProof/>
-                      </w:rPr>
                     </w:pPr>
                     <w:r>
-                      <w:rPr>
-                        <w:noProof/>
-                      </w:rPr>
                       <w:t xml:space="preserve">[2] </w:t>
                     </w:r>
                   </w:p>
@@ -3734,15 +9405,33 @@
                   <w:p>
                     <w:pPr>
                       <w:pStyle w:val="Bibliography"/>
-                      <w:rPr>
-                        <w:noProof/>
-                      </w:rPr>
                     </w:pPr>
                     <w:r>
-                      <w:rPr>
-                        <w:noProof/>
-                      </w:rPr>
-                      <w:t>[Online]. Available: http://www.ijssst.info/info/IEEE-Citation-StyleGuide.pdf. [Accessed 2 5 2011].</w:t>
+                      <w:t>[</w:t>
+                    </w:r>
+                    <w:proofErr w:type="spellStart"/>
+                    <w:r>
+                      <w:t>Online</w:t>
+                    </w:r>
+                    <w:proofErr w:type="spellEnd"/>
+                    <w:r>
+                      <w:t xml:space="preserve">]. </w:t>
+                    </w:r>
+                    <w:proofErr w:type="spellStart"/>
+                    <w:r>
+                      <w:t>Available</w:t>
+                    </w:r>
+                    <w:proofErr w:type="spellEnd"/>
+                    <w:r>
+                      <w:t>: http://www.ijssst.info/info/IEEE-Citation-StyleGuide.pdf. [</w:t>
+                    </w:r>
+                    <w:proofErr w:type="spellStart"/>
+                    <w:r>
+                      <w:t>Accessed</w:t>
+                    </w:r>
+                    <w:proofErr w:type="spellEnd"/>
+                    <w:r>
+                      <w:t xml:space="preserve"> 2 5 2011].</w:t>
                     </w:r>
                   </w:p>
                 </w:tc>
@@ -3760,14 +9449,8 @@
                   <w:p>
                     <w:pPr>
                       <w:pStyle w:val="Bibliography"/>
-                      <w:rPr>
-                        <w:noProof/>
-                      </w:rPr>
                     </w:pPr>
                     <w:r>
-                      <w:rPr>
-                        <w:noProof/>
-                      </w:rPr>
                       <w:t xml:space="preserve">[3] </w:t>
                     </w:r>
                   </w:p>
@@ -3780,15 +9463,57 @@
                   <w:p>
                     <w:pPr>
                       <w:pStyle w:val="Bibliography"/>
-                      <w:rPr>
-                        <w:noProof/>
-                      </w:rPr>
                     </w:pPr>
                     <w:r>
-                      <w:rPr>
-                        <w:noProof/>
-                      </w:rPr>
-                      <w:t>D. Graffox, "IEEE Citation Reference," Sep. 2009. [Online]. Available: http://www.ieee.org/documents/ieeecitationref.pdf.</w:t>
+                      <w:t xml:space="preserve">D. </w:t>
+                    </w:r>
+                    <w:proofErr w:type="spellStart"/>
+                    <w:r>
+                      <w:t>Graffox</w:t>
+                    </w:r>
+                    <w:proofErr w:type="spellEnd"/>
+                    <w:r>
+                      <w:t xml:space="preserve">, "IEEE </w:t>
+                    </w:r>
+                    <w:proofErr w:type="spellStart"/>
+                    <w:r>
+                      <w:t>Citation</w:t>
+                    </w:r>
+                    <w:proofErr w:type="spellEnd"/>
+                    <w:r>
+                      <w:t xml:space="preserve"> </w:t>
+                    </w:r>
+                    <w:proofErr w:type="spellStart"/>
+                    <w:r>
+                      <w:t>Reference</w:t>
+                    </w:r>
+                    <w:proofErr w:type="spellEnd"/>
+                    <w:r>
+                      <w:t xml:space="preserve">," </w:t>
+                    </w:r>
+                    <w:proofErr w:type="spellStart"/>
+                    <w:r>
+                      <w:t>Sep</w:t>
+                    </w:r>
+                    <w:proofErr w:type="spellEnd"/>
+                    <w:r>
+                      <w:t>. 2009. [</w:t>
+                    </w:r>
+                    <w:proofErr w:type="spellStart"/>
+                    <w:r>
+                      <w:t>Online</w:t>
+                    </w:r>
+                    <w:proofErr w:type="spellEnd"/>
+                    <w:r>
+                      <w:t xml:space="preserve">]. </w:t>
+                    </w:r>
+                    <w:proofErr w:type="spellStart"/>
+                    <w:r>
+                      <w:t>Available</w:t>
+                    </w:r>
+                    <w:proofErr w:type="spellEnd"/>
+                    <w:r>
+                      <w:t>: http://www.ieee.org/documents/ieeecitationref.pdf.</w:t>
                     </w:r>
                   </w:p>
                 </w:tc>
@@ -3806,14 +9531,8 @@
                   <w:p>
                     <w:pPr>
                       <w:pStyle w:val="Bibliography"/>
-                      <w:rPr>
-                        <w:noProof/>
-                      </w:rPr>
                     </w:pPr>
                     <w:r>
-                      <w:rPr>
-                        <w:noProof/>
-                      </w:rPr>
                       <w:t xml:space="preserve">[4] </w:t>
                     </w:r>
                   </w:p>
@@ -3826,15 +9545,30 @@
                   <w:p>
                     <w:pPr>
                       <w:pStyle w:val="Bibliography"/>
-                      <w:rPr>
-                        <w:noProof/>
-                      </w:rPr>
                     </w:pPr>
+                    <w:proofErr w:type="spellStart"/>
                     <w:r>
-                      <w:rPr>
-                        <w:noProof/>
-                      </w:rPr>
-                      <w:t>Apr. 2011. [Online]. Available: http://libinfo.uark.edu/reference/citingyoursources.asp.</w:t>
+                      <w:t>Apr</w:t>
+                    </w:r>
+                    <w:proofErr w:type="spellEnd"/>
+                    <w:r>
+                      <w:t>. 2011. [</w:t>
+                    </w:r>
+                    <w:proofErr w:type="spellStart"/>
+                    <w:r>
+                      <w:t>Online</w:t>
+                    </w:r>
+                    <w:proofErr w:type="spellEnd"/>
+                    <w:r>
+                      <w:t xml:space="preserve">]. </w:t>
+                    </w:r>
+                    <w:proofErr w:type="spellStart"/>
+                    <w:r>
+                      <w:t>Available</w:t>
+                    </w:r>
+                    <w:proofErr w:type="spellEnd"/>
+                    <w:r>
+                      <w:t>: http://libinfo.uark.edu/reference/citingyoursources.asp.</w:t>
                     </w:r>
                   </w:p>
                 </w:tc>
@@ -3852,14 +9586,8 @@
                   <w:p>
                     <w:pPr>
                       <w:pStyle w:val="Bibliography"/>
-                      <w:rPr>
-                        <w:noProof/>
-                      </w:rPr>
                     </w:pPr>
                     <w:r>
-                      <w:rPr>
-                        <w:noProof/>
-                      </w:rPr>
                       <w:t xml:space="preserve">[5] </w:t>
                     </w:r>
                   </w:p>
@@ -3872,15 +9600,113 @@
                   <w:p>
                     <w:pPr>
                       <w:pStyle w:val="Bibliography"/>
-                      <w:rPr>
-                        <w:noProof/>
-                      </w:rPr>
                     </w:pPr>
                     <w:r>
-                      <w:rPr>
-                        <w:noProof/>
-                      </w:rPr>
-                      <w:t xml:space="preserve">J. Barzun and H. Graff, The Modern Researcher, 5th ed. ed., New York: Harcourt Brace Jovanovich Inc., 1992. </w:t>
+                      <w:t xml:space="preserve">J. </w:t>
+                    </w:r>
+                    <w:proofErr w:type="spellStart"/>
+                    <w:r>
+                      <w:t>Barzun</w:t>
+                    </w:r>
+                    <w:proofErr w:type="spellEnd"/>
+                    <w:r>
+                      <w:t xml:space="preserve"> </w:t>
+                    </w:r>
+                    <w:proofErr w:type="spellStart"/>
+                    <w:r>
+                      <w:t>and</w:t>
+                    </w:r>
+                    <w:proofErr w:type="spellEnd"/>
+                    <w:r>
+                      <w:t xml:space="preserve"> H. </w:t>
+                    </w:r>
+                    <w:proofErr w:type="spellStart"/>
+                    <w:r>
+                      <w:t>Graff</w:t>
+                    </w:r>
+                    <w:proofErr w:type="spellEnd"/>
+                    <w:r>
+                      <w:t xml:space="preserve">, The </w:t>
+                    </w:r>
+                    <w:proofErr w:type="spellStart"/>
+                    <w:r>
+                      <w:t>Modern</w:t>
+                    </w:r>
+                    <w:proofErr w:type="spellEnd"/>
+                    <w:r>
+                      <w:t xml:space="preserve"> </w:t>
+                    </w:r>
+                    <w:proofErr w:type="spellStart"/>
+                    <w:r>
+                      <w:t>Researcher</w:t>
+                    </w:r>
+                    <w:proofErr w:type="spellEnd"/>
+                    <w:r>
+                      <w:t xml:space="preserve">, 5th </w:t>
+                    </w:r>
+                    <w:proofErr w:type="spellStart"/>
+                    <w:r>
+                      <w:t>ed</w:t>
+                    </w:r>
+                    <w:proofErr w:type="spellEnd"/>
+                    <w:r>
+                      <w:t xml:space="preserve">. </w:t>
+                    </w:r>
+                    <w:proofErr w:type="spellStart"/>
+                    <w:r>
+                      <w:t>ed</w:t>
+                    </w:r>
+                    <w:proofErr w:type="spellEnd"/>
+                    <w:r>
+                      <w:t xml:space="preserve">., </w:t>
+                    </w:r>
+                    <w:proofErr w:type="spellStart"/>
+                    <w:r>
+                      <w:t>New</w:t>
+                    </w:r>
+                    <w:proofErr w:type="spellEnd"/>
+                    <w:r>
+                      <w:t xml:space="preserve"> </w:t>
+                    </w:r>
+                    <w:proofErr w:type="spellStart"/>
+                    <w:r>
+                      <w:t>York</w:t>
+                    </w:r>
+                    <w:proofErr w:type="spellEnd"/>
+                    <w:r>
+                      <w:t xml:space="preserve">: </w:t>
+                    </w:r>
+                    <w:proofErr w:type="spellStart"/>
+                    <w:r>
+                      <w:t>Harcourt</w:t>
+                    </w:r>
+                    <w:proofErr w:type="spellEnd"/>
+                    <w:r>
+                      <w:t xml:space="preserve"> </w:t>
+                    </w:r>
+                    <w:proofErr w:type="spellStart"/>
+                    <w:r>
+                      <w:t>Brace</w:t>
+                    </w:r>
+                    <w:proofErr w:type="spellEnd"/>
+                    <w:r>
+                      <w:t xml:space="preserve"> </w:t>
+                    </w:r>
+                    <w:proofErr w:type="spellStart"/>
+                    <w:r>
+                      <w:t>Jovanovich</w:t>
+                    </w:r>
+                    <w:proofErr w:type="spellEnd"/>
+                    <w:r>
+                      <w:t xml:space="preserve"> </w:t>
+                    </w:r>
+                    <w:proofErr w:type="spellStart"/>
+                    <w:r>
+                      <w:t>Inc</w:t>
+                    </w:r>
+                    <w:proofErr w:type="spellEnd"/>
+                    <w:r>
+                      <w:t xml:space="preserve">., 1992. </w:t>
                     </w:r>
                   </w:p>
                 </w:tc>
@@ -3898,14 +9724,8 @@
                   <w:p>
                     <w:pPr>
                       <w:pStyle w:val="Bibliography"/>
-                      <w:rPr>
-                        <w:noProof/>
-                      </w:rPr>
                     </w:pPr>
                     <w:r>
-                      <w:rPr>
-                        <w:noProof/>
-                      </w:rPr>
                       <w:t xml:space="preserve">[6] </w:t>
                     </w:r>
                   </w:p>
@@ -3918,15 +9738,33 @@
                   <w:p>
                     <w:pPr>
                       <w:pStyle w:val="Bibliography"/>
-                      <w:rPr>
-                        <w:noProof/>
-                      </w:rPr>
                     </w:pPr>
                     <w:r>
-                      <w:rPr>
-                        <w:noProof/>
-                      </w:rPr>
-                      <w:t>N. Wells, 2007. [Online]. Available: http://www.nissawells.com/samples/w-manual.pdf.</w:t>
+                      <w:t xml:space="preserve">N. </w:t>
+                    </w:r>
+                    <w:proofErr w:type="spellStart"/>
+                    <w:r>
+                      <w:t>Wells</w:t>
+                    </w:r>
+                    <w:proofErr w:type="spellEnd"/>
+                    <w:r>
+                      <w:t>, 2007. [</w:t>
+                    </w:r>
+                    <w:proofErr w:type="spellStart"/>
+                    <w:r>
+                      <w:t>Online</w:t>
+                    </w:r>
+                    <w:proofErr w:type="spellEnd"/>
+                    <w:r>
+                      <w:t xml:space="preserve">]. </w:t>
+                    </w:r>
+                    <w:proofErr w:type="spellStart"/>
+                    <w:r>
+                      <w:t>Available</w:t>
+                    </w:r>
+                    <w:proofErr w:type="spellEnd"/>
+                    <w:r>
+                      <w:t>: http://www.nissawells.com/samples/w-manual.pdf.</w:t>
                     </w:r>
                   </w:p>
                 </w:tc>
@@ -3944,14 +9782,8 @@
                   <w:p>
                     <w:pPr>
                       <w:pStyle w:val="Bibliography"/>
-                      <w:rPr>
-                        <w:noProof/>
-                      </w:rPr>
                     </w:pPr>
                     <w:r>
-                      <w:rPr>
-                        <w:noProof/>
-                      </w:rPr>
                       <w:t xml:space="preserve">[7] </w:t>
                     </w:r>
                   </w:p>
@@ -3964,29 +9796,89 @@
                   <w:p>
                     <w:pPr>
                       <w:pStyle w:val="Bibliography"/>
-                      <w:rPr>
-                        <w:noProof/>
-                      </w:rPr>
                     </w:pPr>
                     <w:r>
-                      <w:rPr>
-                        <w:noProof/>
-                      </w:rPr>
-                      <w:t xml:space="preserve">P. J. Denning, "Editorial: Plagiarism in the Web," </w:t>
+                      <w:t xml:space="preserve">P. J. </w:t>
                     </w:r>
+                    <w:proofErr w:type="spellStart"/>
+                    <w:r>
+                      <w:t>Denning</w:t>
+                    </w:r>
+                    <w:proofErr w:type="spellEnd"/>
+                    <w:r>
+                      <w:t>, "</w:t>
+                    </w:r>
+                    <w:proofErr w:type="spellStart"/>
+                    <w:r>
+                      <w:t>Editorial</w:t>
+                    </w:r>
+                    <w:proofErr w:type="spellEnd"/>
+                    <w:r>
+                      <w:t xml:space="preserve">: </w:t>
+                    </w:r>
+                    <w:proofErr w:type="spellStart"/>
+                    <w:r>
+                      <w:t>Plagiarism</w:t>
+                    </w:r>
+                    <w:proofErr w:type="spellEnd"/>
+                    <w:r>
+                      <w:t xml:space="preserve"> in the </w:t>
+                    </w:r>
+                    <w:proofErr w:type="spellStart"/>
+                    <w:r>
+                      <w:t>Web</w:t>
+                    </w:r>
+                    <w:proofErr w:type="spellEnd"/>
+                    <w:r>
+                      <w:t xml:space="preserve">," </w:t>
+                    </w:r>
+                    <w:proofErr w:type="spellStart"/>
                     <w:r>
                       <w:rPr>
                         <w:i/>
                         <w:iCs/>
-                        <w:noProof/>
                       </w:rPr>
-                      <w:t xml:space="preserve">Communications of the ACM, </w:t>
+                      <w:t>Communications</w:t>
                     </w:r>
+                    <w:proofErr w:type="spellEnd"/>
                     <w:r>
                       <w:rPr>
-                        <w:noProof/>
+                        <w:i/>
+                        <w:iCs/>
                       </w:rPr>
-                      <w:t xml:space="preserve">vol. 98, no. 12, p. 29, Dec. 1995. </w:t>
+                      <w:t xml:space="preserve"> </w:t>
+                    </w:r>
+                    <w:proofErr w:type="spellStart"/>
+                    <w:r>
+                      <w:rPr>
+                        <w:i/>
+                        <w:iCs/>
+                      </w:rPr>
+                      <w:t>of</w:t>
+                    </w:r>
+                    <w:proofErr w:type="spellEnd"/>
+                    <w:r>
+                      <w:rPr>
+                        <w:i/>
+                        <w:iCs/>
+                      </w:rPr>
+                      <w:t xml:space="preserve"> the ACM, </w:t>
+                    </w:r>
+                    <w:proofErr w:type="spellStart"/>
+                    <w:r>
+                      <w:t>vol</w:t>
+                    </w:r>
+                    <w:proofErr w:type="spellEnd"/>
+                    <w:r>
+                      <w:t xml:space="preserve">. 98, no. 12, p. 29, </w:t>
+                    </w:r>
+                    <w:proofErr w:type="spellStart"/>
+                    <w:r>
+                      <w:t>Dec</w:t>
+                    </w:r>
+                    <w:proofErr w:type="spellEnd"/>
+                    <w:r>
+                      <w:t xml:space="preserve">. 1995. </w:t>
                     </w:r>
                   </w:p>
                 </w:tc>
@@ -4004,14 +9896,8 @@
                   <w:p>
                     <w:pPr>
                       <w:pStyle w:val="Bibliography"/>
-                      <w:rPr>
-                        <w:noProof/>
-                      </w:rPr>
                     </w:pPr>
                     <w:r>
-                      <w:rPr>
-                        <w:noProof/>
-                      </w:rPr>
                       <w:t xml:space="preserve">[8] </w:t>
                     </w:r>
                   </w:p>
@@ -4024,29 +9910,121 @@
                   <w:p>
                     <w:pPr>
                       <w:pStyle w:val="Bibliography"/>
-                      <w:rPr>
-                        <w:noProof/>
-                      </w:rPr>
                     </w:pPr>
                     <w:r>
-                      <w:rPr>
-                        <w:noProof/>
-                      </w:rPr>
-                      <w:t xml:space="preserve">B. Martin, "Plagiarism: a misplaced emphasis," </w:t>
+                      <w:t xml:space="preserve">B. </w:t>
                     </w:r>
+                    <w:proofErr w:type="spellStart"/>
+                    <w:r>
+                      <w:t>Martin</w:t>
+                    </w:r>
+                    <w:proofErr w:type="spellEnd"/>
+                    <w:r>
+                      <w:t>, "</w:t>
+                    </w:r>
+                    <w:proofErr w:type="spellStart"/>
+                    <w:r>
+                      <w:t>Plagiarism</w:t>
+                    </w:r>
+                    <w:proofErr w:type="spellEnd"/>
+                    <w:r>
+                      <w:t xml:space="preserve">: a </w:t>
+                    </w:r>
+                    <w:proofErr w:type="spellStart"/>
+                    <w:r>
+                      <w:t>misplaced</w:t>
+                    </w:r>
+                    <w:proofErr w:type="spellEnd"/>
+                    <w:r>
+                      <w:t xml:space="preserve"> </w:t>
+                    </w:r>
+                    <w:proofErr w:type="spellStart"/>
+                    <w:r>
+                      <w:t>emphasis</w:t>
+                    </w:r>
+                    <w:proofErr w:type="spellEnd"/>
+                    <w:r>
+                      <w:t xml:space="preserve">," </w:t>
+                    </w:r>
+                    <w:proofErr w:type="spellStart"/>
                     <w:r>
                       <w:rPr>
                         <w:i/>
                         <w:iCs/>
-                        <w:noProof/>
                       </w:rPr>
-                      <w:t xml:space="preserve">Journal of Information Ethics, </w:t>
+                      <w:t>Journal</w:t>
                     </w:r>
+                    <w:proofErr w:type="spellEnd"/>
                     <w:r>
                       <w:rPr>
-                        <w:noProof/>
+                        <w:i/>
+                        <w:iCs/>
                       </w:rPr>
-                      <w:t xml:space="preserve">vol. 3, no. 2, pp. 36-47, 1994. </w:t>
+                      <w:t xml:space="preserve"> </w:t>
+                    </w:r>
+                    <w:proofErr w:type="spellStart"/>
+                    <w:r>
+                      <w:rPr>
+                        <w:i/>
+                        <w:iCs/>
+                      </w:rPr>
+                      <w:t>of</w:t>
+                    </w:r>
+                    <w:proofErr w:type="spellEnd"/>
+                    <w:r>
+                      <w:rPr>
+                        <w:i/>
+                        <w:iCs/>
+                      </w:rPr>
+                      <w:t xml:space="preserve"> </w:t>
+                    </w:r>
+                    <w:proofErr w:type="spellStart"/>
+                    <w:r>
+                      <w:rPr>
+                        <w:i/>
+                        <w:iCs/>
+                      </w:rPr>
+                      <w:t>Information</w:t>
+                    </w:r>
+                    <w:proofErr w:type="spellEnd"/>
+                    <w:r>
+                      <w:rPr>
+                        <w:i/>
+                        <w:iCs/>
+                      </w:rPr>
+                      <w:t xml:space="preserve"> </w:t>
+                    </w:r>
+                    <w:proofErr w:type="spellStart"/>
+                    <w:r>
+                      <w:rPr>
+                        <w:i/>
+                        <w:iCs/>
+                      </w:rPr>
+                      <w:t>Ethics</w:t>
+                    </w:r>
+                    <w:proofErr w:type="spellEnd"/>
+                    <w:r>
+                      <w:rPr>
+                        <w:i/>
+                        <w:iCs/>
+                      </w:rPr>
+                      <w:t xml:space="preserve">, </w:t>
+                    </w:r>
+                    <w:proofErr w:type="spellStart"/>
+                    <w:r>
+                      <w:t>vol</w:t>
+                    </w:r>
+                    <w:proofErr w:type="spellEnd"/>
+                    <w:r>
+                      <w:t xml:space="preserve">. 3, no. 2, </w:t>
+                    </w:r>
+                    <w:proofErr w:type="spellStart"/>
+                    <w:r>
+                      <w:t>pp</w:t>
+                    </w:r>
+                    <w:proofErr w:type="spellEnd"/>
+                    <w:r>
+                      <w:t xml:space="preserve">. 36-47, 1994. </w:t>
                     </w:r>
                   </w:p>
                 </w:tc>
@@ -4064,14 +10042,8 @@
                   <w:p>
                     <w:pPr>
                       <w:pStyle w:val="Bibliography"/>
-                      <w:rPr>
-                        <w:noProof/>
-                      </w:rPr>
                     </w:pPr>
                     <w:r>
-                      <w:rPr>
-                        <w:noProof/>
-                      </w:rPr>
                       <w:t xml:space="preserve">[9] </w:t>
                     </w:r>
                   </w:p>
@@ -4084,28 +10056,163 @@
                   <w:p>
                     <w:pPr>
                       <w:pStyle w:val="Bibliography"/>
-                      <w:rPr>
-                        <w:noProof/>
-                      </w:rPr>
                     </w:pPr>
                     <w:r>
-                      <w:rPr>
-                        <w:noProof/>
-                      </w:rPr>
-                      <w:t xml:space="preserve">B. Belkhouche et al, "Plagiarism detection in software designs," in </w:t>
+                      <w:t xml:space="preserve">B. </w:t>
                     </w:r>
+                    <w:proofErr w:type="spellStart"/>
+                    <w:r>
+                      <w:t>Belkhouche</w:t>
+                    </w:r>
+                    <w:proofErr w:type="spellEnd"/>
+                    <w:r>
+                      <w:t xml:space="preserve"> </w:t>
+                    </w:r>
+                    <w:proofErr w:type="spellStart"/>
+                    <w:r>
+                      <w:t>et</w:t>
+                    </w:r>
+                    <w:proofErr w:type="spellEnd"/>
+                    <w:r>
+                      <w:t xml:space="preserve"> </w:t>
+                    </w:r>
+                    <w:proofErr w:type="spellStart"/>
+                    <w:r>
+                      <w:t>al</w:t>
+                    </w:r>
+                    <w:proofErr w:type="spellEnd"/>
+                    <w:r>
+                      <w:t>, "</w:t>
+                    </w:r>
+                    <w:proofErr w:type="spellStart"/>
+                    <w:r>
+                      <w:t>Plagiarism</w:t>
+                    </w:r>
+                    <w:proofErr w:type="spellEnd"/>
+                    <w:r>
+                      <w:t xml:space="preserve"> </w:t>
+                    </w:r>
+                    <w:proofErr w:type="spellStart"/>
+                    <w:r>
+                      <w:t>detection</w:t>
+                    </w:r>
+                    <w:proofErr w:type="spellEnd"/>
+                    <w:r>
+                      <w:t xml:space="preserve"> in </w:t>
+                    </w:r>
+                    <w:proofErr w:type="spellStart"/>
+                    <w:r>
+                      <w:t>software</w:t>
+                    </w:r>
+                    <w:proofErr w:type="spellEnd"/>
+                    <w:r>
+                      <w:t xml:space="preserve"> </w:t>
+                    </w:r>
+                    <w:proofErr w:type="spellStart"/>
+                    <w:r>
+                      <w:t>designs</w:t>
+                    </w:r>
+                    <w:proofErr w:type="spellEnd"/>
+                    <w:r>
+                      <w:t xml:space="preserve">," in </w:t>
+                    </w:r>
+                    <w:proofErr w:type="spellStart"/>
                     <w:r>
                       <w:rPr>
                         <w:i/>
                         <w:iCs/>
-                        <w:noProof/>
                       </w:rPr>
-                      <w:t>Proc. of the 42nd Ann. Southeast Regional Conf.</w:t>
+                      <w:t>Proc</w:t>
+                    </w:r>
+                    <w:proofErr w:type="spellEnd"/>
+                    <w:r>
+                      <w:rPr>
+                        <w:i/>
+                        <w:iCs/>
+                      </w:rPr>
+                      <w:t xml:space="preserve">. </w:t>
+                    </w:r>
+                    <w:proofErr w:type="spellStart"/>
+                    <w:r>
+                      <w:rPr>
+                        <w:i/>
+                        <w:iCs/>
+                      </w:rPr>
+                      <w:t>of</w:t>
+                    </w:r>
+                    <w:proofErr w:type="spellEnd"/>
+                    <w:r>
+                      <w:rPr>
+                        <w:i/>
+                        <w:iCs/>
+                      </w:rPr>
+                      <w:t xml:space="preserve"> the 42nd </w:t>
+                    </w:r>
+                    <w:proofErr w:type="spellStart"/>
+                    <w:r>
+                      <w:rPr>
+                        <w:i/>
+                        <w:iCs/>
+                      </w:rPr>
+                      <w:t>Ann</w:t>
+                    </w:r>
+                    <w:proofErr w:type="spellEnd"/>
+                    <w:r>
+                      <w:rPr>
+                        <w:i/>
+                        <w:iCs/>
+                      </w:rPr>
+                      <w:t xml:space="preserve">. </w:t>
+                    </w:r>
+                    <w:proofErr w:type="spellStart"/>
+                    <w:r>
+                      <w:rPr>
+                        <w:i/>
+                        <w:iCs/>
+                      </w:rPr>
+                      <w:t>Southeast</w:t>
+                    </w:r>
+                    <w:proofErr w:type="spellEnd"/>
+                    <w:r>
+                      <w:rPr>
+                        <w:i/>
+                        <w:iCs/>
+                      </w:rPr>
+                      <w:t xml:space="preserve"> </w:t>
+                    </w:r>
+                    <w:proofErr w:type="spellStart"/>
+                    <w:r>
+                      <w:rPr>
+                        <w:i/>
+                        <w:iCs/>
+                      </w:rPr>
+                      <w:t>Regional</w:t>
+                    </w:r>
+                    <w:proofErr w:type="spellEnd"/>
+                    <w:r>
+                      <w:rPr>
+                        <w:i/>
+                        <w:iCs/>
+                      </w:rPr>
+                      <w:t xml:space="preserve"> </w:t>
+                    </w:r>
+                    <w:proofErr w:type="spellStart"/>
+                    <w:r>
+                      <w:rPr>
+                        <w:i/>
+                        <w:iCs/>
+                      </w:rPr>
+                      <w:t>Conf</w:t>
+                    </w:r>
+                    <w:proofErr w:type="spellEnd"/>
+                    <w:r>
+                      <w:rPr>
+                        <w:i/>
+                        <w:iCs/>
+                      </w:rPr>
+                      <w:t>.</w:t>
                     </w:r>
                     <w:r>
-                      <w:rPr>
-                        <w:noProof/>
-                      </w:rPr>
                       <w:t xml:space="preserve">, 2004. </w:t>
                     </w:r>
                   </w:p>
@@ -4124,14 +10231,8 @@
                   <w:p>
                     <w:pPr>
                       <w:pStyle w:val="Bibliography"/>
-                      <w:rPr>
-                        <w:noProof/>
-                      </w:rPr>
                     </w:pPr>
                     <w:r>
-                      <w:rPr>
-                        <w:noProof/>
-                      </w:rPr>
                       <w:t xml:space="preserve">[10] </w:t>
                     </w:r>
                   </w:p>
@@ -4144,15 +10245,70 @@
                   <w:p>
                     <w:pPr>
                       <w:pStyle w:val="Bibliography"/>
-                      <w:rPr>
-                        <w:noProof/>
-                      </w:rPr>
                     </w:pPr>
+                    <w:proofErr w:type="spellStart"/>
                     <w:r>
-                      <w:rPr>
-                        <w:noProof/>
-                      </w:rPr>
-                      <w:t>Cornell University Library PSEC Documentation Committee, Feb. 2010. [Online]. Available: http://www.library.cornell.edu/resrch/citmanage/apa.</w:t>
+                      <w:t>Cornell</w:t>
+                    </w:r>
+                    <w:proofErr w:type="spellEnd"/>
+                    <w:r>
+                      <w:t xml:space="preserve"> </w:t>
+                    </w:r>
+                    <w:proofErr w:type="spellStart"/>
+                    <w:r>
+                      <w:t>University</w:t>
+                    </w:r>
+                    <w:proofErr w:type="spellEnd"/>
+                    <w:r>
+                      <w:t xml:space="preserve"> </w:t>
+                    </w:r>
+                    <w:proofErr w:type="spellStart"/>
+                    <w:r>
+                      <w:t>Library</w:t>
+                    </w:r>
+                    <w:proofErr w:type="spellEnd"/>
+                    <w:r>
+                      <w:t xml:space="preserve"> PSEC </w:t>
+                    </w:r>
+                    <w:proofErr w:type="spellStart"/>
+                    <w:r>
+                      <w:t>Documentation</w:t>
+                    </w:r>
+                    <w:proofErr w:type="spellEnd"/>
+                    <w:r>
+                      <w:t xml:space="preserve"> </w:t>
+                    </w:r>
+                    <w:proofErr w:type="spellStart"/>
+                    <w:r>
+                      <w:t>Committee</w:t>
+                    </w:r>
+                    <w:proofErr w:type="spellEnd"/>
+                    <w:r>
+                      <w:t xml:space="preserve">, </w:t>
+                    </w:r>
+                    <w:proofErr w:type="spellStart"/>
+                    <w:r>
+                      <w:t>Feb</w:t>
+                    </w:r>
+                    <w:proofErr w:type="spellEnd"/>
+                    <w:r>
+                      <w:t>. 2010. [</w:t>
+                    </w:r>
+                    <w:proofErr w:type="spellStart"/>
+                    <w:r>
+                      <w:t>Online</w:t>
+                    </w:r>
+                    <w:proofErr w:type="spellEnd"/>
+                    <w:r>
+                      <w:t xml:space="preserve">]. </w:t>
+                    </w:r>
+                    <w:proofErr w:type="spellStart"/>
+                    <w:r>
+                      <w:t>Available</w:t>
+                    </w:r>
+                    <w:proofErr w:type="spellEnd"/>
+                    <w:r>
+                      <w:t>: http://www.library.cornell.edu/resrch/citmanage/apa.</w:t>
                     </w:r>
                   </w:p>
                 </w:tc>
@@ -4161,9 +10317,6 @@
             <w:p>
               <w:pPr>
                 <w:divId w:val="391589063"/>
-                <w:rPr>
-                  <w:noProof/>
-                </w:rPr>
               </w:pPr>
             </w:p>
             <w:p>
@@ -4196,7 +10349,7 @@
           <w:rFonts w:eastAsiaTheme="minorHAnsi"/>
         </w:rPr>
       </w:pPr>
-      <w:bookmarkStart w:id="16" w:name="_Toc154844025"/>
+      <w:bookmarkStart w:id="18" w:name="_Toc154844025"/>
       <w:r>
         <w:rPr>
           <w:rFonts w:eastAsiaTheme="minorHAnsi"/>
@@ -4204,7 +10357,7 @@
         <w:lastRenderedPageBreak/>
         <w:t>PHỤ LỤC</w:t>
       </w:r>
-      <w:bookmarkEnd w:id="16"/>
+      <w:bookmarkEnd w:id="18"/>
     </w:p>
     <w:p>
       <w:pPr>
@@ -5432,6 +11585,95 @@
     </w:lvl>
   </w:abstractNum>
   <w:abstractNum w:abstractNumId="10" w15:restartNumberingAfterBreak="0">
+    <w:nsid w:val="262509A4"/>
+    <w:multiLevelType w:val="hybridMultilevel"/>
+    <w:tmpl w:val="BC941A30"/>
+    <w:lvl w:ilvl="0" w:tplc="8F16E62C">
+      <w:start w:val="1"/>
+      <w:numFmt w:val="decimal"/>
+      <w:lvlText w:val="%1"/>
+      <w:lvlJc w:val="center"/>
+      <w:pPr>
+        <w:ind w:left="720" w:hanging="360"/>
+      </w:pPr>
+      <w:rPr>
+        <w:rFonts w:hint="default"/>
+      </w:rPr>
+    </w:lvl>
+    <w:lvl w:ilvl="1" w:tplc="042A0019" w:tentative="1">
+      <w:start w:val="1"/>
+      <w:numFmt w:val="lowerLetter"/>
+      <w:lvlText w:val="%2."/>
+      <w:lvlJc w:val="left"/>
+      <w:pPr>
+        <w:ind w:left="1440" w:hanging="360"/>
+      </w:pPr>
+    </w:lvl>
+    <w:lvl w:ilvl="2" w:tplc="042A001B" w:tentative="1">
+      <w:start w:val="1"/>
+      <w:numFmt w:val="lowerRoman"/>
+      <w:lvlText w:val="%3."/>
+      <w:lvlJc w:val="right"/>
+      <w:pPr>
+        <w:ind w:left="2160" w:hanging="180"/>
+      </w:pPr>
+    </w:lvl>
+    <w:lvl w:ilvl="3" w:tplc="042A000F" w:tentative="1">
+      <w:start w:val="1"/>
+      <w:numFmt w:val="decimal"/>
+      <w:lvlText w:val="%4."/>
+      <w:lvlJc w:val="left"/>
+      <w:pPr>
+        <w:ind w:left="2880" w:hanging="360"/>
+      </w:pPr>
+    </w:lvl>
+    <w:lvl w:ilvl="4" w:tplc="042A0019" w:tentative="1">
+      <w:start w:val="1"/>
+      <w:numFmt w:val="lowerLetter"/>
+      <w:lvlText w:val="%5."/>
+      <w:lvlJc w:val="left"/>
+      <w:pPr>
+        <w:ind w:left="3600" w:hanging="360"/>
+      </w:pPr>
+    </w:lvl>
+    <w:lvl w:ilvl="5" w:tplc="042A001B" w:tentative="1">
+      <w:start w:val="1"/>
+      <w:numFmt w:val="lowerRoman"/>
+      <w:lvlText w:val="%6."/>
+      <w:lvlJc w:val="right"/>
+      <w:pPr>
+        <w:ind w:left="4320" w:hanging="180"/>
+      </w:pPr>
+    </w:lvl>
+    <w:lvl w:ilvl="6" w:tplc="042A000F" w:tentative="1">
+      <w:start w:val="1"/>
+      <w:numFmt w:val="decimal"/>
+      <w:lvlText w:val="%7."/>
+      <w:lvlJc w:val="left"/>
+      <w:pPr>
+        <w:ind w:left="5040" w:hanging="360"/>
+      </w:pPr>
+    </w:lvl>
+    <w:lvl w:ilvl="7" w:tplc="042A0019" w:tentative="1">
+      <w:start w:val="1"/>
+      <w:numFmt w:val="lowerLetter"/>
+      <w:lvlText w:val="%8."/>
+      <w:lvlJc w:val="left"/>
+      <w:pPr>
+        <w:ind w:left="5760" w:hanging="360"/>
+      </w:pPr>
+    </w:lvl>
+    <w:lvl w:ilvl="8" w:tplc="042A001B" w:tentative="1">
+      <w:start w:val="1"/>
+      <w:numFmt w:val="lowerRoman"/>
+      <w:lvlText w:val="%9."/>
+      <w:lvlJc w:val="right"/>
+      <w:pPr>
+        <w:ind w:left="6480" w:hanging="180"/>
+      </w:pPr>
+    </w:lvl>
+  </w:abstractNum>
+  <w:abstractNum w:abstractNumId="11" w15:restartNumberingAfterBreak="0">
     <w:nsid w:val="2DE90A56"/>
     <w:multiLevelType w:val="hybridMultilevel"/>
     <w:tmpl w:val="7A1ACD62"/>
@@ -5544,7 +11786,7 @@
       </w:rPr>
     </w:lvl>
   </w:abstractNum>
-  <w:abstractNum w:abstractNumId="11" w15:restartNumberingAfterBreak="0">
+  <w:abstractNum w:abstractNumId="12" w15:restartNumberingAfterBreak="0">
     <w:nsid w:val="35066722"/>
     <w:multiLevelType w:val="hybridMultilevel"/>
     <w:tmpl w:val="A89E3520"/>
@@ -5657,7 +11899,7 @@
       </w:rPr>
     </w:lvl>
   </w:abstractNum>
-  <w:abstractNum w:abstractNumId="12" w15:restartNumberingAfterBreak="0">
+  <w:abstractNum w:abstractNumId="13" w15:restartNumberingAfterBreak="0">
     <w:nsid w:val="395F30E3"/>
     <w:multiLevelType w:val="hybridMultilevel"/>
     <w:tmpl w:val="42AAEF58"/>
@@ -5797,7 +12039,7 @@
       </w:rPr>
     </w:lvl>
   </w:abstractNum>
-  <w:abstractNum w:abstractNumId="13" w15:restartNumberingAfterBreak="0">
+  <w:abstractNum w:abstractNumId="14" w15:restartNumberingAfterBreak="0">
     <w:nsid w:val="3AA76393"/>
     <w:multiLevelType w:val="hybridMultilevel"/>
     <w:tmpl w:val="99E8C914"/>
@@ -5910,7 +12152,7 @@
       </w:rPr>
     </w:lvl>
   </w:abstractNum>
-  <w:abstractNum w:abstractNumId="14" w15:restartNumberingAfterBreak="0">
+  <w:abstractNum w:abstractNumId="15" w15:restartNumberingAfterBreak="0">
     <w:nsid w:val="3ACA0A19"/>
     <w:multiLevelType w:val="hybridMultilevel"/>
     <w:tmpl w:val="32F0713E"/>
@@ -6023,7 +12265,7 @@
       </w:rPr>
     </w:lvl>
   </w:abstractNum>
-  <w:abstractNum w:abstractNumId="15" w15:restartNumberingAfterBreak="0">
+  <w:abstractNum w:abstractNumId="16" w15:restartNumberingAfterBreak="0">
     <w:nsid w:val="3BC41247"/>
     <w:multiLevelType w:val="hybridMultilevel"/>
     <w:tmpl w:val="B8E82EA6"/>
@@ -6163,7 +12405,7 @@
       </w:rPr>
     </w:lvl>
   </w:abstractNum>
-  <w:abstractNum w:abstractNumId="16" w15:restartNumberingAfterBreak="0">
+  <w:abstractNum w:abstractNumId="17" w15:restartNumberingAfterBreak="0">
     <w:nsid w:val="3BE86939"/>
     <w:multiLevelType w:val="multilevel"/>
     <w:tmpl w:val="35D0EFE2"/>
@@ -6252,7 +12494,7 @@
       </w:pPr>
     </w:lvl>
   </w:abstractNum>
-  <w:abstractNum w:abstractNumId="17" w15:restartNumberingAfterBreak="0">
+  <w:abstractNum w:abstractNumId="18" w15:restartNumberingAfterBreak="0">
     <w:nsid w:val="403C0D6E"/>
     <w:multiLevelType w:val="hybridMultilevel"/>
     <w:tmpl w:val="C55E48A2"/>
@@ -6365,7 +12607,7 @@
       </w:rPr>
     </w:lvl>
   </w:abstractNum>
-  <w:abstractNum w:abstractNumId="18" w15:restartNumberingAfterBreak="0">
+  <w:abstractNum w:abstractNumId="19" w15:restartNumberingAfterBreak="0">
     <w:nsid w:val="42383037"/>
     <w:multiLevelType w:val="hybridMultilevel"/>
     <w:tmpl w:val="F7CE6696"/>
@@ -6479,7 +12721,7 @@
       </w:rPr>
     </w:lvl>
   </w:abstractNum>
-  <w:abstractNum w:abstractNumId="19" w15:restartNumberingAfterBreak="0">
+  <w:abstractNum w:abstractNumId="20" w15:restartNumberingAfterBreak="0">
     <w:nsid w:val="424B7639"/>
     <w:multiLevelType w:val="hybridMultilevel"/>
     <w:tmpl w:val="6E4CF51A"/>
@@ -6592,7 +12834,7 @@
       </w:rPr>
     </w:lvl>
   </w:abstractNum>
-  <w:abstractNum w:abstractNumId="20" w15:restartNumberingAfterBreak="0">
+  <w:abstractNum w:abstractNumId="21" w15:restartNumberingAfterBreak="0">
     <w:nsid w:val="428A5C41"/>
     <w:multiLevelType w:val="multilevel"/>
     <w:tmpl w:val="469AD39A"/>
@@ -6736,7 +12978,7 @@
       </w:rPr>
     </w:lvl>
   </w:abstractNum>
-  <w:abstractNum w:abstractNumId="21" w15:restartNumberingAfterBreak="0">
+  <w:abstractNum w:abstractNumId="22" w15:restartNumberingAfterBreak="0">
     <w:nsid w:val="47F07660"/>
     <w:multiLevelType w:val="hybridMultilevel"/>
     <w:tmpl w:val="0F5CC3A2"/>
@@ -6849,7 +13091,7 @@
       </w:rPr>
     </w:lvl>
   </w:abstractNum>
-  <w:abstractNum w:abstractNumId="22" w15:restartNumberingAfterBreak="0">
+  <w:abstractNum w:abstractNumId="23" w15:restartNumberingAfterBreak="0">
     <w:nsid w:val="4ADD4389"/>
     <w:multiLevelType w:val="hybridMultilevel"/>
     <w:tmpl w:val="622EE750"/>
@@ -6962,7 +13204,7 @@
       </w:rPr>
     </w:lvl>
   </w:abstractNum>
-  <w:abstractNum w:abstractNumId="23" w15:restartNumberingAfterBreak="0">
+  <w:abstractNum w:abstractNumId="24" w15:restartNumberingAfterBreak="0">
     <w:nsid w:val="4F3E5199"/>
     <w:multiLevelType w:val="hybridMultilevel"/>
     <w:tmpl w:val="6D1665E4"/>
@@ -7075,7 +13317,7 @@
       </w:rPr>
     </w:lvl>
   </w:abstractNum>
-  <w:abstractNum w:abstractNumId="24" w15:restartNumberingAfterBreak="0">
+  <w:abstractNum w:abstractNumId="25" w15:restartNumberingAfterBreak="0">
     <w:nsid w:val="502B3783"/>
     <w:multiLevelType w:val="multilevel"/>
     <w:tmpl w:val="8B0E01EA"/>
@@ -7185,7 +13427,7 @@
       </w:pPr>
     </w:lvl>
   </w:abstractNum>
-  <w:abstractNum w:abstractNumId="25" w15:restartNumberingAfterBreak="0">
+  <w:abstractNum w:abstractNumId="26" w15:restartNumberingAfterBreak="0">
     <w:nsid w:val="58A57F77"/>
     <w:multiLevelType w:val="hybridMultilevel"/>
     <w:tmpl w:val="936AE588"/>
@@ -7325,7 +13567,7 @@
       </w:rPr>
     </w:lvl>
   </w:abstractNum>
-  <w:abstractNum w:abstractNumId="26" w15:restartNumberingAfterBreak="0">
+  <w:abstractNum w:abstractNumId="27" w15:restartNumberingAfterBreak="0">
     <w:nsid w:val="5A7C7FA9"/>
     <w:multiLevelType w:val="hybridMultilevel"/>
     <w:tmpl w:val="B18276EC"/>
@@ -7438,7 +13680,7 @@
       </w:rPr>
     </w:lvl>
   </w:abstractNum>
-  <w:abstractNum w:abstractNumId="27" w15:restartNumberingAfterBreak="0">
+  <w:abstractNum w:abstractNumId="28" w15:restartNumberingAfterBreak="0">
     <w:nsid w:val="5AB9434E"/>
     <w:multiLevelType w:val="hybridMultilevel"/>
     <w:tmpl w:val="77EE83AE"/>
@@ -7551,7 +13793,7 @@
       </w:rPr>
     </w:lvl>
   </w:abstractNum>
-  <w:abstractNum w:abstractNumId="28" w15:restartNumberingAfterBreak="0">
+  <w:abstractNum w:abstractNumId="29" w15:restartNumberingAfterBreak="0">
     <w:nsid w:val="5F311CA1"/>
     <w:multiLevelType w:val="hybridMultilevel"/>
     <w:tmpl w:val="42006DC2"/>
@@ -7664,7 +13906,7 @@
       </w:rPr>
     </w:lvl>
   </w:abstractNum>
-  <w:abstractNum w:abstractNumId="29" w15:restartNumberingAfterBreak="0">
+  <w:abstractNum w:abstractNumId="30" w15:restartNumberingAfterBreak="0">
     <w:nsid w:val="62D2692F"/>
     <w:multiLevelType w:val="hybridMultilevel"/>
     <w:tmpl w:val="0AF84DE0"/>
@@ -7777,7 +14019,7 @@
       </w:rPr>
     </w:lvl>
   </w:abstractNum>
-  <w:abstractNum w:abstractNumId="30" w15:restartNumberingAfterBreak="0">
+  <w:abstractNum w:abstractNumId="31" w15:restartNumberingAfterBreak="0">
     <w:nsid w:val="663018C9"/>
     <w:multiLevelType w:val="hybridMultilevel"/>
     <w:tmpl w:val="350EC948"/>
@@ -7917,7 +14159,7 @@
       </w:rPr>
     </w:lvl>
   </w:abstractNum>
-  <w:abstractNum w:abstractNumId="31" w15:restartNumberingAfterBreak="0">
+  <w:abstractNum w:abstractNumId="32" w15:restartNumberingAfterBreak="0">
     <w:nsid w:val="6F1D6F58"/>
     <w:multiLevelType w:val="hybridMultilevel"/>
     <w:tmpl w:val="C9F20612"/>
@@ -8030,7 +14272,7 @@
       </w:rPr>
     </w:lvl>
   </w:abstractNum>
-  <w:abstractNum w:abstractNumId="32" w15:restartNumberingAfterBreak="0">
+  <w:abstractNum w:abstractNumId="33" w15:restartNumberingAfterBreak="0">
     <w:nsid w:val="6F3F01EE"/>
     <w:multiLevelType w:val="hybridMultilevel"/>
     <w:tmpl w:val="590A7028"/>
@@ -8143,7 +14385,7 @@
       </w:rPr>
     </w:lvl>
   </w:abstractNum>
-  <w:abstractNum w:abstractNumId="33" w15:restartNumberingAfterBreak="0">
+  <w:abstractNum w:abstractNumId="34" w15:restartNumberingAfterBreak="0">
     <w:nsid w:val="726971EB"/>
     <w:multiLevelType w:val="hybridMultilevel"/>
     <w:tmpl w:val="2FFE6AE2"/>
@@ -8256,7 +14498,7 @@
       </w:rPr>
     </w:lvl>
   </w:abstractNum>
-  <w:abstractNum w:abstractNumId="34" w15:restartNumberingAfterBreak="0">
+  <w:abstractNum w:abstractNumId="35" w15:restartNumberingAfterBreak="0">
     <w:nsid w:val="766E390B"/>
     <w:multiLevelType w:val="hybridMultilevel"/>
     <w:tmpl w:val="2AFEAFC8"/>
@@ -8342,7 +14584,7 @@
       </w:pPr>
     </w:lvl>
   </w:abstractNum>
-  <w:abstractNum w:abstractNumId="35" w15:restartNumberingAfterBreak="0">
+  <w:abstractNum w:abstractNumId="36" w15:restartNumberingAfterBreak="0">
     <w:nsid w:val="78A81411"/>
     <w:multiLevelType w:val="hybridMultilevel"/>
     <w:tmpl w:val="8DF2EF7C"/>
@@ -8456,10 +14698,10 @@
     </w:lvl>
   </w:abstractNum>
   <w:num w:numId="1">
-    <w:abstractNumId w:val="34"/>
+    <w:abstractNumId w:val="35"/>
   </w:num>
   <w:num w:numId="2">
-    <w:abstractNumId w:val="30"/>
+    <w:abstractNumId w:val="31"/>
   </w:num>
   <w:num w:numId="3">
     <w:abstractNumId w:val="1"/>
@@ -8468,25 +14710,25 @@
     <w:abstractNumId w:val="8"/>
   </w:num>
   <w:num w:numId="5">
-    <w:abstractNumId w:val="31"/>
+    <w:abstractNumId w:val="32"/>
   </w:num>
   <w:num w:numId="6">
-    <w:abstractNumId w:val="16"/>
+    <w:abstractNumId w:val="17"/>
   </w:num>
   <w:num w:numId="7">
-    <w:abstractNumId w:val="16"/>
+    <w:abstractNumId w:val="17"/>
   </w:num>
   <w:num w:numId="8">
-    <w:abstractNumId w:val="26"/>
+    <w:abstractNumId w:val="27"/>
   </w:num>
   <w:num w:numId="9">
     <w:abstractNumId w:val="2"/>
   </w:num>
   <w:num w:numId="10">
-    <w:abstractNumId w:val="12"/>
+    <w:abstractNumId w:val="13"/>
   </w:num>
   <w:num w:numId="11">
-    <w:abstractNumId w:val="11"/>
+    <w:abstractNumId w:val="12"/>
   </w:num>
   <w:num w:numId="12">
     <w:abstractNumId w:val="5"/>
@@ -8495,67 +14737,67 @@
     <w:abstractNumId w:val="6"/>
   </w:num>
   <w:num w:numId="14">
+    <w:abstractNumId w:val="16"/>
+  </w:num>
+  <w:num w:numId="15">
+    <w:abstractNumId w:val="30"/>
+  </w:num>
+  <w:num w:numId="16">
     <w:abstractNumId w:val="15"/>
   </w:num>
-  <w:num w:numId="15">
-    <w:abstractNumId w:val="29"/>
-  </w:num>
-  <w:num w:numId="16">
-    <w:abstractNumId w:val="14"/>
-  </w:num>
   <w:num w:numId="17">
-    <w:abstractNumId w:val="32"/>
+    <w:abstractNumId w:val="33"/>
   </w:num>
   <w:num w:numId="18">
-    <w:abstractNumId w:val="35"/>
+    <w:abstractNumId w:val="36"/>
   </w:num>
   <w:num w:numId="19">
-    <w:abstractNumId w:val="25"/>
+    <w:abstractNumId w:val="26"/>
   </w:num>
   <w:num w:numId="20">
     <w:abstractNumId w:val="7"/>
   </w:num>
   <w:num w:numId="21">
-    <w:abstractNumId w:val="13"/>
+    <w:abstractNumId w:val="14"/>
   </w:num>
   <w:num w:numId="22">
-    <w:abstractNumId w:val="21"/>
+    <w:abstractNumId w:val="22"/>
   </w:num>
   <w:num w:numId="23">
-    <w:abstractNumId w:val="27"/>
+    <w:abstractNumId w:val="28"/>
   </w:num>
   <w:num w:numId="24">
-    <w:abstractNumId w:val="22"/>
+    <w:abstractNumId w:val="23"/>
   </w:num>
   <w:num w:numId="25">
-    <w:abstractNumId w:val="17"/>
+    <w:abstractNumId w:val="18"/>
   </w:num>
   <w:num w:numId="26">
-    <w:abstractNumId w:val="23"/>
+    <w:abstractNumId w:val="24"/>
   </w:num>
   <w:num w:numId="27">
     <w:abstractNumId w:val="3"/>
   </w:num>
   <w:num w:numId="28">
-    <w:abstractNumId w:val="20"/>
+    <w:abstractNumId w:val="21"/>
   </w:num>
   <w:num w:numId="29">
-    <w:abstractNumId w:val="20"/>
+    <w:abstractNumId w:val="21"/>
     <w:lvlOverride w:ilvl="0">
       <w:startOverride w:val="1"/>
     </w:lvlOverride>
   </w:num>
   <w:num w:numId="30">
-    <w:abstractNumId w:val="16"/>
+    <w:abstractNumId w:val="17"/>
   </w:num>
   <w:num w:numId="31">
-    <w:abstractNumId w:val="20"/>
+    <w:abstractNumId w:val="21"/>
     <w:lvlOverride w:ilvl="0">
       <w:startOverride w:val="1"/>
     </w:lvlOverride>
   </w:num>
   <w:num w:numId="32">
-    <w:abstractNumId w:val="16"/>
+    <w:abstractNumId w:val="17"/>
     <w:lvlOverride w:ilvl="0">
       <w:startOverride w:val="1"/>
     </w:lvlOverride>
@@ -8585,10 +14827,10 @@
     </w:lvlOverride>
   </w:num>
   <w:num w:numId="33">
-    <w:abstractNumId w:val="24"/>
+    <w:abstractNumId w:val="25"/>
   </w:num>
   <w:num w:numId="34">
-    <w:abstractNumId w:val="20"/>
+    <w:abstractNumId w:val="21"/>
     <w:lvlOverride w:ilvl="0">
       <w:startOverride w:val="1"/>
     </w:lvlOverride>
@@ -8621,25 +14863,28 @@
     <w:abstractNumId w:val="4"/>
   </w:num>
   <w:num w:numId="36">
+    <w:abstractNumId w:val="20"/>
+  </w:num>
+  <w:num w:numId="37">
+    <w:abstractNumId w:val="34"/>
+  </w:num>
+  <w:num w:numId="38">
     <w:abstractNumId w:val="19"/>
   </w:num>
-  <w:num w:numId="37">
-    <w:abstractNumId w:val="33"/>
-  </w:num>
-  <w:num w:numId="38">
-    <w:abstractNumId w:val="18"/>
-  </w:num>
   <w:num w:numId="39">
-    <w:abstractNumId w:val="10"/>
+    <w:abstractNumId w:val="11"/>
   </w:num>
   <w:num w:numId="40">
-    <w:abstractNumId w:val="28"/>
+    <w:abstractNumId w:val="29"/>
   </w:num>
   <w:num w:numId="41">
     <w:abstractNumId w:val="0"/>
   </w:num>
   <w:num w:numId="42">
     <w:abstractNumId w:val="9"/>
+  </w:num>
+  <w:num w:numId="43">
+    <w:abstractNumId w:val="10"/>
   </w:num>
 </w:numbering>
 </file>
